--- a/docs/dar/Utsav_eClaims_DAR_ECS_vs_EKS.docx
+++ b/docs/dar/Utsav_eClaims_DAR_ECS_vs_EKS.docx
@@ -1,6 +1,6 @@
 
 <file path=word/document.xml><?xml version="1.0" encoding="utf-8"?>
-<w:document xmlns:wpc="http://schemas.microsoft.com/office/word/2010/wordprocessingCanvas" xmlns:cx="http://schemas.microsoft.com/office/drawing/2014/chartex" xmlns:cx1="http://schemas.microsoft.com/office/drawing/2015/9/8/chartex" xmlns:cx2="http://schemas.microsoft.com/office/drawing/2015/10/21/chartex" xmlns:cx3="http://schemas.microsoft.com/office/drawing/2016/5/9/chartex" xmlns:cx4="http://schemas.microsoft.com/office/drawing/2016/5/10/chartex" xmlns:cx5="http://schemas.microsoft.com/office/drawing/2016/5/11/chartex" xmlns:cx6="http://schemas.microsoft.com/office/drawing/2016/5/12/chartex" xmlns:cx7="http://schemas.microsoft.com/office/drawing/2016/5/13/chartex" xmlns:cx8="http://schemas.microsoft.com/office/drawing/2016/5/14/chartex" xmlns:mc="http://schemas.openxmlformats.org/markup-compatibility/2006" xmlns:aink="http://schemas.microsoft.com/office/drawing/2016/ink" xmlns:am3d="http://schemas.microsoft.com/office/drawing/2017/model3d" xmlns:o="urn:schemas-microsoft-com:office:office" xmlns:oel="http://schemas.microsoft.com/office/2019/extlst" xmlns:r="http://schemas.openxmlformats.org/officeDocument/2006/relationships" xmlns:m="http://schemas.openxmlformats.org/officeDocument/2006/math" xmlns:v="urn:schemas-microsoft-com:vml" xmlns:wp14="http://schemas.microsoft.com/office/word/2010/wordprocessingDrawing" xmlns:wp="http://schemas.openxmlformats.org/drawingml/2006/wordprocessingDrawing" xmlns:w10="urn:schemas-microsoft-com:office:word" xmlns:w="http://schemas.openxmlformats.org/wordprocessingml/2006/main" xmlns:w14="http://schemas.microsoft.com/office/word/2010/wordml" xmlns:w15="http://schemas.microsoft.com/office/word/2012/wordml" xmlns:w16cei="http://schemas.microsoft.com/office/word/2026/wordml/cei" xmlns:w16cex="http://schemas.microsoft.com/office/word/2018/wordml/cex" xmlns:w16cid="http://schemas.microsoft.com/office/word/2016/wordml/cid" xmlns:w16="http://schemas.microsoft.com/office/word/2018/wordml" xmlns:w16du="http://schemas.microsoft.com/office/word/2023/wordml/word16du" xmlns:w16sdtdh="http://schemas.microsoft.com/office/word/2020/wordml/sdtdatahash" xmlns:w16sdtfl="http://schemas.microsoft.com/office/word/2024/wordml/sdtformatlock" xmlns:w16se="http://schemas.microsoft.com/office/word/2015/wordml/symex" xmlns:wpg="http://schemas.microsoft.com/office/word/2010/wordprocessingGroup" xmlns:wpi="http://schemas.microsoft.com/office/word/2010/wordprocessingInk" xmlns:wne="http://schemas.microsoft.com/office/word/2006/wordml" xmlns:wps="http://schemas.microsoft.com/office/word/2010/wordprocessingShape" xmlns:a="http://schemas.openxmlformats.org/drawingml/2006/main" mc:Ignorable="w14 w15 w16se w16cid w16 w16cex w16sdtdh w16sdtfl w16du wp14">
+<w:document xmlns:wpc="http://schemas.microsoft.com/office/word/2010/wordprocessingCanvas" xmlns:cx="http://schemas.microsoft.com/office/drawing/2014/chartex" xmlns:cx1="http://schemas.microsoft.com/office/drawing/2015/9/8/chartex" xmlns:cx2="http://schemas.microsoft.com/office/drawing/2015/10/21/chartex" xmlns:cx3="http://schemas.microsoft.com/office/drawing/2016/5/9/chartex" xmlns:cx4="http://schemas.microsoft.com/office/drawing/2016/5/10/chartex" xmlns:cx5="http://schemas.microsoft.com/office/drawing/2016/5/11/chartex" xmlns:cx6="http://schemas.microsoft.com/office/drawing/2016/5/12/chartex" xmlns:cx7="http://schemas.microsoft.com/office/drawing/2016/5/13/chartex" xmlns:cx8="http://schemas.microsoft.com/office/drawing/2016/5/14/chartex" xmlns:mc="http://schemas.openxmlformats.org/markup-compatibility/2006" xmlns:aink="http://schemas.microsoft.com/office/drawing/2016/ink" xmlns:am3d="http://schemas.microsoft.com/office/drawing/2017/model3d" xmlns:o="urn:schemas-microsoft-com:office:office" xmlns:oel="http://schemas.microsoft.com/office/2019/extlst" xmlns:r="http://schemas.openxmlformats.org/officeDocument/2006/relationships" xmlns:m="http://schemas.openxmlformats.org/officeDocument/2006/math" xmlns:v="urn:schemas-microsoft-com:vml" xmlns:wp14="http://schemas.microsoft.com/office/word/2010/wordprocessingDrawing" xmlns:wp="http://schemas.openxmlformats.org/drawingml/2006/wordprocessingDrawing" xmlns:w10="urn:schemas-microsoft-com:office:word" xmlns:w="http://schemas.openxmlformats.org/wordprocessingml/2006/main" xmlns:w14="http://schemas.microsoft.com/office/word/2010/wordml" xmlns:w15="http://schemas.microsoft.com/office/word/2012/wordml" xmlns:w16cex="http://schemas.microsoft.com/office/word/2018/wordml/cex" xmlns:w16cid="http://schemas.microsoft.com/office/word/2016/wordml/cid" xmlns:w16="http://schemas.microsoft.com/office/word/2018/wordml" xmlns:w16du="http://schemas.microsoft.com/office/word/2023/wordml/word16du" xmlns:w16sdtdh="http://schemas.microsoft.com/office/word/2020/wordml/sdtdatahash" xmlns:w16sdtfl="http://schemas.microsoft.com/office/word/2024/wordml/sdtformatlock" xmlns:w16se="http://schemas.microsoft.com/office/word/2015/wordml/symex" xmlns:wpg="http://schemas.microsoft.com/office/word/2010/wordprocessingGroup" xmlns:wpi="http://schemas.microsoft.com/office/word/2010/wordprocessingInk" xmlns:wne="http://schemas.microsoft.com/office/word/2006/wordml" xmlns:wps="http://schemas.microsoft.com/office/word/2010/wordprocessingShape" mc:Ignorable="w14 w15 w16se w16cid w16 w16cex w16sdtdh w16sdtfl w16du wp14">
   <w:body>
     <w:p>
       <w:pPr>
@@ -16,21 +16,14 @@
           <w:dataBinding w:prefixMappings="xmlns:ns0='http://schemas.openxmlformats.org/package/2006/metadata/core-properties' xmlns:ns1='http://purl.org/dc/elements/1.1/'" w:xpath="/ns0:coreProperties[1]/ns1:title[1]" w:storeItemID="{6C3C8BC8-F283-45AE-878A-BAB7291924A1}"/>
           <w:text/>
         </w:sdtPr>
+        <w:sdtEndPr/>
         <w:sdtContent>
           <w:r>
             <w:rPr>
               <w:lang w:val="en-IN"/>
             </w:rPr>
-            <w:t xml:space="preserve">YCompany – eClaims</w:t>
+            <w:t>YCompany – eClaims</w:t>
           </w:r>
-          <w:proofErr w:type="spellStart"/>
-          <w:r>
-            <w:rPr>
-              <w:lang w:val="en-IN"/>
-            </w:rPr>
-            <w:t/>
-          </w:r>
-          <w:proofErr w:type="spellEnd"/>
         </w:sdtContent>
       </w:sdt>
     </w:p>
@@ -88,9 +81,9 @@
                     <wp:wrapNone/>
                     <wp:docPr id="18" name="Rectangle 2"/>
                     <wp:cNvGraphicFramePr>
-                      <a:graphicFrameLocks/>
+                      <a:graphicFrameLocks xmlns:a="http://schemas.openxmlformats.org/drawingml/2006/main"/>
                     </wp:cNvGraphicFramePr>
-                    <a:graphic>
+                    <a:graphic xmlns:a="http://schemas.openxmlformats.org/drawingml/2006/main">
                       <a:graphicData uri="http://schemas.microsoft.com/office/word/2010/wordprocessingShape">
                         <wps:wsp>
                           <wps:cNvSpPr>
@@ -134,7 +127,7 @@
                   </wp:anchor>
                 </w:drawing>
               </mc:Choice>
-              <mc:Fallback>
+              <mc:Fallback xmlns:a="http://schemas.openxmlformats.org/drawingml/2006/main" xmlns:w16cei="http://schemas.microsoft.com/office/word/2026/wordml/cei">
                 <w:pict>
                   <v:rect w14:anchorId="612C2001" id="Rectangle 2" o:spid="_x0000_s1026" style="position:absolute;margin-left:0;margin-top:0;width:640.85pt;height:63.55pt;z-index:251660288;visibility:visible;mso-wrap-style:square;mso-width-percent:1050;mso-height-percent:900;mso-wrap-distance-left:9pt;mso-wrap-distance-top:0;mso-wrap-distance-right:9pt;mso-wrap-distance-bottom:0;mso-position-horizontal:center;mso-position-horizontal-relative:page;mso-position-vertical:bottom;mso-position-vertical-relative:page;mso-width-percent:1050;mso-height-percent:900;mso-width-relative:page;mso-height-relative:top-margin-area;v-text-anchor:top" o:gfxdata="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" o:allowincell="f" fillcolor="#5b9bd5 [3204]" strokecolor="#2f5496 [2408]">
                     <w10:wrap anchorx="page" anchory="page"/>
@@ -167,9 +160,9 @@
                     <wp:wrapNone/>
                     <wp:docPr id="17" name="Rectangle 5"/>
                     <wp:cNvGraphicFramePr>
-                      <a:graphicFrameLocks/>
+                      <a:graphicFrameLocks xmlns:a="http://schemas.openxmlformats.org/drawingml/2006/main"/>
                     </wp:cNvGraphicFramePr>
-                    <a:graphic>
+                    <a:graphic xmlns:a="http://schemas.openxmlformats.org/drawingml/2006/main">
                       <a:graphicData uri="http://schemas.microsoft.com/office/word/2010/wordprocessingShape">
                         <wps:wsp>
                           <wps:cNvSpPr>
@@ -216,7 +209,7 @@
                   </wp:anchor>
                 </w:drawing>
               </mc:Choice>
-              <mc:Fallback>
+              <mc:Fallback xmlns:a="http://schemas.openxmlformats.org/drawingml/2006/main" xmlns:w16cei="http://schemas.microsoft.com/office/word/2026/wordml/cei">
                 <w:pict>
                   <v:rect w14:anchorId="3D2228B1" id="Rectangle 5" o:spid="_x0000_s1026" style="position:absolute;margin-left:0;margin-top:0;width:7.15pt;height:829.85pt;z-index:251663360;visibility:visible;mso-wrap-style:square;mso-width-percent:0;mso-height-percent:1050;mso-wrap-distance-left:9pt;mso-wrap-distance-top:0;mso-wrap-distance-right:9pt;mso-wrap-distance-bottom:0;mso-position-horizontal:center;mso-position-horizontal-relative:left-margin-area;mso-position-vertical:center;mso-position-vertical-relative:page;mso-width-percent:0;mso-height-percent:1050;mso-width-relative:page;mso-height-relative:page;v-text-anchor:top" o:gfxdata="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" o:allowincell="f" fillcolor="white [3212]" strokecolor="#2f5496 [2408]">
                     <w10:wrap anchorx="margin" anchory="page"/>
@@ -249,9 +242,9 @@
                     <wp:wrapNone/>
                     <wp:docPr id="16" name="Rectangle 4"/>
                     <wp:cNvGraphicFramePr>
-                      <a:graphicFrameLocks/>
+                      <a:graphicFrameLocks xmlns:a="http://schemas.openxmlformats.org/drawingml/2006/main"/>
                     </wp:cNvGraphicFramePr>
-                    <a:graphic>
+                    <a:graphic xmlns:a="http://schemas.openxmlformats.org/drawingml/2006/main">
                       <a:graphicData uri="http://schemas.microsoft.com/office/word/2010/wordprocessingShape">
                         <wps:wsp>
                           <wps:cNvSpPr>
@@ -298,7 +291,7 @@
                   </wp:anchor>
                 </w:drawing>
               </mc:Choice>
-              <mc:Fallback>
+              <mc:Fallback xmlns:a="http://schemas.openxmlformats.org/drawingml/2006/main" xmlns:w16cei="http://schemas.microsoft.com/office/word/2026/wordml/cei">
                 <w:pict>
                   <v:rect w14:anchorId="698A9FCE" id="Rectangle 4" o:spid="_x0000_s1026" style="position:absolute;margin-left:0;margin-top:0;width:7.15pt;height:829.85pt;z-index:251662336;visibility:visible;mso-wrap-style:square;mso-width-percent:0;mso-height-percent:1050;mso-wrap-distance-left:9pt;mso-wrap-distance-top:0;mso-wrap-distance-right:9pt;mso-wrap-distance-bottom:0;mso-position-horizontal:center;mso-position-horizontal-relative:right-margin-area;mso-position-vertical:center;mso-position-vertical-relative:page;mso-width-percent:0;mso-height-percent:1050;mso-width-relative:page;mso-height-relative:page;v-text-anchor:top" o:gfxdata="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" o:allowincell="f" fillcolor="white [3212]" strokecolor="#2f5496 [2408]">
                     <w10:wrap anchorx="margin" anchory="page"/>
@@ -331,9 +324,9 @@
                     <wp:wrapNone/>
                     <wp:docPr id="14" name="Rectangle 3"/>
                     <wp:cNvGraphicFramePr>
-                      <a:graphicFrameLocks/>
+                      <a:graphicFrameLocks xmlns:a="http://schemas.openxmlformats.org/drawingml/2006/main"/>
                     </wp:cNvGraphicFramePr>
-                    <a:graphic>
+                    <a:graphic xmlns:a="http://schemas.openxmlformats.org/drawingml/2006/main">
                       <a:graphicData uri="http://schemas.microsoft.com/office/word/2010/wordprocessingShape">
                         <wps:wsp>
                           <wps:cNvSpPr>
@@ -377,7 +370,7 @@
                   </wp:anchor>
                 </w:drawing>
               </mc:Choice>
-              <mc:Fallback>
+              <mc:Fallback xmlns:a="http://schemas.openxmlformats.org/drawingml/2006/main" xmlns:w16cei="http://schemas.microsoft.com/office/word/2026/wordml/cei">
                 <w:pict>
                   <v:rect w14:anchorId="62BDE170" id="Rectangle 3" o:spid="_x0000_s1026" style="position:absolute;margin-left:0;margin-top:0;width:640.85pt;height:63.55pt;z-index:251661312;visibility:visible;mso-wrap-style:square;mso-width-percent:1050;mso-height-percent:900;mso-wrap-distance-left:9pt;mso-wrap-distance-top:0;mso-wrap-distance-right:9pt;mso-wrap-distance-bottom:0;mso-position-horizontal:center;mso-position-horizontal-relative:page;mso-position-vertical:top;mso-position-vertical-relative:top-margin-area;mso-width-percent:1050;mso-height-percent:900;mso-width-relative:page;mso-height-relative:top-margin-area;v-text-anchor:top" o:gfxdata="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" o:allowincell="f" fillcolor="#5b9bd5 [3204]" strokecolor="#2f5496 [2408]">
                     <w10:wrap anchorx="page" anchory="margin"/>
@@ -397,6 +390,7 @@
               <w:dataBinding w:prefixMappings="xmlns:ns0='http://schemas.openxmlformats.org/package/2006/metadata/core-properties' xmlns:ns1='http://purl.org/dc/elements/1.1/'" w:xpath="/ns0:coreProperties[1]/ns1:subject[1]" w:storeItemID="{6C3C8BC8-F283-45AE-878A-BAB7291924A1}"/>
               <w:text/>
             </w:sdtPr>
+            <w:sdtEndPr/>
             <w:sdtContent>
               <w:r>
                 <w:rPr>
@@ -405,14 +399,6 @@
                   <w:lang w:val="en-IN"/>
                 </w:rPr>
                 <w:t>DAR Document – Container Orchestrator (Amazon ECS vs Amazon EKS)</w:t>
-              </w:r>
-              <w:r>
-                <w:rPr>
-                  <w:sz w:val="36"/>
-                  <w:szCs w:val="36"/>
-                  <w:lang w:val="en-IN"/>
-                </w:rPr>
-                <w:t xml:space="preserve"/>
               </w:r>
             </w:sdtContent>
           </w:sdt>
@@ -619,6 +605,7 @@
             <w:dataBinding w:prefixMappings="xmlns:ns0='http://schemas.openxmlformats.org/officeDocument/2006/extended-properties'" w:xpath="/ns0:Properties[1]/ns0:Company[1]" w:storeItemID="{6668398D-A668-4E3E-A5EB-62B293D839F1}"/>
             <w:text/>
           </w:sdtPr>
+          <w:sdtEndPr/>
           <w:sdtContent>
             <w:p>
               <w:pPr>
@@ -646,6 +633,7 @@
             <w:dataBinding w:prefixMappings="xmlns:ns0='http://schemas.openxmlformats.org/package/2006/metadata/core-properties' xmlns:ns1='http://purl.org/dc/elements/1.1/'" w:xpath="/ns0:coreProperties[1]/ns1:creator[1]" w:storeItemID="{6C3C8BC8-F283-45AE-878A-BAB7291924A1}"/>
             <w:text/>
           </w:sdtPr>
+          <w:sdtEndPr/>
           <w:sdtContent>
             <w:p>
               <w:pPr>
@@ -1053,7 +1041,21 @@
               <w:rPr>
                 <w:rFonts w:asciiTheme="majorHAnsi" w:hAnsiTheme="majorHAnsi"/>
               </w:rPr>
-              <w:t>Full revision: requirements traced to the case study; Amazon ECS and Amazon EKS on AWS Fargate priced for US East (N. Virginia); on-premise options; sensitivity analysis; risks with mitigations; point matrix aligned with the Compute DAR, Section 4.5</w:t>
+              <w:t xml:space="preserve">Full revision: requirements traced to the case study; Amazon ECS and Amazon EKS on AWS Fargate priced for US East (N. Virginia); </w:t>
+            </w:r>
+            <w:proofErr w:type="gramStart"/>
+            <w:r>
+              <w:rPr>
+                <w:rFonts w:asciiTheme="majorHAnsi" w:hAnsiTheme="majorHAnsi"/>
+              </w:rPr>
+              <w:t>on-premise</w:t>
+            </w:r>
+            <w:proofErr w:type="gramEnd"/>
+            <w:r>
+              <w:rPr>
+                <w:rFonts w:asciiTheme="majorHAnsi" w:hAnsiTheme="majorHAnsi"/>
+              </w:rPr>
+              <w:t xml:space="preserve"> options; sensitivity analysis; risks with mitigations; point matrix aligned with the Compute DAR, Section 4.5</w:t>
             </w:r>
           </w:p>
         </w:tc>
@@ -2374,7 +2376,7 @@
                 <w:noProof/>
                 <w:webHidden/>
               </w:rPr>
-              <w:t>13</w:t>
+              <w:t>14</w:t>
             </w:r>
             <w:r>
               <w:rPr>
@@ -2562,7 +2564,7 @@
                 <w:noProof/>
                 <w:webHidden/>
               </w:rPr>
-              <w:t>16</w:t>
+              <w:t>17</w:t>
             </w:r>
             <w:r>
               <w:rPr>
@@ -2746,7 +2748,7 @@
                 <w:noProof/>
                 <w:webHidden/>
               </w:rPr>
-              <w:t>19</w:t>
+              <w:t>20</w:t>
             </w:r>
             <w:r>
               <w:rPr>
@@ -3158,11 +3160,12 @@
       <w:pPr>
         <w:pStyle w:val="Heading1"/>
       </w:pPr>
-      <w:bookmarkStart w:id="100" w:name="_Toc300000001"/>
-      <w:r>
+      <w:bookmarkStart w:id="0" w:name="_Toc300000001"/>
+      <w:r>
+        <w:lastRenderedPageBreak/>
         <w:t>Introduction</w:t>
       </w:r>
-      <w:bookmarkEnd w:id="100"/>
+      <w:bookmarkEnd w:id="0"/>
     </w:p>
     <w:p>
       <w:r>
@@ -3171,22 +3174,33 @@
     </w:p>
     <w:p>
       <w:r>
-        <w:t>This DAR narrows a decision that has already been taken. The Compute and Deployment Platform DAR compared serverless functions, serverless containers and Kubernetes, and recommended serverless containers: each eClaims service runs as a long-lived container task on AWS Fargate, with no host fleet to manage. Two AWS services can orchestrate Fargate capacity: Amazon Elastic Container Service (ECS) and Amazon Elastic Kubernetes Service (EKS). The Compute DAR summarises that choice in its Section 4.5. This document gives the full analysis behind it and uses the same point matrix, so that the two documents stay consistent.</w:t>
+        <w:t>This DAR narrows a decision that has already been taken. The Compute and Deployment Platform DAR compared serverless functions, serverless containers and Kubernetes, and recommended serverless containers: each eClaims service runs as a long-lived container task on AWS Fargate, with no host fleet to manage. Two AWS services can orchestrate Fargate capacity: Amazon Elastic Container Service (ECS) and Amazon Elastic Kubernetes Service (EKS). The Compute DAR summarises that choice in its Section 4.5. This docum</w:t>
+      </w:r>
+      <w:r>
+        <w:t>ent gives the full analysis behind it and uses the same point matrix, so that the two documents stay consistent.</w:t>
       </w:r>
     </w:p>
     <w:p>
       <w:pPr>
         <w:pStyle w:val="Heading2"/>
       </w:pPr>
-      <w:bookmarkStart w:id="101" w:name="_Toc300000002"/>
+      <w:bookmarkStart w:id="1" w:name="_Toc300000002"/>
       <w:r>
         <w:t>Objective and scope of the document</w:t>
       </w:r>
-      <w:bookmarkEnd w:id="101"/>
-    </w:p>
-    <w:p>
-      <w:r>
-        <w:t>The objective is to select the orchestrator for eClaims against criteria derived from the requirements. The document also states plainly how the on-premise deployment requirement in the case study is met once that choice is made.</w:t>
+      <w:bookmarkEnd w:id="1"/>
+    </w:p>
+    <w:p>
+      <w:r>
+        <w:t xml:space="preserve">The objective is to select the orchestrator for eClaims against criteria derived from the requirements. The document also states plainly how the </w:t>
+      </w:r>
+      <w:proofErr w:type="gramStart"/>
+      <w:r>
+        <w:t>on-premise</w:t>
+      </w:r>
+      <w:proofErr w:type="gramEnd"/>
+      <w:r>
+        <w:t xml:space="preserve"> deployment requirement in the case study is met once that choice is made.</w:t>
       </w:r>
     </w:p>
     <w:p>
@@ -3268,7 +3282,23 @@
     </w:p>
     <w:p>
       <w:r>
-        <w:t>Phase 1 is delivered on AWS, as Assumptions 1 and 10 in Section 10 of the Solution Approach Document (SAD) record. The case study also requires on-premise deployment (Section 5.2, NFR 2). This document therefore evaluates the on-premise form of each orchestrator and names the path eClaims would take:</w:t>
+        <w:t xml:space="preserve">Phase 1 is delivered on AWS, as Assumptions 1 and 10 in Section 10 of the Solution Approach Document (SAD) record. The case study also requires </w:t>
+      </w:r>
+      <w:proofErr w:type="gramStart"/>
+      <w:r>
+        <w:t>on-premise</w:t>
+      </w:r>
+      <w:proofErr w:type="gramEnd"/>
+      <w:r>
+        <w:t xml:space="preserve"> deployment (Section 5.2, NFR 2). This document therefore evaluates the </w:t>
+      </w:r>
+      <w:proofErr w:type="gramStart"/>
+      <w:r>
+        <w:t>on-premise</w:t>
+      </w:r>
+      <w:proofErr w:type="gramEnd"/>
+      <w:r>
+        <w:t xml:space="preserve"> form of each orchestrator and names the path eClaims would take:</w:t>
       </w:r>
     </w:p>
     <w:p>
@@ -3332,13 +3362,35 @@
           <w:numId w:val="40"/>
         </w:numPr>
       </w:pPr>
-      <w:r>
-        <w:t>on-premise equivalents of the other AWS-managed services, which the SAD's on-premise profile covers (Section 4, Deployment Options).</w:t>
-      </w:r>
-    </w:p>
-    <w:p>
-      <w:r>
-        <w:t>Prices are public list prices accessed on 30 September 2026. They exclude taxes and negotiated discounts, and they are not quotations.</w:t>
+      <w:proofErr w:type="gramStart"/>
+      <w:r>
+        <w:t>on-premise</w:t>
+      </w:r>
+      <w:proofErr w:type="gramEnd"/>
+      <w:r>
+        <w:t xml:space="preserve"> equivalents of the other AWS-managed services, which the SAD's </w:t>
+      </w:r>
+      <w:proofErr w:type="gramStart"/>
+      <w:r>
+        <w:t>on-premise</w:t>
+      </w:r>
+      <w:proofErr w:type="gramEnd"/>
+      <w:r>
+        <w:t xml:space="preserve"> profile covers (Section 4, Deployment Options).</w:t>
+      </w:r>
+    </w:p>
+    <w:p>
+      <w:r>
+        <w:lastRenderedPageBreak/>
+        <w:t xml:space="preserve">Prices are public list prices accessed on 30 September 2026. They exclude taxes and </w:t>
+      </w:r>
+      <w:proofErr w:type="gramStart"/>
+      <w:r>
+        <w:t>negotiated</w:t>
+      </w:r>
+      <w:proofErr w:type="gramEnd"/>
+      <w:r>
+        <w:t xml:space="preserve"> discounts, and they are not quotations.</w:t>
       </w:r>
     </w:p>
     <w:p>
@@ -3350,11 +3402,17 @@
       <w:pPr>
         <w:pStyle w:val="Heading1"/>
       </w:pPr>
-      <w:bookmarkStart w:id="102" w:name="_Toc300000003"/>
-      <w:r>
-        <w:t>Requirements at a Glance</w:t>
-      </w:r>
-      <w:bookmarkEnd w:id="102"/>
+      <w:bookmarkStart w:id="2" w:name="_Toc300000003"/>
+      <w:r>
+        <w:lastRenderedPageBreak/>
+        <w:t xml:space="preserve">Requirements </w:t>
+      </w:r>
+      <w:proofErr w:type="gramStart"/>
+      <w:r>
+        <w:t>at a Glance</w:t>
+      </w:r>
+      <w:bookmarkEnd w:id="2"/>
+      <w:proofErr w:type="gramEnd"/>
     </w:p>
     <w:p>
       <w:r>
@@ -3832,7 +3890,23 @@
               <w:pStyle w:val="NoSpacing"/>
             </w:pPr>
             <w:r>
-              <w:t>The orchestrator must add nothing to the request path. Tasks must start once and serve many requests, and scale-out must be fast enough for a spike. The SAD sets internal p99 targets of 1,000 ms for reads and 2,000 ms for writes (Section 9.2).</w:t>
+              <w:t xml:space="preserve">The orchestrator must add nothing to the request path. Tasks must start once and serve many requests, and scale-out must be fast enough for a spike. The SAD sets internal p99 targets of 1,000 ms for </w:t>
+            </w:r>
+            <w:proofErr w:type="gramStart"/>
+            <w:r>
+              <w:t>reads</w:t>
+            </w:r>
+            <w:proofErr w:type="gramEnd"/>
+            <w:r>
+              <w:t xml:space="preserve"> and 2,000 ms for </w:t>
+            </w:r>
+            <w:proofErr w:type="gramStart"/>
+            <w:r>
+              <w:t>writes</w:t>
+            </w:r>
+            <w:proofErr w:type="gramEnd"/>
+            <w:r>
+              <w:t xml:space="preserve"> (Section 9.2).</w:t>
             </w:r>
           </w:p>
         </w:tc>
@@ -3875,6 +3949,7 @@
               <w:pStyle w:val="NoSpacing"/>
             </w:pPr>
             <w:r>
+              <w:lastRenderedPageBreak/>
               <w:t>4</w:t>
             </w:r>
           </w:p>
@@ -3894,7 +3969,15 @@
               <w:pStyle w:val="NoSpacing"/>
             </w:pPr>
             <w:r>
-              <w:t>Both on-premise and cloud deployment</w:t>
+              <w:t xml:space="preserve">Both </w:t>
+            </w:r>
+            <w:proofErr w:type="gramStart"/>
+            <w:r>
+              <w:t>on-premise</w:t>
+            </w:r>
+            <w:proofErr w:type="gramEnd"/>
+            <w:r>
+              <w:t xml:space="preserve"> and cloud deployment</w:t>
             </w:r>
           </w:p>
         </w:tc>
@@ -3932,7 +4015,23 @@
               <w:pStyle w:val="NoSpacing"/>
             </w:pPr>
             <w:r>
-              <w:t>Phase 1 runs on AWS. An on-premise profile on Kubernetes is designed now and built only if YCompany mandates it (SAD Section 4, Deployment Options; Section 10, Assumption 10). The orchestrator decides how much deployment work that move needs.</w:t>
+              <w:t xml:space="preserve">Phase 1 runs on AWS. An </w:t>
+            </w:r>
+            <w:proofErr w:type="gramStart"/>
+            <w:r>
+              <w:t>on-premise</w:t>
+            </w:r>
+            <w:proofErr w:type="gramEnd"/>
+            <w:r>
+              <w:t xml:space="preserve"> profile on Kubernetes is designed now and built only if YCompany mandates it (SAD Section 4, Deployment Options; Section 10, Assumption 10). The orchestrator decides how much deployment work that </w:t>
+            </w:r>
+            <w:proofErr w:type="gramStart"/>
+            <w:r>
+              <w:t>move</w:t>
+            </w:r>
+            <w:proofErr w:type="gramEnd"/>
+            <w:r>
+              <w:t xml:space="preserve"> needs.</w:t>
             </w:r>
           </w:p>
         </w:tc>
@@ -4032,7 +4131,15 @@
               <w:pStyle w:val="NoSpacing"/>
             </w:pPr>
             <w:r>
-              <w:t>Each service needs its own least-privilege identity, secrets delivered at runtime, and network isolation. Claim, policy and payment data are sensitive.</w:t>
+              <w:t>Each service needs its own least-</w:t>
+            </w:r>
+            <w:proofErr w:type="gramStart"/>
+            <w:r>
+              <w:t>privilege</w:t>
+            </w:r>
+            <w:proofErr w:type="gramEnd"/>
+            <w:r>
+              <w:t xml:space="preserve"> identity, secrets delivered at runtime, and network isolation. Claim, policy and payment data are sensitive.</w:t>
             </w:r>
           </w:p>
         </w:tc>
@@ -4232,7 +4339,15 @@
               <w:pStyle w:val="NoSpacing"/>
             </w:pPr>
             <w:r>
-              <w:t>Twelve independently releasable services, with their queue consumers and scheduled jobs, must run under one service model with blue-green release (SAD Section 4, CI/CD Pipeline).</w:t>
+              <w:t xml:space="preserve">Twelve independently releasable services, with their </w:t>
+            </w:r>
+            <w:proofErr w:type="gramStart"/>
+            <w:r>
+              <w:t>queue</w:t>
+            </w:r>
+            <w:proofErr w:type="gramEnd"/>
+            <w:r>
+              <w:t xml:space="preserve"> consumers and scheduled jobs, must run under one service model with blue-green release (SAD Section 4, CI/CD Pipeline).</w:t>
             </w:r>
           </w:p>
         </w:tc>
@@ -4275,6 +4390,7 @@
               <w:pStyle w:val="NoSpacing"/>
             </w:pPr>
             <w:r>
+              <w:lastRenderedPageBreak/>
               <w:t>8</w:t>
             </w:r>
           </w:p>
@@ -4332,7 +4448,15 @@
               <w:pStyle w:val="NoSpacing"/>
             </w:pPr>
             <w:r>
-              <w:t>Fargate bills both options identically. What separates them is the orchestrator fee and the effort to keep the platform current.</w:t>
+              <w:t xml:space="preserve">Fargate </w:t>
+            </w:r>
+            <w:proofErr w:type="gramStart"/>
+            <w:r>
+              <w:t>bills both options</w:t>
+            </w:r>
+            <w:proofErr w:type="gramEnd"/>
+            <w:r>
+              <w:t xml:space="preserve"> identically. What separates them is the orchestrator fee and the effort to keep the platform current.</w:t>
             </w:r>
           </w:p>
         </w:tc>
@@ -4418,11 +4542,12 @@
       <w:pPr>
         <w:pStyle w:val="Heading1"/>
       </w:pPr>
-      <w:bookmarkStart w:id="103" w:name="_Toc300000004"/>
-      <w:r>
+      <w:bookmarkStart w:id="3" w:name="_Toc300000004"/>
+      <w:r>
+        <w:lastRenderedPageBreak/>
         <w:t>Available tools</w:t>
       </w:r>
-      <w:bookmarkEnd w:id="103"/>
+      <w:bookmarkEnd w:id="3"/>
     </w:p>
     <w:p>
       <w:r>
@@ -4737,7 +4862,15 @@
         </w:numPr>
       </w:pPr>
       <w:r>
-        <w:t>Red Hat OpenShift Service on AWS — a managed Kubernetes distribution that adds OpenShift service fees to the EC2 capacity beneath it. EKS represents it in this comparison, and OpenShift remains a candidate for the on-premise profile.</w:t>
+        <w:t xml:space="preserve">Red Hat OpenShift Service on AWS — a managed Kubernetes distribution that adds OpenShift service fees to the EC2 capacity beneath it. EKS represents it in this comparison, and OpenShift remains a candidate for the </w:t>
+      </w:r>
+      <w:proofErr w:type="gramStart"/>
+      <w:r>
+        <w:t>on-premise</w:t>
+      </w:r>
+      <w:proofErr w:type="gramEnd"/>
+      <w:r>
+        <w:t xml:space="preserve"> profile.</w:t>
       </w:r>
     </w:p>
     <w:p>
@@ -4756,11 +4889,11 @@
       <w:pPr>
         <w:pStyle w:val="Heading2"/>
       </w:pPr>
-      <w:bookmarkStart w:id="104" w:name="_Toc300000005"/>
+      <w:bookmarkStart w:id="4" w:name="_Toc300000005"/>
       <w:r>
         <w:t>Amazon ECS on AWS Fargate</w:t>
       </w:r>
-      <w:bookmarkEnd w:id="104"/>
+      <w:bookmarkEnd w:id="4"/>
     </w:p>
     <w:p>
       <w:r>
@@ -4798,7 +4931,15 @@
     </w:p>
     <w:p>
       <w:r>
-        <w:t>On Fargate capacity, each task runs in its own AWS-managed isolation boundary with its own network interface. No instance, node group or operating system falls within the team's scope. This is the combination the SAD specifies (Section 4, Layer 3 and Deployment Topology; Section 8). Each eClaims service is an ECS service of Fargate tasks that is:</w:t>
+        <w:t xml:space="preserve">On Fargate capacity, each task runs in its own AWS-managed isolation boundary with its own network interface. No instance, node group or operating system falls within the team's scope. This is the </w:t>
+      </w:r>
+      <w:proofErr w:type="gramStart"/>
+      <w:r>
+        <w:t>combination</w:t>
+      </w:r>
+      <w:proofErr w:type="gramEnd"/>
+      <w:r>
+        <w:t xml:space="preserve"> the SAD specifies (Section 4, Layer 3 and Deployment Topology; Section 8). Each eClaims service is an ECS service of Fargate tasks that is:</w:t>
       </w:r>
     </w:p>
     <w:p>
@@ -4846,18 +4987,26 @@
         </w:numPr>
       </w:pPr>
       <w:r>
-        <w:t>released blue-green through CodeDeploy.</w:t>
+        <w:t xml:space="preserve">released </w:t>
+      </w:r>
+      <w:proofErr w:type="gramStart"/>
+      <w:r>
+        <w:t>blue-green</w:t>
+      </w:r>
+      <w:proofErr w:type="gramEnd"/>
+      <w:r>
+        <w:t xml:space="preserve"> through CodeDeploy.</w:t>
       </w:r>
     </w:p>
     <w:p>
       <w:pPr>
         <w:pStyle w:val="Heading3"/>
       </w:pPr>
-      <w:bookmarkStart w:id="105" w:name="_Toc300000006"/>
+      <w:bookmarkStart w:id="5" w:name="_Toc300000006"/>
       <w:r>
         <w:t>Features</w:t>
       </w:r>
-      <w:bookmarkEnd w:id="105"/>
+      <w:bookmarkEnd w:id="5"/>
     </w:p>
     <w:p>
       <w:pPr>
@@ -4868,7 +5017,11 @@
         </w:numPr>
       </w:pPr>
       <w:r>
-        <w:t>Self-healing service scheduler — keeps the desired count across Availability Zones and replaces any task that fails its container or load-balancer health check. The deployment circuit breaker rolls back a failed release automatically. This is the mechanism behind the requirement that the system restart itself 24×7. The proof-of-concept services already expose the /health endpoint that such a check calls.</w:t>
+        <w:t xml:space="preserve">Self-healing service scheduler — keeps the desired count across Availability Zones and replaces any task that fails its container or load-balancer health check. The deployment circuit </w:t>
+      </w:r>
+      <w:r>
+        <w:lastRenderedPageBreak/>
+        <w:t>breaker rolls back a failed release automatically. This is the mechanism behind the requirement that the system restart itself 24×7. The proof-of-concept services already expose the /health endpoint that such a check calls.</w:t>
       </w:r>
     </w:p>
     <w:p>
@@ -4880,7 +5033,15 @@
         </w:numPr>
       </w:pPr>
       <w:r>
-        <w:t>Service Auto Scaling — target tracking on CPU, memory or ALB requests per target, plus step and scheduled scaling, for each service independently. The SAD's policy maps onto it directly: CPU at 60% or requests per target, with scheduled pre-scaling before known peaks. A service can run up to 5,000 tasks, well above the eClaims ceiling of 100.</w:t>
+        <w:t xml:space="preserve">Service Auto Scaling — target tracking on CPU, memory or ALB requests per target, plus step and scheduled scaling, for each service independently. </w:t>
+      </w:r>
+      <w:proofErr w:type="gramStart"/>
+      <w:r>
+        <w:t>The SAD's</w:t>
+      </w:r>
+      <w:proofErr w:type="gramEnd"/>
+      <w:r>
+        <w:t xml:space="preserve"> policy maps onto it directly: CPU at 60% or requests per target, with scheduled pre-scaling before known peaks. A service can run up to 5,000 tasks, well above the eClaims ceiling of 100.</w:t>
       </w:r>
     </w:p>
     <w:p>
@@ -4892,7 +5053,23 @@
         </w:numPr>
       </w:pPr>
       <w:r>
-        <w:t>Blue-green, linear and canary release — built into ECS since 2025 (blue-green in July; linear and canary in October). They are also available through CodeDeploy with weighted ALB target groups, as the SAD's pipeline specifies. Both routes roll back automatically on a CloudWatch alarm.</w:t>
+        <w:t>Blue-green, linear and canary release — built into ECS since 2025 (</w:t>
+      </w:r>
+      <w:proofErr w:type="gramStart"/>
+      <w:r>
+        <w:t>blue-green</w:t>
+      </w:r>
+      <w:proofErr w:type="gramEnd"/>
+      <w:r>
+        <w:t xml:space="preserve"> in July; linear and canary in October). They are also available through CodeDeploy with weighted ALB target groups, as </w:t>
+      </w:r>
+      <w:proofErr w:type="gramStart"/>
+      <w:r>
+        <w:t>the SAD's</w:t>
+      </w:r>
+      <w:proofErr w:type="gramEnd"/>
+      <w:r>
+        <w:t xml:space="preserve"> pipeline specifies. Both routes roll back automatically on a CloudWatch alarm.</w:t>
       </w:r>
     </w:p>
     <w:p>
@@ -4988,7 +5165,31 @@
         </w:numPr>
       </w:pPr>
       <w:r>
-        <w:t>Platform maintenance owned by AWS — AWS patches the Fargate platform and retires old platform revisions. The service scheduler replaces the affected tasks, starting each new task before it stops the old one. Notice arrives through AWS Health, with a seven-day wait by default or fourteen days on request. EC2 event windows can restrict replacements to off-peak hours.</w:t>
+        <w:t xml:space="preserve">Platform </w:t>
+      </w:r>
+      <w:proofErr w:type="gramStart"/>
+      <w:r>
+        <w:t>maintenance</w:t>
+      </w:r>
+      <w:proofErr w:type="gramEnd"/>
+      <w:r>
+        <w:t xml:space="preserve"> owned by AWS — </w:t>
+      </w:r>
+      <w:proofErr w:type="gramStart"/>
+      <w:r>
+        <w:t>AWS</w:t>
+      </w:r>
+      <w:proofErr w:type="gramEnd"/>
+      <w:r>
+        <w:t xml:space="preserve"> patches the Fargate platform and </w:t>
+      </w:r>
+      <w:proofErr w:type="gramStart"/>
+      <w:r>
+        <w:t>retires</w:t>
+      </w:r>
+      <w:proofErr w:type="gramEnd"/>
+      <w:r>
+        <w:t xml:space="preserve"> old platform revisions. The service scheduler replaces the affected tasks, starting each new task before it stops the old one. Notice arrives through AWS Health, with a seven-day wait by default or fourteen days on request. EC2 event windows can restrict replacements to off-peak hours.</w:t>
       </w:r>
     </w:p>
     <w:p>
@@ -4999,8 +5200,21 @@
           <w:numId w:val="40"/>
         </w:numPr>
       </w:pPr>
-      <w:r>
-        <w:t>On-premise form: ECS Anywhere — registers on-premise servers or virtual machines as external instances of an ECS cluster whose control plane stays in an AWS Region.</w:t>
+      <w:proofErr w:type="gramStart"/>
+      <w:r>
+        <w:t>On-premise</w:t>
+      </w:r>
+      <w:proofErr w:type="gramEnd"/>
+      <w:r>
+        <w:t xml:space="preserve"> form: ECS Anywhere — registers </w:t>
+      </w:r>
+      <w:proofErr w:type="gramStart"/>
+      <w:r>
+        <w:t>on-premise</w:t>
+      </w:r>
+      <w:proofErr w:type="gramEnd"/>
+      <w:r>
+        <w:t xml:space="preserve"> servers or virtual machines as external instances of an ECS cluster whose control plane stays in an AWS Region.</w:t>
       </w:r>
     </w:p>
     <w:p>
@@ -5072,7 +5286,15 @@
         </w:numPr>
       </w:pPr>
       <w:r>
-        <w:t>There are no GPUs and no privileged containers; eClaims needs neither.</w:t>
+        <w:t xml:space="preserve">There are no GPUs and no privileged containers; eClaims </w:t>
+      </w:r>
+      <w:proofErr w:type="gramStart"/>
+      <w:r>
+        <w:t>needs</w:t>
+      </w:r>
+      <w:proofErr w:type="gramEnd"/>
+      <w:r>
+        <w:t xml:space="preserve"> neither.</w:t>
       </w:r>
     </w:p>
     <w:p>
@@ -5091,11 +5313,12 @@
       <w:pPr>
         <w:pStyle w:val="Heading3"/>
       </w:pPr>
-      <w:bookmarkStart w:id="106" w:name="_Toc300000007"/>
-      <w:r>
+      <w:bookmarkStart w:id="6" w:name="_Toc300000007"/>
+      <w:r>
+        <w:lastRenderedPageBreak/>
         <w:t>Pricing</w:t>
       </w:r>
-      <w:bookmarkEnd w:id="106"/>
+      <w:bookmarkEnd w:id="6"/>
     </w:p>
     <w:p>
       <w:r>
@@ -5654,7 +5877,15 @@
               <w:pStyle w:val="NoSpacing"/>
             </w:pPr>
             <w:r>
-              <w:t>ECS Anywhere (on-premise)</w:t>
+              <w:t>ECS Anywhere (</w:t>
+            </w:r>
+            <w:proofErr w:type="gramStart"/>
+            <w:r>
+              <w:t>on-premise</w:t>
+            </w:r>
+            <w:proofErr w:type="gramEnd"/>
+            <w:r>
+              <w:t>)</w:t>
             </w:r>
           </w:p>
         </w:tc>
@@ -5691,8 +5922,21 @@
             <w:pPr>
               <w:pStyle w:val="NoSpacing"/>
             </w:pPr>
-            <w:r>
-              <w:t>Plus the customer's own servers. This is not the eClaims on-premise path (Section 5)</w:t>
+            <w:proofErr w:type="gramStart"/>
+            <w:r>
+              <w:t>Plus</w:t>
+            </w:r>
+            <w:proofErr w:type="gramEnd"/>
+            <w:r>
+              <w:t xml:space="preserve"> the customer's own servers. This is not the eClaims </w:t>
+            </w:r>
+            <w:proofErr w:type="gramStart"/>
+            <w:r>
+              <w:t>on-premise</w:t>
+            </w:r>
+            <w:proofErr w:type="gramEnd"/>
+            <w:r>
+              <w:t xml:space="preserve"> path (Section 5)</w:t>
             </w:r>
           </w:p>
         </w:tc>
@@ -5708,20 +5952,36 @@
       <w:pPr>
         <w:pStyle w:val="Heading2"/>
       </w:pPr>
-      <w:bookmarkStart w:id="107" w:name="_Toc300000008"/>
+      <w:bookmarkStart w:id="7" w:name="_Toc300000008"/>
       <w:r>
         <w:t>Amazon EKS (on AWS Fargate or Managed Node Groups)</w:t>
       </w:r>
-      <w:bookmarkEnd w:id="107"/>
-    </w:p>
-    <w:p>
-      <w:r>
-        <w:t>Amazon EKS is AWS's managed Kubernetes service. AWS runs the Kubernetes control plane — the API servers and the etcd store — across Availability Zones. The team declares workloads as Kubernetes objects: Deployments, Services, Ingresses and HorizontalPodAutoscalers. EKS is certified Kubernetes-conformant, so manifests and Helm charts written for it run on any conformant distribution, in AWS or on-premise.</w:t>
-      </w:r>
-    </w:p>
-    <w:p>
-      <w:r>
-        <w:t>EKS can supply compute in several ways:</w:t>
+      <w:bookmarkEnd w:id="7"/>
+    </w:p>
+    <w:p>
+      <w:r>
+        <w:t xml:space="preserve">Amazon EKS is AWS's managed Kubernetes service. AWS runs the Kubernetes control plane — the API servers and the etcd store — across Availability Zones. The team declares workloads as Kubernetes objects: Deployments, Services, Ingresses and HorizontalPodAutoscalers. EKS is certified Kubernetes-conformant, so manifests and Helm charts written for it run on any conformant distribution, in AWS or </w:t>
+      </w:r>
+      <w:proofErr w:type="gramStart"/>
+      <w:r>
+        <w:t>on-premise</w:t>
+      </w:r>
+      <w:proofErr w:type="gramEnd"/>
+      <w:r>
+        <w:t>.</w:t>
+      </w:r>
+    </w:p>
+    <w:p>
+      <w:r>
+        <w:t xml:space="preserve">EKS can supply </w:t>
+      </w:r>
+      <w:proofErr w:type="gramStart"/>
+      <w:r>
+        <w:t>compute</w:t>
+      </w:r>
+      <w:proofErr w:type="gramEnd"/>
+      <w:r>
+        <w:t xml:space="preserve"> in several ways:</w:t>
       </w:r>
     </w:p>
     <w:p>
@@ -5762,6 +6022,7 @@
     </w:p>
     <w:p>
       <w:r>
+        <w:lastRenderedPageBreak/>
         <w:t>Several Kubernetes features — DaemonSets, EBS volumes, Spot capacity and Arm processors — are available only on nodes, so EKS estates commonly combine Fargate with node groups.</w:t>
       </w:r>
     </w:p>
@@ -5810,11 +6071,11 @@
       <w:pPr>
         <w:pStyle w:val="Heading3"/>
       </w:pPr>
-      <w:bookmarkStart w:id="108" w:name="_Toc300000009"/>
+      <w:bookmarkStart w:id="8" w:name="_Toc300000009"/>
       <w:r>
         <w:t>Features</w:t>
       </w:r>
-      <w:bookmarkEnd w:id="108"/>
+      <w:bookmarkEnd w:id="8"/>
     </w:p>
     <w:p>
       <w:pPr>
@@ -5861,7 +6122,15 @@
         </w:numPr>
       </w:pPr>
       <w:r>
-        <w:t>Load balancing through the AWS Load Balancer Controller — provisions ALBs and Network Load Balancers from Ingress and Service objects. On Fargate, targets must be pod IP addresses.</w:t>
+        <w:t xml:space="preserve">Load balancing through the AWS Load Balancer Controller — provisions ALBs and Network Load Balancers from Ingress and Service objects. On Fargate, targets must be </w:t>
+      </w:r>
+      <w:proofErr w:type="gramStart"/>
+      <w:r>
+        <w:t>pod</w:t>
+      </w:r>
+      <w:proofErr w:type="gramEnd"/>
+      <w:r>
+        <w:t xml:space="preserve"> IP addresses.</w:t>
       </w:r>
     </w:p>
     <w:p>
@@ -5909,7 +6178,15 @@
         </w:numPr>
       </w:pPr>
       <w:r>
-        <w:t>EKS access entries map IAM principals to Kubernetes role-based access control (RBAC).</w:t>
+        <w:t xml:space="preserve">EKS access entries map IAM </w:t>
+      </w:r>
+      <w:proofErr w:type="gramStart"/>
+      <w:r>
+        <w:t>principals</w:t>
+      </w:r>
+      <w:proofErr w:type="gramEnd"/>
+      <w:r>
+        <w:t xml:space="preserve"> to Kubernetes role-based access control (RBAC).</w:t>
       </w:r>
     </w:p>
     <w:p>
@@ -5968,8 +6245,13 @@
           <w:numId w:val="40"/>
         </w:numPr>
       </w:pPr>
-      <w:r>
-        <w:t>On-premise forms:</w:t>
+      <w:proofErr w:type="gramStart"/>
+      <w:r>
+        <w:t>On-premise</w:t>
+      </w:r>
+      <w:proofErr w:type="gramEnd"/>
+      <w:r>
+        <w:t xml:space="preserve"> forms:</w:t>
       </w:r>
     </w:p>
     <w:p>
@@ -5993,7 +6275,15 @@
         </w:numPr>
       </w:pPr>
       <w:r>
-        <w:t>EKS Hybrid Nodes — on-premise servers join an EKS cluster whose control plane stays in AWS. This needs a reliable private connection (Site-to-Site VPN or Direct Connect) and does not suit disconnected sites.</w:t>
+        <w:t xml:space="preserve">EKS Hybrid Nodes — </w:t>
+      </w:r>
+      <w:proofErr w:type="gramStart"/>
+      <w:r>
+        <w:t>on-premise</w:t>
+      </w:r>
+      <w:proofErr w:type="gramEnd"/>
+      <w:r>
+        <w:t xml:space="preserve"> servers join an EKS cluster whose control plane stays in AWS. This needs a reliable private connection (Site-to-Site VPN or Direct Connect) and does not suit disconnected sites.</w:t>
       </w:r>
     </w:p>
     <w:p>
@@ -6005,7 +6295,16 @@
         </w:numPr>
       </w:pPr>
       <w:r>
-        <w:t>Any distribution certified as conformant by the Cloud Native Computing Foundation (CNCF), such as Red Hat OpenShift. The SAD's on-premise profile names OpenShift alongside EKS Anywhere.</w:t>
+        <w:lastRenderedPageBreak/>
+        <w:t xml:space="preserve">Any distribution certified as conformant by the Cloud Native Computing Foundation (CNCF), such as Red Hat OpenShift. The SAD's </w:t>
+      </w:r>
+      <w:proofErr w:type="gramStart"/>
+      <w:r>
+        <w:t>on-premise</w:t>
+      </w:r>
+      <w:proofErr w:type="gramEnd"/>
+      <w:r>
+        <w:t xml:space="preserve"> profile names OpenShift alongside EKS Anywhere.</w:t>
       </w:r>
     </w:p>
     <w:p>
@@ -6072,11 +6371,11 @@
       <w:pPr>
         <w:pStyle w:val="Heading3"/>
       </w:pPr>
-      <w:bookmarkStart w:id="109" w:name="_Toc300000010"/>
+      <w:bookmarkStart w:id="9" w:name="_Toc300000010"/>
       <w:r>
         <w:t>Pricing</w:t>
       </w:r>
-      <w:bookmarkEnd w:id="109"/>
+      <w:bookmarkEnd w:id="9"/>
     </w:p>
     <w:p>
       <w:r>
@@ -6420,7 +6719,15 @@
               <w:pStyle w:val="NoSpacing"/>
             </w:pPr>
             <w:r>
-              <w:t>Whole nodes are paid for, whether or not pods use the capacity</w:t>
+              <w:t xml:space="preserve">Whole nodes are paid for, </w:t>
+            </w:r>
+            <w:proofErr w:type="gramStart"/>
+            <w:r>
+              <w:t>whether or not</w:t>
+            </w:r>
+            <w:proofErr w:type="gramEnd"/>
+            <w:r>
+              <w:t xml:space="preserve"> pods use the capacity</w:t>
             </w:r>
           </w:p>
         </w:tc>
@@ -6506,7 +6813,15 @@
               <w:pStyle w:val="NoSpacing"/>
             </w:pPr>
             <w:r>
-              <w:t>EKS Hybrid Nodes (on-premise nodes)</w:t>
+              <w:t>EKS Hybrid Nodes (</w:t>
+            </w:r>
+            <w:proofErr w:type="gramStart"/>
+            <w:r>
+              <w:t>on-premise</w:t>
+            </w:r>
+            <w:proofErr w:type="gramEnd"/>
+            <w:r>
+              <w:t xml:space="preserve"> nodes)</w:t>
             </w:r>
           </w:p>
         </w:tc>
@@ -6525,7 +6840,15 @@
               <w:pStyle w:val="NoSpacing"/>
             </w:pPr>
             <w:r>
-              <w:t>USD 0.020 per vCPU-hour for the first 576,000 vCPU-hours, falling in tiers to USD 0.006; plus the cluster fee</w:t>
+              <w:t xml:space="preserve">USD 0.020 per vCPU-hour for the first 576,000 vCPU-hours, falling in tiers to USD 0.006; </w:t>
+            </w:r>
+            <w:proofErr w:type="gramStart"/>
+            <w:r>
+              <w:t>plus</w:t>
+            </w:r>
+            <w:proofErr w:type="gramEnd"/>
+            <w:r>
+              <w:t xml:space="preserve"> the cluster fee</w:t>
             </w:r>
           </w:p>
         </w:tc>
@@ -6543,8 +6866,13 @@
             <w:pPr>
               <w:pStyle w:val="NoSpacing"/>
             </w:pPr>
-            <w:r>
-              <w:t>Plus the customer's own servers and the VPN or Direct Connect link</w:t>
+            <w:proofErr w:type="gramStart"/>
+            <w:r>
+              <w:t>Plus</w:t>
+            </w:r>
+            <w:proofErr w:type="gramEnd"/>
+            <w:r>
+              <w:t xml:space="preserve"> the customer's own servers and the VPN or Direct Connect link</w:t>
             </w:r>
           </w:p>
         </w:tc>
@@ -6568,7 +6896,15 @@
               <w:pStyle w:val="NoSpacing"/>
             </w:pPr>
             <w:r>
-              <w:t>EKS Anywhere (on-premise clusters)</w:t>
+              <w:t>EKS Anywhere (</w:t>
+            </w:r>
+            <w:proofErr w:type="gramStart"/>
+            <w:r>
+              <w:t>on-premise</w:t>
+            </w:r>
+            <w:proofErr w:type="gramEnd"/>
+            <w:r>
+              <w:t xml:space="preserve"> clusters)</w:t>
             </w:r>
           </w:p>
         </w:tc>
@@ -6613,15 +6949,18 @@
       </w:tr>
     </w:tbl>
     <w:p/>
+    <w:p/>
+    <w:p/>
     <w:p>
       <w:pPr>
         <w:pStyle w:val="Heading1"/>
       </w:pPr>
-      <w:bookmarkStart w:id="110" w:name="_Toc300000011"/>
-      <w:r>
+      <w:bookmarkStart w:id="10" w:name="_Toc300000011"/>
+      <w:r>
+        <w:lastRenderedPageBreak/>
         <w:t>Comparison Analysis</w:t>
       </w:r>
-      <w:bookmarkEnd w:id="110"/>
+      <w:bookmarkEnd w:id="10"/>
     </w:p>
     <w:p>
       <w:r>
@@ -6668,11 +7007,11 @@
       <w:pPr>
         <w:pStyle w:val="Heading2"/>
       </w:pPr>
-      <w:bookmarkStart w:id="111" w:name="_Toc300000012"/>
+      <w:bookmarkStart w:id="11" w:name="_Toc300000012"/>
       <w:r>
         <w:t>Point Matrix</w:t>
       </w:r>
-      <w:bookmarkEnd w:id="111"/>
+      <w:bookmarkEnd w:id="11"/>
     </w:p>
     <w:p>
       <w:r>
@@ -6895,7 +7234,15 @@
               <w:pStyle w:val="NoSpacing"/>
             </w:pPr>
             <w:r>
-              <w:t>Run cost that differs between the options: orchestrator fees across the three environments, exposure to extended-support fees, and access to discounted capacity (Fargate Spot, Graviton). Engineering effort is priced in Section 4.2 but scored under Maintainability and Complexity, so it is not counted twice.</w:t>
+              <w:t xml:space="preserve">Run </w:t>
+            </w:r>
+            <w:proofErr w:type="gramStart"/>
+            <w:r>
+              <w:t>cost that</w:t>
+            </w:r>
+            <w:proofErr w:type="gramEnd"/>
+            <w:r>
+              <w:t xml:space="preserve"> differs between the options: orchestrator fees across the three environments, exposure to extended-support fees, and access to discounted capacity (Fargate Spot, Graviton). Engineering effort is priced in Section 4.2 but scored under Maintainability and Complexity, so it is not counted twice.</w:t>
             </w:r>
           </w:p>
         </w:tc>
@@ -6914,7 +7261,23 @@
               <w:pStyle w:val="NoSpacing"/>
             </w:pPr>
             <w:r>
-              <w:t>Lower operating cost is an eClaims business outcome (SAD Section 1). Compute is billed identically, so these items are the whole of the difference on the invoice.</w:t>
+              <w:t xml:space="preserve">Lower operating cost is an eClaims business outcome (SAD Section 1). </w:t>
+            </w:r>
+            <w:proofErr w:type="gramStart"/>
+            <w:r>
+              <w:t>Compute is</w:t>
+            </w:r>
+            <w:proofErr w:type="gramEnd"/>
+            <w:r>
+              <w:t xml:space="preserve"> billed identically, so these items are the </w:t>
+            </w:r>
+            <w:proofErr w:type="gramStart"/>
+            <w:r>
+              <w:t>whole of the</w:t>
+            </w:r>
+            <w:proofErr w:type="gramEnd"/>
+            <w:r>
+              <w:t xml:space="preserve"> difference on the invoice.</w:t>
             </w:r>
           </w:p>
         </w:tc>
@@ -6995,7 +7358,15 @@
               <w:pStyle w:val="NoSpacing"/>
             </w:pPr>
             <w:r>
-              <w:t>NFR 4 requires maintainability and upgradeability. A shortfall degrades operation and adds cost, but does not fail a requirement outright.</w:t>
+              <w:t xml:space="preserve">NFR 4 requires maintainability and upgradeability. A shortfall degrades operation and adds </w:t>
+            </w:r>
+            <w:proofErr w:type="gramStart"/>
+            <w:r>
+              <w:t>cost, but</w:t>
+            </w:r>
+            <w:proofErr w:type="gramEnd"/>
+            <w:r>
+              <w:t xml:space="preserve"> does not fail a requirement outright.</w:t>
             </w:r>
           </w:p>
         </w:tc>
@@ -7100,6 +7471,7 @@
               <w:pStyle w:val="NoSpacing"/>
             </w:pPr>
             <w:r>
+              <w:lastRenderedPageBreak/>
               <w:t>Security</w:t>
             </w:r>
           </w:p>
@@ -7157,7 +7529,15 @@
               <w:pStyle w:val="NoSpacing"/>
             </w:pPr>
             <w:r>
-              <w:t>FR 2, FR 5 and NFR 5 apply, and both options can meet them. The attribute measures effort and attack surface, not compliance.</w:t>
+              <w:t xml:space="preserve">FR 2, FR 5 and NFR 5 apply, and both options can meet them. </w:t>
+            </w:r>
+            <w:proofErr w:type="gramStart"/>
+            <w:r>
+              <w:t>The</w:t>
+            </w:r>
+            <w:proofErr w:type="gramEnd"/>
+            <w:r>
+              <w:t xml:space="preserve"> attribute measures effort and attack surface, not compliance.</w:t>
             </w:r>
           </w:p>
         </w:tc>
@@ -7219,7 +7599,15 @@
               <w:pStyle w:val="NoSpacing"/>
             </w:pPr>
             <w:r>
-              <w:t>How far the deployment definitions, not only the images, move to on-premise or to another cloud without rework</w:t>
+              <w:t xml:space="preserve">How far the deployment definitions, not only the images, move to </w:t>
+            </w:r>
+            <w:proofErr w:type="gramStart"/>
+            <w:r>
+              <w:t>on-premise</w:t>
+            </w:r>
+            <w:proofErr w:type="gramEnd"/>
+            <w:r>
+              <w:t xml:space="preserve"> or to another cloud without rework</w:t>
             </w:r>
           </w:p>
         </w:tc>
@@ -7238,7 +7626,15 @@
               <w:pStyle w:val="NoSpacing"/>
             </w:pPr>
             <w:r>
-              <w:t>NFR 2 plainly requires both on-premise and cloud deployment, so the attribute carries the top weight.</w:t>
+              <w:t xml:space="preserve">NFR 2 plainly requires both </w:t>
+            </w:r>
+            <w:proofErr w:type="gramStart"/>
+            <w:r>
+              <w:t>on-premise</w:t>
+            </w:r>
+            <w:proofErr w:type="gramEnd"/>
+            <w:r>
+              <w:t xml:space="preserve"> and cloud deployment, so the attribute carries the top weight.</w:t>
             </w:r>
           </w:p>
         </w:tc>
@@ -7484,7 +7880,15 @@
     <w:p/>
     <w:p>
       <w:r>
-        <w:t>Scoring legend: 5 = excellent, 4 = strong, 3 = adequate, 2 = limited, 1 = minimal. Scores measure fit to the eClaims requirement, not absolute product quality. For Complexity, 5 denotes the simplest option.</w:t>
+        <w:t xml:space="preserve">Scoring legend: 5 = excellent, 4 = strong, 3 = adequate, 2 = limited, 1 = minimal. Scores measure </w:t>
+      </w:r>
+      <w:proofErr w:type="gramStart"/>
+      <w:r>
+        <w:t>fit to</w:t>
+      </w:r>
+      <w:proofErr w:type="gramEnd"/>
+      <w:r>
+        <w:t xml:space="preserve"> the eClaims requirement, not absolute product quality. For Complexity, 5 denotes the simplest option.</w:t>
       </w:r>
     </w:p>
     <w:tbl>
@@ -7577,13 +7981,7 @@
               <w:rPr>
                 <w:b/>
               </w:rPr>
-              <w:t>Amazon ECS</w:t>
-            </w:r>
-            <w:r>
-              <w:rPr>
-                <w:b/>
-              </w:rPr>
-              <w:t xml:space="preserve"> </w:t>
+              <w:t xml:space="preserve">Amazon ECS </w:t>
             </w:r>
             <w:r>
               <w:rPr>
@@ -8348,6 +8746,7 @@
               <w:rPr>
                 <w:b/>
               </w:rPr>
+              <w:lastRenderedPageBreak/>
               <w:t>Attribute</w:t>
             </w:r>
           </w:p>
@@ -8499,7 +8898,15 @@
               <w:pStyle w:val="NoSpacing"/>
             </w:pPr>
             <w:r>
-              <w:t>5 — no control-plane version; AWS patches Fargate and the scheduler replaces retired tasks; nothing for the team to upgrade</w:t>
+              <w:t xml:space="preserve">5 — no control-plane version; AWS patches Fargate and the scheduler </w:t>
+            </w:r>
+            <w:proofErr w:type="gramStart"/>
+            <w:r>
+              <w:t>replaces</w:t>
+            </w:r>
+            <w:proofErr w:type="gramEnd"/>
+            <w:r>
+              <w:t xml:space="preserve"> retired tasks; nothing for the team to upgrade</w:t>
             </w:r>
           </w:p>
         </w:tc>
@@ -8704,8 +9111,13 @@
               <w:pStyle w:val="NoSpacing"/>
             </w:pPr>
             <w:r>
-              <w:t>5 — manifests and Helm charts run on any conformant distribution; EKS Anywhere and Hybrid Nodes extend the same API on-premise</w:t>
-            </w:r>
+              <w:t xml:space="preserve">5 — manifests and Helm charts run on any conformant distribution; EKS Anywhere and Hybrid Nodes extend the same API </w:t>
+            </w:r>
+            <w:proofErr w:type="gramStart"/>
+            <w:r>
+              <w:t>on-premise</w:t>
+            </w:r>
+            <w:proofErr w:type="gramEnd"/>
           </w:p>
         </w:tc>
       </w:tr>
@@ -8873,23 +9285,32 @@
         </w:numPr>
       </w:pPr>
       <w:r>
+        <w:lastRenderedPageBreak/>
         <w:t>The net difference of 14 points (129 against 115) is the 0.48 gap between the totals.</w:t>
       </w:r>
     </w:p>
     <w:p>
       <w:r>
-        <w:t>The result has the same shape as the Compute DAR's main comparison: Kubernetes wins on portability, and loses on the cost of owning it.</w:t>
+        <w:t xml:space="preserve">The result has the same shape as the Compute DAR's main comparison: Kubernetes wins on </w:t>
+      </w:r>
+      <w:proofErr w:type="gramStart"/>
+      <w:r>
+        <w:t>portability, and</w:t>
+      </w:r>
+      <w:proofErr w:type="gramEnd"/>
+      <w:r>
+        <w:t xml:space="preserve"> loses on the cost of owning it.</w:t>
       </w:r>
     </w:p>
     <w:p>
       <w:pPr>
         <w:pStyle w:val="Heading2"/>
       </w:pPr>
-      <w:bookmarkStart w:id="112" w:name="_Toc300000013"/>
+      <w:bookmarkStart w:id="12" w:name="_Toc300000013"/>
       <w:r>
         <w:t>Comparison 1 — Monthly Cost at eClaims Scale</w:t>
       </w:r>
-      <w:bookmarkEnd w:id="112"/>
+      <w:bookmarkEnd w:id="12"/>
     </w:p>
     <w:p>
       <w:r>
@@ -8929,7 +9350,31 @@
         </w:numPr>
       </w:pPr>
       <w:r>
-        <w:t>Only production compute is shown. Development and staging compute is billed identically under both options, so it is excluded.</w:t>
+        <w:t xml:space="preserve">Only production </w:t>
+      </w:r>
+      <w:proofErr w:type="gramStart"/>
+      <w:r>
+        <w:t>compute is</w:t>
+      </w:r>
+      <w:proofErr w:type="gramEnd"/>
+      <w:r>
+        <w:t xml:space="preserve"> shown. Development and staging </w:t>
+      </w:r>
+      <w:proofErr w:type="gramStart"/>
+      <w:r>
+        <w:t>compute</w:t>
+      </w:r>
+      <w:proofErr w:type="gramEnd"/>
+      <w:r>
+        <w:t xml:space="preserve"> </w:t>
+      </w:r>
+      <w:proofErr w:type="gramStart"/>
+      <w:r>
+        <w:t>is</w:t>
+      </w:r>
+      <w:proofErr w:type="gramEnd"/>
+      <w:r>
+        <w:t xml:space="preserve"> billed identically under both options, so it is excluded.</w:t>
       </w:r>
     </w:p>
     <w:p>
@@ -9193,7 +9638,15 @@
               <w:pStyle w:val="NoSpacing"/>
             </w:pPr>
             <w:r>
-              <w:t>Production compute (identical)</w:t>
+              <w:t xml:space="preserve">Production </w:t>
+            </w:r>
+            <w:proofErr w:type="gramStart"/>
+            <w:r>
+              <w:t>compute</w:t>
+            </w:r>
+            <w:proofErr w:type="gramEnd"/>
+            <w:r>
+              <w:t xml:space="preserve"> (identical)</w:t>
             </w:r>
           </w:p>
         </w:tc>
@@ -9598,7 +10051,16 @@
         </w:numPr>
       </w:pPr>
       <w:r>
-        <w:t>That is roughly four person-days per version, or twelve a year, rising towards eighteen when an add-on or Helm chart needs changes.</w:t>
+        <w:lastRenderedPageBreak/>
+        <w:t xml:space="preserve">That is roughly four </w:t>
+      </w:r>
+      <w:proofErr w:type="gramStart"/>
+      <w:r>
+        <w:t>person-days</w:t>
+      </w:r>
+      <w:proofErr w:type="gramEnd"/>
+      <w:r>
+        <w:t xml:space="preserve"> per version, or twelve a year, rising towards eighteen when an add-on or Helm chart needs changes.</w:t>
       </w:r>
     </w:p>
     <w:p>
@@ -9622,7 +10084,15 @@
         </w:numPr>
       </w:pPr>
       <w:r>
-        <w:t>It is shown here for completeness, and scored under Maintainability and Complexity rather than under Cost.</w:t>
+        <w:t xml:space="preserve">It is shown here for </w:t>
+      </w:r>
+      <w:proofErr w:type="gramStart"/>
+      <w:r>
+        <w:t>completeness, and</w:t>
+      </w:r>
+      <w:proofErr w:type="gramEnd"/>
+      <w:r>
+        <w:t xml:space="preserve"> scored under Maintainability and Complexity rather than under Cost.</w:t>
       </w:r>
     </w:p>
     <w:p>
@@ -9639,7 +10109,15 @@
         </w:numPr>
       </w:pPr>
       <w:r>
-        <w:t>Service count. The SAD lists eleven Layer 3 services plus the Auth Service, and the diagrams show eleven or twelve. At twelve services on the same basis (36 tasks; 26,280 vCPU-hours and 52,560 GB-hours), compute rises to ≈ USD 1,297 a month under both options. The EKS fee stays at USD 219, which is 17% of compute instead of 25%.</w:t>
+        <w:t xml:space="preserve">Service count. The SAD lists eleven Layer 3 services plus the Auth Service, and the diagrams show eleven or twelve. At twelve services on the same basis (36 tasks; 26,280 vCPU-hours and 52,560 GB-hours), compute rises to ≈ USD 1,297 a month under both options. The EKS fee stays at USD 219, which is 17% of </w:t>
+      </w:r>
+      <w:proofErr w:type="gramStart"/>
+      <w:r>
+        <w:t>compute</w:t>
+      </w:r>
+      <w:proofErr w:type="gramEnd"/>
+      <w:r>
+        <w:t xml:space="preserve"> instead of 25%.</w:t>
       </w:r>
     </w:p>
     <w:p>
@@ -9656,18 +10134,26 @@
     </w:p>
     <w:p>
       <w:r>
-        <w:t>On the invoice, the difference is modest: USD 219 a month, or USD 2,628 a year. It is not what decides the matter. For that fee, EKS provides a Kubernetes API that Phase 1 does not need. Beyond the invoice, it brings a version lifecycle that must be run in three clusters, about every four months, for the life of the platform.</w:t>
+        <w:t xml:space="preserve">On the invoice, the difference is modest: USD 219 a month, or USD 2,628 a year. It is not what decides the matter. For that fee, EKS provides a Kubernetes API that Phase 1 does not need. Beyond the invoice, it brings a </w:t>
+      </w:r>
+      <w:proofErr w:type="gramStart"/>
+      <w:r>
+        <w:t>version</w:t>
+      </w:r>
+      <w:proofErr w:type="gramEnd"/>
+      <w:r>
+        <w:t xml:space="preserve"> lifecycle that must be run in three clusters, about every four months, for the life of the platform.</w:t>
       </w:r>
     </w:p>
     <w:p>
       <w:pPr>
         <w:pStyle w:val="Heading2"/>
       </w:pPr>
-      <w:bookmarkStart w:id="113" w:name="_Toc300000014"/>
+      <w:bookmarkStart w:id="13" w:name="_Toc300000014"/>
       <w:r>
         <w:t>Comparison 2 — Operational Comparison</w:t>
       </w:r>
-      <w:bookmarkEnd w:id="113"/>
+      <w:bookmarkEnd w:id="13"/>
     </w:p>
     <w:tbl>
       <w:tblPr>
@@ -10030,6 +10516,7 @@
               <w:pStyle w:val="NoSpacing"/>
             </w:pPr>
             <w:r>
+              <w:lastRenderedPageBreak/>
               <w:t>Skills</w:t>
             </w:r>
           </w:p>
@@ -10049,7 +10536,15 @@
               <w:pStyle w:val="NoSpacing"/>
             </w:pPr>
             <w:r>
-              <w:t>The AWS skills eClaims already needs: IAM, VPC, ALB, CloudWatch, Terraform</w:t>
+              <w:t xml:space="preserve">The AWS skills eClaims already </w:t>
+            </w:r>
+            <w:proofErr w:type="gramStart"/>
+            <w:r>
+              <w:t>needs</w:t>
+            </w:r>
+            <w:proofErr w:type="gramEnd"/>
+            <w:r>
+              <w:t>: IAM, VPC, ALB, CloudWatch, Terraform</w:t>
             </w:r>
           </w:p>
         </w:tc>
@@ -10173,7 +10668,15 @@
               <w:pStyle w:val="NoSpacing"/>
             </w:pPr>
             <w:r>
-              <w:t>Rolling, blue-green, linear and canary are built in; CodeDeploy blue-green as the SAD specifies</w:t>
+              <w:t xml:space="preserve">Rolling, blue-green, linear and canary are built in; CodeDeploy </w:t>
+            </w:r>
+            <w:proofErr w:type="gramStart"/>
+            <w:r>
+              <w:t>blue-green</w:t>
+            </w:r>
+            <w:proofErr w:type="gramEnd"/>
+            <w:r>
+              <w:t xml:space="preserve"> as the SAD specifies</w:t>
             </w:r>
           </w:p>
         </w:tc>
@@ -10192,7 +10695,15 @@
               <w:pStyle w:val="NoSpacing"/>
             </w:pPr>
             <w:r>
-              <w:t>Rolling is built in; blue-green and canary need Argo Rollouts, Flagger or a service mesh</w:t>
+              <w:t xml:space="preserve">Rolling is built in; blue-green and </w:t>
+            </w:r>
+            <w:proofErr w:type="gramStart"/>
+            <w:r>
+              <w:t>canary</w:t>
+            </w:r>
+            <w:proofErr w:type="gramEnd"/>
+            <w:r>
+              <w:t xml:space="preserve"> need Argo Rollouts, Flagger or a service mesh</w:t>
             </w:r>
           </w:p>
         </w:tc>
@@ -10339,8 +10850,13 @@
             <w:pPr>
               <w:pStyle w:val="NoSpacing"/>
             </w:pPr>
-            <w:r>
-              <w:t>On-premise path</w:t>
+            <w:proofErr w:type="gramStart"/>
+            <w:r>
+              <w:t>On-premise</w:t>
+            </w:r>
+            <w:proofErr w:type="gramEnd"/>
+            <w:r>
+              <w:t xml:space="preserve"> path</w:t>
             </w:r>
           </w:p>
         </w:tc>
@@ -10378,7 +10894,31 @@
               <w:pStyle w:val="NoSpacing"/>
             </w:pPr>
             <w:r>
-              <w:t>EKS Anywhere (fully on-premise, can run air-gapped); EKS Hybrid Nodes (control plane in AWS, on-premise nodes over VPN or Direct Connect); or any conformant distribution. This is the route the SAD's on-premise profile takes</w:t>
+              <w:t xml:space="preserve">EKS Anywhere (fully </w:t>
+            </w:r>
+            <w:proofErr w:type="gramStart"/>
+            <w:r>
+              <w:t>on-premise</w:t>
+            </w:r>
+            <w:proofErr w:type="gramEnd"/>
+            <w:r>
+              <w:t xml:space="preserve">, can run air-gapped); EKS Hybrid Nodes (control plane in AWS, </w:t>
+            </w:r>
+            <w:proofErr w:type="gramStart"/>
+            <w:r>
+              <w:t>on-premise</w:t>
+            </w:r>
+            <w:proofErr w:type="gramEnd"/>
+            <w:r>
+              <w:t xml:space="preserve"> nodes over VPN or Direct Connect); or any conformant distribution. This is the route the SAD's </w:t>
+            </w:r>
+            <w:proofErr w:type="gramStart"/>
+            <w:r>
+              <w:t>on-premise</w:t>
+            </w:r>
+            <w:proofErr w:type="gramEnd"/>
+            <w:r>
+              <w:t xml:space="preserve"> profile takes</w:t>
             </w:r>
           </w:p>
         </w:tc>
@@ -10511,23 +11051,51 @@
     <w:p/>
     <w:p>
       <w:r>
-        <w:t>The first five rows favour ECS: ECS on Fargate leaves no version, host or add-on in the team's scope. EKS leaves a version lifecycle in every cluster, even when there is no node to manage.</w:t>
-      </w:r>
-    </w:p>
-    <w:p>
-      <w:r>
-        <w:t>The on-premise row favours EKS: ECS has no credible on-premise form for the eClaims services, while Kubernetes has several. Section 5 reconciles the two.</w:t>
-      </w:r>
-    </w:p>
+        <w:t xml:space="preserve">The first five rows favour ECS: ECS on Fargate leaves no version, host or add-on in the team's scope. EKS leaves a </w:t>
+      </w:r>
+      <w:proofErr w:type="gramStart"/>
+      <w:r>
+        <w:t>version lifecycle</w:t>
+      </w:r>
+      <w:proofErr w:type="gramEnd"/>
+      <w:r>
+        <w:t xml:space="preserve"> in every cluster, even when there is no node to manage.</w:t>
+      </w:r>
+    </w:p>
+    <w:p>
+      <w:r>
+        <w:t xml:space="preserve">The </w:t>
+      </w:r>
+      <w:proofErr w:type="gramStart"/>
+      <w:r>
+        <w:t>on-premise</w:t>
+      </w:r>
+      <w:proofErr w:type="gramEnd"/>
+      <w:r>
+        <w:t xml:space="preserve"> row favours EKS: ECS has no credible </w:t>
+      </w:r>
+      <w:proofErr w:type="gramStart"/>
+      <w:r>
+        <w:t>on-premise</w:t>
+      </w:r>
+      <w:proofErr w:type="gramEnd"/>
+      <w:r>
+        <w:t xml:space="preserve"> form for the eClaims services, while Kubernetes has several. Section 5 reconciles the two.</w:t>
+      </w:r>
+    </w:p>
+    <w:p/>
+    <w:p/>
+    <w:p/>
     <w:p>
       <w:pPr>
         <w:pStyle w:val="Heading1"/>
       </w:pPr>
-      <w:bookmarkStart w:id="114" w:name="_Toc300000015"/>
-      <w:r>
+      <w:bookmarkStart w:id="14" w:name="_Toc300000015"/>
+      <w:r>
+        <w:lastRenderedPageBreak/>
         <w:t>Recommendation</w:t>
       </w:r>
-      <w:bookmarkEnd w:id="114"/>
+      <w:bookmarkEnd w:id="14"/>
     </w:p>
     <w:p>
       <w:r>
@@ -10567,7 +11135,15 @@
         </w:numPr>
       </w:pPr>
       <w:r>
-        <w:t>released blue-green, with automatic rollback.</w:t>
+        <w:t xml:space="preserve">released </w:t>
+      </w:r>
+      <w:proofErr w:type="gramStart"/>
+      <w:r>
+        <w:t>blue-green</w:t>
+      </w:r>
+      <w:proofErr w:type="gramEnd"/>
+      <w:r>
+        <w:t>, with automatic rollback.</w:t>
       </w:r>
     </w:p>
     <w:p>
@@ -10577,7 +11153,23 @@
     </w:p>
     <w:p>
       <w:r>
-        <w:t>ECS scores 4.45 against 3.97 for EKS. Both run on the same Fargate capacity, so they are equal on every execution requirement: self-restart, autoscaling and latency. The decision rests on what each option asks YCompany to own:</w:t>
+        <w:t xml:space="preserve">ECS scores 4.45 against 3.97 for EKS. Both run on the same Fargate capacity, so they are equal on every execution requirement: self-restart, autoscaling and latency. The decision rests on what each </w:t>
+      </w:r>
+      <w:proofErr w:type="gramStart"/>
+      <w:r>
+        <w:t>option asks</w:t>
+      </w:r>
+      <w:proofErr w:type="gramEnd"/>
+      <w:r>
+        <w:t xml:space="preserve"> </w:t>
+      </w:r>
+      <w:proofErr w:type="gramStart"/>
+      <w:r>
+        <w:t>YCompany to own</w:t>
+      </w:r>
+      <w:proofErr w:type="gramEnd"/>
+      <w:r>
+        <w:t>:</w:t>
       </w:r>
     </w:p>
     <w:p>
@@ -10606,7 +11198,23 @@
     </w:p>
     <w:p>
       <w:r>
-        <w:t>The on-premise requirement (NFR 2) is met by the portable artefact and a defined path, not by the Phase 1 orchestrator. It should be presented that way.</w:t>
+        <w:t xml:space="preserve">The </w:t>
+      </w:r>
+      <w:proofErr w:type="gramStart"/>
+      <w:r>
+        <w:t>on-premise</w:t>
+      </w:r>
+      <w:proofErr w:type="gramEnd"/>
+      <w:r>
+        <w:t xml:space="preserve"> requirement (NFR 2) is met by the portable artefact and a defined path, not by the Phase 1 orchestrator. It should be </w:t>
+      </w:r>
+      <w:proofErr w:type="gramStart"/>
+      <w:r>
+        <w:t>presented</w:t>
+      </w:r>
+      <w:proofErr w:type="gramEnd"/>
+      <w:r>
+        <w:t xml:space="preserve"> that way.</w:t>
       </w:r>
     </w:p>
     <w:p>
@@ -10630,7 +11238,15 @@
         </w:numPr>
       </w:pPr>
       <w:r>
-        <w:t>ECS Anywhere is not the on-premise route. Its control plane stays in AWS, it cannot use Fargate, and it supports neither service load balancing nor service discovery, which the eClaims inbound HTTP services need.</w:t>
+        <w:t xml:space="preserve">ECS Anywhere is not the </w:t>
+      </w:r>
+      <w:proofErr w:type="gramStart"/>
+      <w:r>
+        <w:t>on-premise</w:t>
+      </w:r>
+      <w:proofErr w:type="gramEnd"/>
+      <w:r>
+        <w:t xml:space="preserve"> route. Its control plane stays in AWS, it cannot use Fargate, and it supports neither service load balancing nor service discovery, which the eClaims inbound HTTP services need.</w:t>
       </w:r>
     </w:p>
     <w:p>
@@ -10642,7 +11258,23 @@
         </w:numPr>
       </w:pPr>
       <w:r>
-        <w:t>If YCompany mandates on-premise hosting, eClaims moves to Kubernetes. The options are EKS Anywhere, EKS Hybrid Nodes, or another CNCF-conformant distribution such as OpenShift, as the SAD's on-premise profile states (Section 4, Deployment Options).</w:t>
+        <w:t xml:space="preserve">If YCompany mandates </w:t>
+      </w:r>
+      <w:proofErr w:type="gramStart"/>
+      <w:r>
+        <w:t>on-premise</w:t>
+      </w:r>
+      <w:proofErr w:type="gramEnd"/>
+      <w:r>
+        <w:t xml:space="preserve"> hosting, eClaims moves to Kubernetes. The options are EKS Anywhere, EKS Hybrid Nodes, or another CNCF-conformant distribution such as OpenShift, as the SAD's </w:t>
+      </w:r>
+      <w:proofErr w:type="gramStart"/>
+      <w:r>
+        <w:t>on-premise</w:t>
+      </w:r>
+      <w:proofErr w:type="gramEnd"/>
+      <w:r>
+        <w:t xml:space="preserve"> profile states (Section 4, Deployment Options).</w:t>
       </w:r>
     </w:p>
     <w:p>
@@ -10666,12 +11298,44 @@
         </w:numPr>
       </w:pPr>
       <w:r>
-        <w:t>This matches the Workflow Orchestration DAR, which names Camunda as its on-premise fallback.</w:t>
-      </w:r>
-    </w:p>
-    <w:p>
-      <w:r>
-        <w:t>Sensitivity to the portability weight. The matrix has no separate on-premise attribute: Portability, weighted 5, carries it. The other six weights total 24. Holding them constant, the totals as a function of the Portability weight w are:</w:t>
+        <w:t xml:space="preserve">This matches the Workflow Orchestration DAR, which names Camunda as its </w:t>
+      </w:r>
+      <w:proofErr w:type="gramStart"/>
+      <w:r>
+        <w:t>on-premise</w:t>
+      </w:r>
+      <w:proofErr w:type="gramEnd"/>
+      <w:r>
+        <w:t xml:space="preserve"> fallback.</w:t>
+      </w:r>
+    </w:p>
+    <w:p>
+      <w:r>
+        <w:t xml:space="preserve">Sensitivity to the portability weight. The matrix has no separate </w:t>
+      </w:r>
+      <w:proofErr w:type="gramStart"/>
+      <w:r>
+        <w:t>on-premise</w:t>
+      </w:r>
+      <w:proofErr w:type="gramEnd"/>
+      <w:r>
+        <w:t xml:space="preserve"> attribute: Portability, weighted 5, carries it. The other six </w:t>
+      </w:r>
+      <w:proofErr w:type="gramStart"/>
+      <w:r>
+        <w:t>weights total</w:t>
+      </w:r>
+      <w:proofErr w:type="gramEnd"/>
+      <w:r>
+        <w:t xml:space="preserve"> 24. Holding them constant, the totals as a function of the Portability </w:t>
+      </w:r>
+      <w:proofErr w:type="gramStart"/>
+      <w:r>
+        <w:t>weight w</w:t>
+      </w:r>
+      <w:proofErr w:type="gramEnd"/>
+      <w:r>
+        <w:t xml:space="preserve"> are:</w:t>
       </w:r>
     </w:p>
     <w:p>
@@ -10712,7 +11376,16 @@
         </w:numPr>
       </w:pPr>
       <w:r>
-        <w:t>At w = 12, the options tie at 150 ÷ 36 = 4.17.</w:t>
+        <w:lastRenderedPageBreak/>
+        <w:t xml:space="preserve">At w = 12, the options </w:t>
+      </w:r>
+      <w:proofErr w:type="gramStart"/>
+      <w:r>
+        <w:t>tie</w:t>
+      </w:r>
+      <w:proofErr w:type="gramEnd"/>
+      <w:r>
+        <w:t xml:space="preserve"> at 150 ÷ 36 = 4.17.</w:t>
       </w:r>
     </w:p>
     <w:p>
@@ -10775,7 +11448,23 @@
     </w:p>
     <w:p>
       <w:r>
-        <w:t>A mandate is a gate, not a weight. The matrix ranks two options that both meet the Phase 1 requirements. A firm on-premise mandate would not raise a weight: it would rule out any option that cannot run on-premise, and ECS on Fargate cannot. In that case the recommendation changes to Kubernetes in both estates:</w:t>
+        <w:t xml:space="preserve">A mandate is a gate, not a weight. The matrix ranks two options that both meet the Phase 1 requirements. A firm </w:t>
+      </w:r>
+      <w:proofErr w:type="gramStart"/>
+      <w:r>
+        <w:t>on-premise</w:t>
+      </w:r>
+      <w:proofErr w:type="gramEnd"/>
+      <w:r>
+        <w:t xml:space="preserve"> mandate would not raise a weight: it would rule out any option that cannot run </w:t>
+      </w:r>
+      <w:proofErr w:type="gramStart"/>
+      <w:r>
+        <w:t>on-premise</w:t>
+      </w:r>
+      <w:proofErr w:type="gramEnd"/>
+      <w:r>
+        <w:t>, and ECS on Fargate cannot. In that case the recommendation changes to Kubernetes in both estates:</w:t>
       </w:r>
     </w:p>
     <w:p>
@@ -10799,12 +11488,36 @@
         </w:numPr>
       </w:pPr>
       <w:r>
-        <w:t>EKS Anywhere, Hybrid Nodes or another conformant distribution on-premise.</w:t>
-      </w:r>
-    </w:p>
-    <w:p>
-      <w:r>
-        <w:t>One orchestration API and one set of manifests would then serve both estates, instead of ECS in the cloud and Kubernetes on-premise side by side. This is consistent with the Compute DAR, which names an on-premise or multi-cloud mandate as the first condition under which Kubernetes becomes its recommendation.</w:t>
+        <w:t xml:space="preserve">EKS Anywhere, Hybrid Nodes or another conformant distribution </w:t>
+      </w:r>
+      <w:proofErr w:type="gramStart"/>
+      <w:r>
+        <w:t>on-premise</w:t>
+      </w:r>
+      <w:proofErr w:type="gramEnd"/>
+      <w:r>
+        <w:t>.</w:t>
+      </w:r>
+    </w:p>
+    <w:p>
+      <w:r>
+        <w:t xml:space="preserve">One orchestration API and one set of manifests would then serve both estates, instead of ECS in the cloud and Kubernetes </w:t>
+      </w:r>
+      <w:proofErr w:type="gramStart"/>
+      <w:r>
+        <w:t>on-premise</w:t>
+      </w:r>
+      <w:proofErr w:type="gramEnd"/>
+      <w:r>
+        <w:t xml:space="preserve"> side by side. This is consistent with the Compute DAR, which names an </w:t>
+      </w:r>
+      <w:proofErr w:type="gramStart"/>
+      <w:r>
+        <w:t>on-premise</w:t>
+      </w:r>
+      <w:proofErr w:type="gramEnd"/>
+      <w:r>
+        <w:t xml:space="preserve"> or multi-cloud mandate as the first condition under which Kubernetes becomes its recommendation.</w:t>
       </w:r>
     </w:p>
     <w:p>
@@ -10821,7 +11534,15 @@
         </w:numPr>
       </w:pPr>
       <w:r>
-        <w:t>YCompany mandates on-premise or multi-cloud hosting for eClaims.</w:t>
+        <w:t xml:space="preserve">YCompany mandates </w:t>
+      </w:r>
+      <w:proofErr w:type="gramStart"/>
+      <w:r>
+        <w:t>on-premise</w:t>
+      </w:r>
+      <w:proofErr w:type="gramEnd"/>
+      <w:r>
+        <w:t xml:space="preserve"> or multi-cloud hosting for eClaims.</w:t>
       </w:r>
     </w:p>
     <w:p>
@@ -10886,7 +11607,15 @@
         </w:numPr>
       </w:pPr>
       <w:r>
-        <w:t>The on-premise path means a migration to Kubernetes if it is ever triggered (R2).</w:t>
+        <w:t xml:space="preserve">The </w:t>
+      </w:r>
+      <w:proofErr w:type="gramStart"/>
+      <w:r>
+        <w:t>on-premise</w:t>
+      </w:r>
+      <w:proofErr w:type="gramEnd"/>
+      <w:r>
+        <w:t xml:space="preserve"> path means a migration to Kubernetes if it is ever triggered (R2).</w:t>
       </w:r>
     </w:p>
     <w:p>
@@ -10927,11 +11656,12 @@
       <w:pPr>
         <w:pStyle w:val="Heading1"/>
       </w:pPr>
-      <w:bookmarkStart w:id="115" w:name="_Toc300000016"/>
-      <w:r>
+      <w:bookmarkStart w:id="15" w:name="_Toc300000016"/>
+      <w:r>
+        <w:lastRenderedPageBreak/>
         <w:t>Assumptions</w:t>
       </w:r>
-      <w:bookmarkEnd w:id="115"/>
+      <w:bookmarkEnd w:id="15"/>
     </w:p>
     <w:p>
       <w:r>
@@ -10947,7 +11677,23 @@
         </w:numPr>
       </w:pPr>
       <w:r>
-        <w:t>AWS is the primary cloud — YCompany will adopt AWS as its cloud provider (SAD Section 10, Assumption 1). Phase 1 is delivered on AWS. The on-premise profile is designed now and implemented only if YCompany mandates on-premise hosting (Assumption 10). The recommendation depends on this assumption more than on any other.</w:t>
+        <w:t xml:space="preserve">AWS is the primary cloud — YCompany will adopt AWS as its cloud provider (SAD Section 10, Assumption 1). Phase 1 is delivered on AWS. The </w:t>
+      </w:r>
+      <w:proofErr w:type="gramStart"/>
+      <w:r>
+        <w:t>on-premise</w:t>
+      </w:r>
+      <w:proofErr w:type="gramEnd"/>
+      <w:r>
+        <w:t xml:space="preserve"> profile is designed now and implemented only if YCompany mandates </w:t>
+      </w:r>
+      <w:proofErr w:type="gramStart"/>
+      <w:r>
+        <w:t>on-premise</w:t>
+      </w:r>
+      <w:proofErr w:type="gramEnd"/>
+      <w:r>
+        <w:t xml:space="preserve"> hosting (Assumption 10). The recommendation depends on this assumption more than on any other.</w:t>
       </w:r>
     </w:p>
     <w:p>
@@ -10995,7 +11741,15 @@
         </w:numPr>
       </w:pPr>
       <w:r>
-        <w:t>Kubernetes familiarity — the delivery team can build the Kubernetes on-premise profile if it is required. YCompany is not assumed to run a Kubernetes platform, or a team that operates one 24×7. If it does, the Maintainability and Complexity scores move towards EKS.</w:t>
+        <w:t xml:space="preserve">Kubernetes familiarity — the delivery team can build the Kubernetes </w:t>
+      </w:r>
+      <w:proofErr w:type="gramStart"/>
+      <w:r>
+        <w:t>on-premise</w:t>
+      </w:r>
+      <w:proofErr w:type="gramEnd"/>
+      <w:r>
+        <w:t xml:space="preserve"> profile if it is required. YCompany is not assumed to run a Kubernetes platform, or a team that operates one 24×7. If it does, the Maintainability and Complexity scores move towards EKS.</w:t>
       </w:r>
     </w:p>
     <w:p>
@@ -11007,7 +11761,23 @@
         </w:numPr>
       </w:pPr>
       <w:r>
-        <w:t>Service count and task size — the cost basis follows the Compute DAR: eight services, each averaging three tasks of 1 vCPU and 2 GB. The SAD lists eleven Layer 3 services plus the Auth Service, and Section 4.2 shows the twelve-service case. The service count changes compute cost equally under both options, so it does not change the decision.</w:t>
+        <w:t xml:space="preserve">Service count and task size — the cost basis follows the Compute DAR: eight services, each averaging three tasks of 1 vCPU and 2 GB. The SAD lists eleven Layer 3 services plus </w:t>
+      </w:r>
+      <w:proofErr w:type="gramStart"/>
+      <w:r>
+        <w:t>the Auth</w:t>
+      </w:r>
+      <w:proofErr w:type="gramEnd"/>
+      <w:r>
+        <w:t xml:space="preserve"> Service, and Section 4.2 shows the twelve-service case. The service count changes </w:t>
+      </w:r>
+      <w:proofErr w:type="gramStart"/>
+      <w:r>
+        <w:t>compute</w:t>
+      </w:r>
+      <w:proofErr w:type="gramEnd"/>
+      <w:r>
+        <w:t xml:space="preserve"> cost equally under both options, so it does not change the decision.</w:t>
       </w:r>
     </w:p>
     <w:p>
@@ -11031,7 +11801,15 @@
         </w:numPr>
       </w:pPr>
       <w:r>
-        <w:t>Stateless tasks — claim data persists in RDS, ElastiCache, S3, MongoDB Atlas and OpenSearch, so tasks and pods are disposable under either option.</w:t>
+        <w:t xml:space="preserve">Stateless tasks — claim data </w:t>
+      </w:r>
+      <w:proofErr w:type="gramStart"/>
+      <w:r>
+        <w:t>persists</w:t>
+      </w:r>
+      <w:proofErr w:type="gramEnd"/>
+      <w:r>
+        <w:t xml:space="preserve"> in RDS, ElastiCache, S3, MongoDB Atlas and OpenSearch, so tasks and pods are disposable under either option.</w:t>
       </w:r>
     </w:p>
     <w:p>
@@ -11055,11 +11833,12 @@
       <w:pPr>
         <w:pStyle w:val="Heading1"/>
       </w:pPr>
-      <w:bookmarkStart w:id="116" w:name="_Toc300000017"/>
-      <w:r>
+      <w:bookmarkStart w:id="16" w:name="_Toc300000017"/>
+      <w:r>
+        <w:lastRenderedPageBreak/>
         <w:t>Risks</w:t>
       </w:r>
-      <w:bookmarkEnd w:id="116"/>
+      <w:bookmarkEnd w:id="16"/>
     </w:p>
     <w:p>
       <w:r>
@@ -11303,7 +12082,15 @@
               <w:pStyle w:val="NoSpacing"/>
             </w:pPr>
             <w:r>
-              <w:t>Keep every ECS-specific setting in Terraform modules and none in application code. Build standard OCI images. Use one health endpoint for ECS health checks, ALB target groups and Kubernetes probes alike. As part of the on-premise profile, maintain the mapping from each ECS object to its Kubernetes equivalent: task definition to pod specification, service to Deployment and Service, scaling policy to HorizontalPodAutoscaler, target group to Ingress.</w:t>
+              <w:t xml:space="preserve">Keep every ECS-specific setting in Terraform modules and none in application code. Build standard OCI images. Use one health endpoint for ECS health checks, ALB target groups and Kubernetes probes alike. As part of the </w:t>
+            </w:r>
+            <w:proofErr w:type="gramStart"/>
+            <w:r>
+              <w:t>on-premise</w:t>
+            </w:r>
+            <w:proofErr w:type="gramEnd"/>
+            <w:r>
+              <w:t xml:space="preserve"> profile, maintain the mapping from each ECS object to its Kubernetes equivalent: task definition to pod specification, service to Deployment and Service, scaling policy to HorizontalPodAutoscaler, target group to Ingress.</w:t>
             </w:r>
           </w:p>
         </w:tc>
@@ -11346,7 +12133,31 @@
               <w:pStyle w:val="NoSpacing"/>
             </w:pPr>
             <w:r>
-              <w:t>Late on-premise mandate. A regulatory or organisational decision requires eClaims to run on-premise. ECS on Fargate cannot run there, and ECS Anywhere does not suit inbound HTTP services.</w:t>
+              <w:t xml:space="preserve">Late </w:t>
+            </w:r>
+            <w:proofErr w:type="gramStart"/>
+            <w:r>
+              <w:t>on-premise</w:t>
+            </w:r>
+            <w:proofErr w:type="gramEnd"/>
+            <w:r>
+              <w:t xml:space="preserve"> mandate. A regulatory or organisational decision requires eClaims to run </w:t>
+            </w:r>
+            <w:proofErr w:type="gramStart"/>
+            <w:r>
+              <w:t>on-premise</w:t>
+            </w:r>
+            <w:proofErr w:type="gramEnd"/>
+            <w:r>
+              <w:t xml:space="preserve">. ECS on Fargate cannot run there, and ECS Anywhere does not suit </w:t>
+            </w:r>
+            <w:proofErr w:type="gramStart"/>
+            <w:r>
+              <w:t>inbound HTTP</w:t>
+            </w:r>
+            <w:proofErr w:type="gramEnd"/>
+            <w:r>
+              <w:t xml:space="preserve"> services.</w:t>
             </w:r>
           </w:p>
         </w:tc>
@@ -11403,7 +12214,15 @@
               <w:pStyle w:val="NoSpacing"/>
             </w:pPr>
             <w:r>
-              <w:t>Kubernetes is the path already analysed (Section 5; SAD Section 4, Deployment Options). Keep it proven at low cost: a periodic CI job deploys the same images to a local conformant cluster from a minimal Helm chart, so working manifests exist before they are needed. On a firm mandate, re-run this decision and standardise on Kubernetes in both estates rather than operate two orchestrators.</w:t>
+              <w:t xml:space="preserve">Kubernetes is the path already analysed (Section 5; SAD Section 4, Deployment Options). Keep it proven at low cost: a periodic CI job deploys the same images to a local conformant cluster from a minimal Helm chart, so working manifests exist before they are needed. On a firm mandate, re-run this decision and </w:t>
+            </w:r>
+            <w:proofErr w:type="gramStart"/>
+            <w:r>
+              <w:t>standardise on</w:t>
+            </w:r>
+            <w:proofErr w:type="gramEnd"/>
+            <w:r>
+              <w:t xml:space="preserve"> Kubernetes in both estates rather than operate two orchestrators.</w:t>
             </w:r>
           </w:p>
         </w:tc>
@@ -11427,6 +12246,7 @@
               <w:pStyle w:val="NoSpacing"/>
             </w:pPr>
             <w:r>
+              <w:lastRenderedPageBreak/>
               <w:t>R3</w:t>
             </w:r>
           </w:p>
@@ -11503,7 +12323,31 @@
               <w:pStyle w:val="NoSpacing"/>
             </w:pPr>
             <w:r>
-              <w:t>Before go-live, size the vCPU quota from the maximum task counts in SAD Section 9.4 (20 for Claims, 10 for each other service) at the chosen task size, doubled for blue-green. That is about 130 to 260 vCPU for twelve services. Raise the quota through Service Quotas in each account and Region, and alarm on quota utilisation. Confirm task sizes and scale-out timing in the load tests in SAD Section 9.5. eClaims needs no GPUs or privileged containers.</w:t>
+              <w:t xml:space="preserve">Before go-live, size the vCPU quota from the maximum task counts in SAD Section 9.4 (20 for Claims, 10 for each other service) at the chosen task size, doubled for </w:t>
+            </w:r>
+            <w:proofErr w:type="gramStart"/>
+            <w:r>
+              <w:t>blue-green</w:t>
+            </w:r>
+            <w:proofErr w:type="gramEnd"/>
+            <w:r>
+              <w:t xml:space="preserve">. That is about 130 to 260 vCPU for twelve services. Raise the quota through Service Quotas in each account and </w:t>
+            </w:r>
+            <w:proofErr w:type="gramStart"/>
+            <w:r>
+              <w:t>Region, and</w:t>
+            </w:r>
+            <w:proofErr w:type="gramEnd"/>
+            <w:r>
+              <w:t xml:space="preserve"> alarm on quota utilisation. Confirm task sizes and scale-out timing in the load tests in SAD Section 9.5. eClaims </w:t>
+            </w:r>
+            <w:proofErr w:type="gramStart"/>
+            <w:r>
+              <w:t>needs</w:t>
+            </w:r>
+            <w:proofErr w:type="gramEnd"/>
+            <w:r>
+              <w:t xml:space="preserve"> no GPUs or privileged containers.</w:t>
             </w:r>
           </w:p>
         </w:tc>
@@ -11603,7 +12447,15 @@
               <w:pStyle w:val="NoSpacing"/>
             </w:pPr>
             <w:r>
-              <w:t>Right-size tasks from load-test data. Cover the steady floor with a Compute Savings Plan (up to 50% off). Move services to Graviton (about 20% lower rates), and move interruptible jobs and non-production environments to Fargate Spot (up to 70% off). Track cost per service with budgets and anomaly alerts. If sustained use reaches the crossover described in the Compute DAR (Section 4.4), move services to EC2-backed ECS capacity, including ECS Managed Instances. The services are recreated on the new capacity provider, but the orchestrator does not change.</w:t>
+              <w:t>Right-size tasks from load-test data. Cover the steady floor with a Compute Savings Plan (up to 50% off). Move services to Graviton (about 20% lower rates</w:t>
+            </w:r>
+            <w:proofErr w:type="gramStart"/>
+            <w:r>
+              <w:t>), and</w:t>
+            </w:r>
+            <w:proofErr w:type="gramEnd"/>
+            <w:r>
+              <w:t xml:space="preserve"> move interruptible jobs and non-production environments to Fargate Spot (up to 70% off). Track cost per service with budgets and anomaly alerts. If sustained use reaches the crossover described in the Compute DAR (Section 4.4), move services to EC2-backed ECS capacity, including ECS Managed Instances. The services are recreated on the new capacity provider, but the orchestrator does not change.</w:t>
             </w:r>
           </w:p>
         </w:tc>
@@ -11627,6 +12479,7 @@
               <w:pStyle w:val="NoSpacing"/>
             </w:pPr>
             <w:r>
+              <w:lastRenderedPageBreak/>
               <w:t>R5</w:t>
             </w:r>
           </w:p>
@@ -11646,7 +12499,15 @@
               <w:pStyle w:val="NoSpacing"/>
             </w:pPr>
             <w:r>
-              <w:t>Kubernetes skills gap if the on-premise path is triggered. Phase 1 builds ECS skills, and YCompany's operations team may lack the cluster-operations skills that Kubernetes needs.</w:t>
+              <w:t xml:space="preserve">Kubernetes skills gap if the </w:t>
+            </w:r>
+            <w:proofErr w:type="gramStart"/>
+            <w:r>
+              <w:t>on-premise</w:t>
+            </w:r>
+            <w:proofErr w:type="gramEnd"/>
+            <w:r>
+              <w:t xml:space="preserve"> path is triggered. Phase 1 builds ECS skills, and YCompany's operations team may lack the cluster-operations skills that Kubernetes needs.</w:t>
             </w:r>
           </w:p>
         </w:tc>
@@ -11703,7 +12564,23 @@
               <w:pStyle w:val="NoSpacing"/>
             </w:pPr>
             <w:r>
-              <w:t>Keep the on-premise profile's manifests in the repository and in use (R2). Name Kubernetes-skilled engineers in the Nagarro delivery team for any transition. Budget Kubernetes training and vendor support in the on-premise implementation, which is outside the Phase 1 estimate (SAD Section 10, Assumption 10). Vendor support means the EKS Anywhere Enterprise Subscription (USD 24,000 per cluster per year) or a supported distribution.</w:t>
+              <w:t xml:space="preserve">Keep the </w:t>
+            </w:r>
+            <w:proofErr w:type="gramStart"/>
+            <w:r>
+              <w:t>on-premise</w:t>
+            </w:r>
+            <w:proofErr w:type="gramEnd"/>
+            <w:r>
+              <w:t xml:space="preserve"> profile's manifests in the repository and in use (R2). Name Kubernetes-skilled engineers in the Nagarro delivery team for any transition. Budget Kubernetes training and vendor support in the </w:t>
+            </w:r>
+            <w:proofErr w:type="gramStart"/>
+            <w:r>
+              <w:t>on-premise</w:t>
+            </w:r>
+            <w:proofErr w:type="gramEnd"/>
+            <w:r>
+              <w:t xml:space="preserve"> implementation, which is outside the Phase 1 estimate (SAD Section 10, Assumption 10). Vendor support means the EKS Anywhere Enterprise Subscription (USD 24,000 per cluster per year) or a supported distribution.</w:t>
             </w:r>
           </w:p>
         </w:tc>
@@ -11819,21 +12696,22 @@
       <w:pPr>
         <w:pStyle w:val="Heading1"/>
       </w:pPr>
-      <w:bookmarkStart w:id="117" w:name="_Toc300000018"/>
-      <w:r>
+      <w:bookmarkStart w:id="17" w:name="_Toc300000018"/>
+      <w:r>
+        <w:lastRenderedPageBreak/>
         <w:t>Appendix</w:t>
       </w:r>
-      <w:bookmarkEnd w:id="117"/>
+      <w:bookmarkEnd w:id="17"/>
     </w:p>
     <w:p>
       <w:pPr>
         <w:pStyle w:val="Heading2"/>
       </w:pPr>
-      <w:bookmarkStart w:id="118" w:name="_Toc300000019"/>
+      <w:bookmarkStart w:id="18" w:name="_Toc300000019"/>
       <w:r>
         <w:t>References</w:t>
       </w:r>
-      <w:bookmarkEnd w:id="118"/>
+      <w:bookmarkEnd w:id="18"/>
     </w:p>
     <w:p>
       <w:r>
@@ -12089,6 +12967,7 @@
         </w:numPr>
       </w:pPr>
       <w:r>
+        <w:lastRenderedPageBreak/>
         <w:t>Amazon ECS clusters for Fargate (Fargate Spot) — https://docs.aws.amazon.com/AmazonECS/latest/developerguide/fargate-capacity-providers.html (accessed 30 September 2026)</w:t>
       </w:r>
     </w:p>
@@ -12265,16 +13144,17 @@
         </w:numPr>
       </w:pPr>
       <w:r>
+        <w:lastRenderedPageBreak/>
         <w:t>Cloud Native Computing Foundation, Certified Kubernetes Software Conformance — https://www.cncf.io/training/certification/software-conformance/ (accessed 30 September 2026)</w:t>
       </w:r>
     </w:p>
     <w:sectPr>
-      <w:headerReference w:type="even" r:id="rId14"/>
-      <w:headerReference w:type="default" r:id="rId15"/>
-      <w:footerReference w:type="even" r:id="rId16"/>
-      <w:footerReference w:type="default" r:id="rId17"/>
-      <w:headerReference w:type="first" r:id="rId18"/>
-      <w:footerReference w:type="first" r:id="rId19"/>
+      <w:headerReference w:type="even" r:id="rId8"/>
+      <w:headerReference w:type="default" r:id="rId9"/>
+      <w:footerReference w:type="even" r:id="rId10"/>
+      <w:footerReference w:type="default" r:id="rId11"/>
+      <w:headerReference w:type="first" r:id="rId12"/>
+      <w:footerReference w:type="first" r:id="rId13"/>
       <w:pgSz w:w="11906" w:h="16838"/>
       <w:pgMar w:top="1440" w:right="1440" w:bottom="1440" w:left="1440" w:header="708" w:footer="708" w:gutter="0"/>
       <w:cols w:space="708"/>
@@ -12285,7 +13165,7 @@
 </file>
 
 <file path=word/endnotes.xml><?xml version="1.0" encoding="utf-8"?>
-<w:endnotes xmlns:wpc="http://schemas.microsoft.com/office/word/2010/wordprocessingCanvas" xmlns:cx="http://schemas.microsoft.com/office/drawing/2014/chartex" xmlns:cx1="http://schemas.microsoft.com/office/drawing/2015/9/8/chartex" xmlns:cx2="http://schemas.microsoft.com/office/drawing/2015/10/21/chartex" xmlns:cx3="http://schemas.microsoft.com/office/drawing/2016/5/9/chartex" xmlns:cx4="http://schemas.microsoft.com/office/drawing/2016/5/10/chartex" xmlns:cx5="http://schemas.microsoft.com/office/drawing/2016/5/11/chartex" xmlns:cx6="http://schemas.microsoft.com/office/drawing/2016/5/12/chartex" xmlns:cx7="http://schemas.microsoft.com/office/drawing/2016/5/13/chartex" xmlns:cx8="http://schemas.microsoft.com/office/drawing/2016/5/14/chartex" xmlns:mc="http://schemas.openxmlformats.org/markup-compatibility/2006" xmlns:aink="http://schemas.microsoft.com/office/drawing/2016/ink" xmlns:am3d="http://schemas.microsoft.com/office/drawing/2017/model3d" xmlns:o="urn:schemas-microsoft-com:office:office" xmlns:oel="http://schemas.microsoft.com/office/2019/extlst" xmlns:r="http://schemas.openxmlformats.org/officeDocument/2006/relationships" xmlns:m="http://schemas.openxmlformats.org/officeDocument/2006/math" xmlns:v="urn:schemas-microsoft-com:vml" xmlns:wp14="http://schemas.microsoft.com/office/word/2010/wordprocessingDrawing" xmlns:wp="http://schemas.openxmlformats.org/drawingml/2006/wordprocessingDrawing" xmlns:w10="urn:schemas-microsoft-com:office:word" xmlns:w="http://schemas.openxmlformats.org/wordprocessingml/2006/main" xmlns:w14="http://schemas.microsoft.com/office/word/2010/wordml" xmlns:w15="http://schemas.microsoft.com/office/word/2012/wordml" xmlns:w16cei="http://schemas.microsoft.com/office/word/2026/wordml/cei" xmlns:w16cex="http://schemas.microsoft.com/office/word/2018/wordml/cex" xmlns:w16cid="http://schemas.microsoft.com/office/word/2016/wordml/cid" xmlns:w16="http://schemas.microsoft.com/office/word/2018/wordml" xmlns:w16du="http://schemas.microsoft.com/office/word/2023/wordml/word16du" xmlns:w16sdtdh="http://schemas.microsoft.com/office/word/2020/wordml/sdtdatahash" xmlns:w16sdtfl="http://schemas.microsoft.com/office/word/2024/wordml/sdtformatlock" xmlns:w16se="http://schemas.microsoft.com/office/word/2015/wordml/symex" xmlns:wpg="http://schemas.microsoft.com/office/word/2010/wordprocessingGroup" xmlns:wpi="http://schemas.microsoft.com/office/word/2010/wordprocessingInk" xmlns:wne="http://schemas.microsoft.com/office/word/2006/wordml" xmlns:wps="http://schemas.microsoft.com/office/word/2010/wordprocessingShape" mc:Ignorable="w14 w15 w16se w16cid w16 w16cex w16sdtdh w16sdtfl w16du wp14">
+<w:endnotes xmlns:wpc="http://schemas.microsoft.com/office/word/2010/wordprocessingCanvas" xmlns:cx="http://schemas.microsoft.com/office/drawing/2014/chartex" xmlns:cx1="http://schemas.microsoft.com/office/drawing/2015/9/8/chartex" xmlns:cx2="http://schemas.microsoft.com/office/drawing/2015/10/21/chartex" xmlns:cx3="http://schemas.microsoft.com/office/drawing/2016/5/9/chartex" xmlns:cx4="http://schemas.microsoft.com/office/drawing/2016/5/10/chartex" xmlns:cx5="http://schemas.microsoft.com/office/drawing/2016/5/11/chartex" xmlns:cx6="http://schemas.microsoft.com/office/drawing/2016/5/12/chartex" xmlns:cx7="http://schemas.microsoft.com/office/drawing/2016/5/13/chartex" xmlns:cx8="http://schemas.microsoft.com/office/drawing/2016/5/14/chartex" xmlns:mc="http://schemas.openxmlformats.org/markup-compatibility/2006" xmlns:aink="http://schemas.microsoft.com/office/drawing/2016/ink" xmlns:am3d="http://schemas.microsoft.com/office/drawing/2017/model3d" xmlns:o="urn:schemas-microsoft-com:office:office" xmlns:oel="http://schemas.microsoft.com/office/2019/extlst" xmlns:r="http://schemas.openxmlformats.org/officeDocument/2006/relationships" xmlns:m="http://schemas.openxmlformats.org/officeDocument/2006/math" xmlns:v="urn:schemas-microsoft-com:vml" xmlns:wp14="http://schemas.microsoft.com/office/word/2010/wordprocessingDrawing" xmlns:wp="http://schemas.openxmlformats.org/drawingml/2006/wordprocessingDrawing" xmlns:w10="urn:schemas-microsoft-com:office:word" xmlns:w="http://schemas.openxmlformats.org/wordprocessingml/2006/main" xmlns:w14="http://schemas.microsoft.com/office/word/2010/wordml" xmlns:w15="http://schemas.microsoft.com/office/word/2012/wordml" xmlns:w16cex="http://schemas.microsoft.com/office/word/2018/wordml/cex" xmlns:w16cid="http://schemas.microsoft.com/office/word/2016/wordml/cid" xmlns:w16="http://schemas.microsoft.com/office/word/2018/wordml" xmlns:w16du="http://schemas.microsoft.com/office/word/2023/wordml/word16du" xmlns:w16sdtdh="http://schemas.microsoft.com/office/word/2020/wordml/sdtdatahash" xmlns:w16sdtfl="http://schemas.microsoft.com/office/word/2024/wordml/sdtformatlock" xmlns:w16se="http://schemas.microsoft.com/office/word/2015/wordml/symex" xmlns:wpg="http://schemas.microsoft.com/office/word/2010/wordprocessingGroup" xmlns:wpi="http://schemas.microsoft.com/office/word/2010/wordprocessingInk" xmlns:wne="http://schemas.microsoft.com/office/word/2006/wordml" xmlns:wps="http://schemas.microsoft.com/office/word/2010/wordprocessingShape" mc:Ignorable="w14 w15 w16se w16cid w16 w16cex w16sdtdh w16sdtfl w16du wp14">
   <w:endnote w:type="separator" w:id="-1">
     <w:p>
       <w:pPr>
@@ -12310,7 +13190,7 @@
 </file>
 
 <file path=word/footer1.xml><?xml version="1.0" encoding="utf-8"?>
-<w:ftr xmlns:wpc="http://schemas.microsoft.com/office/word/2010/wordprocessingCanvas" xmlns:cx="http://schemas.microsoft.com/office/drawing/2014/chartex" xmlns:cx1="http://schemas.microsoft.com/office/drawing/2015/9/8/chartex" xmlns:cx2="http://schemas.microsoft.com/office/drawing/2015/10/21/chartex" xmlns:cx3="http://schemas.microsoft.com/office/drawing/2016/5/9/chartex" xmlns:cx4="http://schemas.microsoft.com/office/drawing/2016/5/10/chartex" xmlns:cx5="http://schemas.microsoft.com/office/drawing/2016/5/11/chartex" xmlns:cx6="http://schemas.microsoft.com/office/drawing/2016/5/12/chartex" xmlns:cx7="http://schemas.microsoft.com/office/drawing/2016/5/13/chartex" xmlns:cx8="http://schemas.microsoft.com/office/drawing/2016/5/14/chartex" xmlns:mc="http://schemas.openxmlformats.org/markup-compatibility/2006" xmlns:aink="http://schemas.microsoft.com/office/drawing/2016/ink" xmlns:am3d="http://schemas.microsoft.com/office/drawing/2017/model3d" xmlns:o="urn:schemas-microsoft-com:office:office" xmlns:oel="http://schemas.microsoft.com/office/2019/extlst" xmlns:r="http://schemas.openxmlformats.org/officeDocument/2006/relationships" xmlns:m="http://schemas.openxmlformats.org/officeDocument/2006/math" xmlns:v="urn:schemas-microsoft-com:vml" xmlns:wp14="http://schemas.microsoft.com/office/word/2010/wordprocessingDrawing" xmlns:wp="http://schemas.openxmlformats.org/drawingml/2006/wordprocessingDrawing" xmlns:w10="urn:schemas-microsoft-com:office:word" xmlns:w="http://schemas.openxmlformats.org/wordprocessingml/2006/main" xmlns:w14="http://schemas.microsoft.com/office/word/2010/wordml" xmlns:w15="http://schemas.microsoft.com/office/word/2012/wordml" xmlns:w16cei="http://schemas.microsoft.com/office/word/2026/wordml/cei" xmlns:w16cex="http://schemas.microsoft.com/office/word/2018/wordml/cex" xmlns:w16cid="http://schemas.microsoft.com/office/word/2016/wordml/cid" xmlns:w16="http://schemas.microsoft.com/office/word/2018/wordml" xmlns:w16du="http://schemas.microsoft.com/office/word/2023/wordml/word16du" xmlns:w16sdtdh="http://schemas.microsoft.com/office/word/2020/wordml/sdtdatahash" xmlns:w16sdtfl="http://schemas.microsoft.com/office/word/2024/wordml/sdtformatlock" xmlns:w16se="http://schemas.microsoft.com/office/word/2015/wordml/symex" xmlns:wpg="http://schemas.microsoft.com/office/word/2010/wordprocessingGroup" xmlns:wpi="http://schemas.microsoft.com/office/word/2010/wordprocessingInk" xmlns:wne="http://schemas.microsoft.com/office/word/2006/wordml" xmlns:wps="http://schemas.microsoft.com/office/word/2010/wordprocessingShape" mc:Ignorable="w14 w15 w16se w16cid w16 w16cex w16sdtdh w16sdtfl w16du wp14">
+<w:ftr xmlns:wpc="http://schemas.microsoft.com/office/word/2010/wordprocessingCanvas" xmlns:cx="http://schemas.microsoft.com/office/drawing/2014/chartex" xmlns:cx1="http://schemas.microsoft.com/office/drawing/2015/9/8/chartex" xmlns:cx2="http://schemas.microsoft.com/office/drawing/2015/10/21/chartex" xmlns:cx3="http://schemas.microsoft.com/office/drawing/2016/5/9/chartex" xmlns:cx4="http://schemas.microsoft.com/office/drawing/2016/5/10/chartex" xmlns:cx5="http://schemas.microsoft.com/office/drawing/2016/5/11/chartex" xmlns:cx6="http://schemas.microsoft.com/office/drawing/2016/5/12/chartex" xmlns:cx7="http://schemas.microsoft.com/office/drawing/2016/5/13/chartex" xmlns:cx8="http://schemas.microsoft.com/office/drawing/2016/5/14/chartex" xmlns:mc="http://schemas.openxmlformats.org/markup-compatibility/2006" xmlns:aink="http://schemas.microsoft.com/office/drawing/2016/ink" xmlns:am3d="http://schemas.microsoft.com/office/drawing/2017/model3d" xmlns:o="urn:schemas-microsoft-com:office:office" xmlns:oel="http://schemas.microsoft.com/office/2019/extlst" xmlns:r="http://schemas.openxmlformats.org/officeDocument/2006/relationships" xmlns:m="http://schemas.openxmlformats.org/officeDocument/2006/math" xmlns:v="urn:schemas-microsoft-com:vml" xmlns:wp14="http://schemas.microsoft.com/office/word/2010/wordprocessingDrawing" xmlns:wp="http://schemas.openxmlformats.org/drawingml/2006/wordprocessingDrawing" xmlns:w10="urn:schemas-microsoft-com:office:word" xmlns:w="http://schemas.openxmlformats.org/wordprocessingml/2006/main" xmlns:w14="http://schemas.microsoft.com/office/word/2010/wordml" xmlns:w15="http://schemas.microsoft.com/office/word/2012/wordml" xmlns:w16cex="http://schemas.microsoft.com/office/word/2018/wordml/cex" xmlns:w16cid="http://schemas.microsoft.com/office/word/2016/wordml/cid" xmlns:w16="http://schemas.microsoft.com/office/word/2018/wordml" xmlns:w16du="http://schemas.microsoft.com/office/word/2023/wordml/word16du" xmlns:w16sdtdh="http://schemas.microsoft.com/office/word/2020/wordml/sdtdatahash" xmlns:w16sdtfl="http://schemas.microsoft.com/office/word/2024/wordml/sdtformatlock" xmlns:w16se="http://schemas.microsoft.com/office/word/2015/wordml/symex" xmlns:wpg="http://schemas.microsoft.com/office/word/2010/wordprocessingGroup" xmlns:wpi="http://schemas.microsoft.com/office/word/2010/wordprocessingInk" xmlns:wne="http://schemas.microsoft.com/office/word/2006/wordml" xmlns:wps="http://schemas.microsoft.com/office/word/2010/wordprocessingShape" mc:Ignorable="w14 w15 w16se w16cid w16 w16cex w16sdtdh w16sdtfl w16du wp14">
   <w:p>
     <w:pPr>
       <w:pStyle w:val="Footer"/>
@@ -12320,7 +13200,7 @@
 </file>
 
 <file path=word/footer2.xml><?xml version="1.0" encoding="utf-8"?>
-<w:ftr xmlns:wpc="http://schemas.microsoft.com/office/word/2010/wordprocessingCanvas" xmlns:cx="http://schemas.microsoft.com/office/drawing/2014/chartex" xmlns:cx1="http://schemas.microsoft.com/office/drawing/2015/9/8/chartex" xmlns:cx2="http://schemas.microsoft.com/office/drawing/2015/10/21/chartex" xmlns:cx3="http://schemas.microsoft.com/office/drawing/2016/5/9/chartex" xmlns:cx4="http://schemas.microsoft.com/office/drawing/2016/5/10/chartex" xmlns:cx5="http://schemas.microsoft.com/office/drawing/2016/5/11/chartex" xmlns:cx6="http://schemas.microsoft.com/office/drawing/2016/5/12/chartex" xmlns:cx7="http://schemas.microsoft.com/office/drawing/2016/5/13/chartex" xmlns:cx8="http://schemas.microsoft.com/office/drawing/2016/5/14/chartex" xmlns:mc="http://schemas.openxmlformats.org/markup-compatibility/2006" xmlns:aink="http://schemas.microsoft.com/office/drawing/2016/ink" xmlns:am3d="http://schemas.microsoft.com/office/drawing/2017/model3d" xmlns:o="urn:schemas-microsoft-com:office:office" xmlns:oel="http://schemas.microsoft.com/office/2019/extlst" xmlns:r="http://schemas.openxmlformats.org/officeDocument/2006/relationships" xmlns:m="http://schemas.openxmlformats.org/officeDocument/2006/math" xmlns:v="urn:schemas-microsoft-com:vml" xmlns:wp14="http://schemas.microsoft.com/office/word/2010/wordprocessingDrawing" xmlns:wp="http://schemas.openxmlformats.org/drawingml/2006/wordprocessingDrawing" xmlns:w10="urn:schemas-microsoft-com:office:word" xmlns:w="http://schemas.openxmlformats.org/wordprocessingml/2006/main" xmlns:w14="http://schemas.microsoft.com/office/word/2010/wordml" xmlns:w15="http://schemas.microsoft.com/office/word/2012/wordml" xmlns:w16cei="http://schemas.microsoft.com/office/word/2026/wordml/cei" xmlns:w16cex="http://schemas.microsoft.com/office/word/2018/wordml/cex" xmlns:w16cid="http://schemas.microsoft.com/office/word/2016/wordml/cid" xmlns:w16="http://schemas.microsoft.com/office/word/2018/wordml" xmlns:w16du="http://schemas.microsoft.com/office/word/2023/wordml/word16du" xmlns:w16sdtdh="http://schemas.microsoft.com/office/word/2020/wordml/sdtdatahash" xmlns:w16sdtfl="http://schemas.microsoft.com/office/word/2024/wordml/sdtformatlock" xmlns:w16se="http://schemas.microsoft.com/office/word/2015/wordml/symex" xmlns:wpg="http://schemas.microsoft.com/office/word/2010/wordprocessingGroup" xmlns:wpi="http://schemas.microsoft.com/office/word/2010/wordprocessingInk" xmlns:wne="http://schemas.microsoft.com/office/word/2006/wordml" xmlns:wps="http://schemas.microsoft.com/office/word/2010/wordprocessingShape" mc:Ignorable="w14 w15 w16se w16cid w16 w16cex w16sdtdh w16sdtfl w16du wp14">
+<w:ftr xmlns:wpc="http://schemas.microsoft.com/office/word/2010/wordprocessingCanvas" xmlns:cx="http://schemas.microsoft.com/office/drawing/2014/chartex" xmlns:cx1="http://schemas.microsoft.com/office/drawing/2015/9/8/chartex" xmlns:cx2="http://schemas.microsoft.com/office/drawing/2015/10/21/chartex" xmlns:cx3="http://schemas.microsoft.com/office/drawing/2016/5/9/chartex" xmlns:cx4="http://schemas.microsoft.com/office/drawing/2016/5/10/chartex" xmlns:cx5="http://schemas.microsoft.com/office/drawing/2016/5/11/chartex" xmlns:cx6="http://schemas.microsoft.com/office/drawing/2016/5/12/chartex" xmlns:cx7="http://schemas.microsoft.com/office/drawing/2016/5/13/chartex" xmlns:cx8="http://schemas.microsoft.com/office/drawing/2016/5/14/chartex" xmlns:mc="http://schemas.openxmlformats.org/markup-compatibility/2006" xmlns:aink="http://schemas.microsoft.com/office/drawing/2016/ink" xmlns:am3d="http://schemas.microsoft.com/office/drawing/2017/model3d" xmlns:o="urn:schemas-microsoft-com:office:office" xmlns:oel="http://schemas.microsoft.com/office/2019/extlst" xmlns:r="http://schemas.openxmlformats.org/officeDocument/2006/relationships" xmlns:m="http://schemas.openxmlformats.org/officeDocument/2006/math" xmlns:v="urn:schemas-microsoft-com:vml" xmlns:wp14="http://schemas.microsoft.com/office/word/2010/wordprocessingDrawing" xmlns:wp="http://schemas.openxmlformats.org/drawingml/2006/wordprocessingDrawing" xmlns:w10="urn:schemas-microsoft-com:office:word" xmlns:w="http://schemas.openxmlformats.org/wordprocessingml/2006/main" xmlns:w14="http://schemas.microsoft.com/office/word/2010/wordml" xmlns:w15="http://schemas.microsoft.com/office/word/2012/wordml" xmlns:w16cex="http://schemas.microsoft.com/office/word/2018/wordml/cex" xmlns:w16cid="http://schemas.microsoft.com/office/word/2016/wordml/cid" xmlns:w16="http://schemas.microsoft.com/office/word/2018/wordml" xmlns:w16du="http://schemas.microsoft.com/office/word/2023/wordml/word16du" xmlns:w16sdtdh="http://schemas.microsoft.com/office/word/2020/wordml/sdtdatahash" xmlns:w16sdtfl="http://schemas.microsoft.com/office/word/2024/wordml/sdtformatlock" xmlns:w16se="http://schemas.microsoft.com/office/word/2015/wordml/symex" xmlns:wpg="http://schemas.microsoft.com/office/word/2010/wordprocessingGroup" xmlns:wpi="http://schemas.microsoft.com/office/word/2010/wordprocessingInk" xmlns:wne="http://schemas.microsoft.com/office/word/2006/wordml" xmlns:wps="http://schemas.microsoft.com/office/word/2010/wordprocessingShape" mc:Ignorable="w14 w15 w16se w16cid w16 w16cex w16sdtdh w16sdtfl w16du wp14">
   <w:p>
     <w:pPr>
       <w:pStyle w:val="Footer"/>
@@ -12490,7 +13370,7 @@
             </wp:anchor>
           </w:drawing>
         </mc:Choice>
-        <mc:Fallback>
+        <mc:Fallback xmlns:w16cei="http://schemas.microsoft.com/office/word/2026/wordml/cei">
           <w:pict>
             <v:group w14:anchorId="5A2F42B2" id="Group 8" o:spid="_x0000_s1026" style="position:absolute;margin-left:0;margin-top:0;width:610.4pt;height:64.8pt;flip:y;z-index:251664384;mso-width-percent:1000;mso-height-percent:900;mso-position-horizontal:center;mso-position-horizontal-relative:page;mso-position-vertical:bottom;mso-position-vertical-relative:page;mso-width-percent:1000;mso-height-percent:900;mso-height-relative:bottom-margin-area" coordorigin="8,9" coordsize="15823,1439" o:gfxdata="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" o:allowincell="f">
               <v:shapetype id="_x0000_t32" coordsize="21600,21600" o:spt="32" o:oned="t" path="m,l21600,21600e" filled="f">
@@ -12574,7 +13454,7 @@
             </wp:anchor>
           </w:drawing>
         </mc:Choice>
-        <mc:Fallback>
+        <mc:Fallback xmlns:w16cei="http://schemas.microsoft.com/office/word/2026/wordml/cei">
           <w:pict>
             <v:rect w14:anchorId="30013B94" id="Rectangle 7" o:spid="_x0000_s1026" style="position:absolute;margin-left:0;margin-top:0;width:7.15pt;height:63.65pt;z-index:251663360;visibility:visible;mso-wrap-style:square;mso-width-percent:0;mso-height-percent:900;mso-wrap-distance-left:9pt;mso-wrap-distance-top:0;mso-wrap-distance-right:9pt;mso-wrap-distance-bottom:0;mso-position-horizontal:center;mso-position-horizontal-relative:left-margin-area;mso-position-vertical:bottom;mso-position-vertical-relative:page;mso-width-percent:0;mso-height-percent:900;mso-width-relative:page;mso-height-relative:bottom-margin-area;v-text-anchor:top" o:gfxdata="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" fillcolor="#4472c4 [3208]" strokecolor="#1f3763 [1608]">
               <w10:wrap anchorx="margin" anchory="page"/>
@@ -12652,7 +13532,7 @@
             </wp:anchor>
           </w:drawing>
         </mc:Choice>
-        <mc:Fallback>
+        <mc:Fallback xmlns:w16cei="http://schemas.microsoft.com/office/word/2026/wordml/cei">
           <w:pict>
             <v:rect w14:anchorId="6AC750AE" id="Rectangle 6" o:spid="_x0000_s1026" style="position:absolute;margin-left:0;margin-top:0;width:7.15pt;height:63.65pt;z-index:251662336;visibility:visible;mso-wrap-style:square;mso-width-percent:0;mso-height-percent:900;mso-wrap-distance-left:9pt;mso-wrap-distance-top:0;mso-wrap-distance-right:9pt;mso-wrap-distance-bottom:0;mso-position-horizontal:center;mso-position-horizontal-relative:right-margin-area;mso-position-vertical:bottom;mso-position-vertical-relative:page;mso-width-percent:0;mso-height-percent:900;mso-width-relative:page;mso-height-relative:bottom-margin-area;v-text-anchor:top" o:gfxdata="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" fillcolor="#4472c4 [3208]" strokecolor="#1f3763 [1608]">
               <w10:wrap anchorx="margin" anchory="page"/>
@@ -12671,7 +13551,7 @@
 </file>
 
 <file path=word/footer3.xml><?xml version="1.0" encoding="utf-8"?>
-<w:ftr xmlns:wpc="http://schemas.microsoft.com/office/word/2010/wordprocessingCanvas" xmlns:cx="http://schemas.microsoft.com/office/drawing/2014/chartex" xmlns:cx1="http://schemas.microsoft.com/office/drawing/2015/9/8/chartex" xmlns:cx2="http://schemas.microsoft.com/office/drawing/2015/10/21/chartex" xmlns:cx3="http://schemas.microsoft.com/office/drawing/2016/5/9/chartex" xmlns:cx4="http://schemas.microsoft.com/office/drawing/2016/5/10/chartex" xmlns:cx5="http://schemas.microsoft.com/office/drawing/2016/5/11/chartex" xmlns:cx6="http://schemas.microsoft.com/office/drawing/2016/5/12/chartex" xmlns:cx7="http://schemas.microsoft.com/office/drawing/2016/5/13/chartex" xmlns:cx8="http://schemas.microsoft.com/office/drawing/2016/5/14/chartex" xmlns:mc="http://schemas.openxmlformats.org/markup-compatibility/2006" xmlns:aink="http://schemas.microsoft.com/office/drawing/2016/ink" xmlns:am3d="http://schemas.microsoft.com/office/drawing/2017/model3d" xmlns:o="urn:schemas-microsoft-com:office:office" xmlns:oel="http://schemas.microsoft.com/office/2019/extlst" xmlns:r="http://schemas.openxmlformats.org/officeDocument/2006/relationships" xmlns:m="http://schemas.openxmlformats.org/officeDocument/2006/math" xmlns:v="urn:schemas-microsoft-com:vml" xmlns:wp14="http://schemas.microsoft.com/office/word/2010/wordprocessingDrawing" xmlns:wp="http://schemas.openxmlformats.org/drawingml/2006/wordprocessingDrawing" xmlns:w10="urn:schemas-microsoft-com:office:word" xmlns:w="http://schemas.openxmlformats.org/wordprocessingml/2006/main" xmlns:w14="http://schemas.microsoft.com/office/word/2010/wordml" xmlns:w15="http://schemas.microsoft.com/office/word/2012/wordml" xmlns:w16cei="http://schemas.microsoft.com/office/word/2026/wordml/cei" xmlns:w16cex="http://schemas.microsoft.com/office/word/2018/wordml/cex" xmlns:w16cid="http://schemas.microsoft.com/office/word/2016/wordml/cid" xmlns:w16="http://schemas.microsoft.com/office/word/2018/wordml" xmlns:w16du="http://schemas.microsoft.com/office/word/2023/wordml/word16du" xmlns:w16sdtdh="http://schemas.microsoft.com/office/word/2020/wordml/sdtdatahash" xmlns:w16sdtfl="http://schemas.microsoft.com/office/word/2024/wordml/sdtformatlock" xmlns:w16se="http://schemas.microsoft.com/office/word/2015/wordml/symex" xmlns:wpg="http://schemas.microsoft.com/office/word/2010/wordprocessingGroup" xmlns:wpi="http://schemas.microsoft.com/office/word/2010/wordprocessingInk" xmlns:wne="http://schemas.microsoft.com/office/word/2006/wordml" xmlns:wps="http://schemas.microsoft.com/office/word/2010/wordprocessingShape" mc:Ignorable="w14 w15 w16se w16cid w16 w16cex w16sdtdh w16sdtfl w16du wp14">
+<w:ftr xmlns:wpc="http://schemas.microsoft.com/office/word/2010/wordprocessingCanvas" xmlns:cx="http://schemas.microsoft.com/office/drawing/2014/chartex" xmlns:cx1="http://schemas.microsoft.com/office/drawing/2015/9/8/chartex" xmlns:cx2="http://schemas.microsoft.com/office/drawing/2015/10/21/chartex" xmlns:cx3="http://schemas.microsoft.com/office/drawing/2016/5/9/chartex" xmlns:cx4="http://schemas.microsoft.com/office/drawing/2016/5/10/chartex" xmlns:cx5="http://schemas.microsoft.com/office/drawing/2016/5/11/chartex" xmlns:cx6="http://schemas.microsoft.com/office/drawing/2016/5/12/chartex" xmlns:cx7="http://schemas.microsoft.com/office/drawing/2016/5/13/chartex" xmlns:cx8="http://schemas.microsoft.com/office/drawing/2016/5/14/chartex" xmlns:mc="http://schemas.openxmlformats.org/markup-compatibility/2006" xmlns:aink="http://schemas.microsoft.com/office/drawing/2016/ink" xmlns:am3d="http://schemas.microsoft.com/office/drawing/2017/model3d" xmlns:o="urn:schemas-microsoft-com:office:office" xmlns:oel="http://schemas.microsoft.com/office/2019/extlst" xmlns:r="http://schemas.openxmlformats.org/officeDocument/2006/relationships" xmlns:m="http://schemas.openxmlformats.org/officeDocument/2006/math" xmlns:v="urn:schemas-microsoft-com:vml" xmlns:wp14="http://schemas.microsoft.com/office/word/2010/wordprocessingDrawing" xmlns:wp="http://schemas.openxmlformats.org/drawingml/2006/wordprocessingDrawing" xmlns:w10="urn:schemas-microsoft-com:office:word" xmlns:w="http://schemas.openxmlformats.org/wordprocessingml/2006/main" xmlns:w14="http://schemas.microsoft.com/office/word/2010/wordml" xmlns:w15="http://schemas.microsoft.com/office/word/2012/wordml" xmlns:w16cex="http://schemas.microsoft.com/office/word/2018/wordml/cex" xmlns:w16cid="http://schemas.microsoft.com/office/word/2016/wordml/cid" xmlns:w16="http://schemas.microsoft.com/office/word/2018/wordml" xmlns:w16du="http://schemas.microsoft.com/office/word/2023/wordml/word16du" xmlns:w16sdtdh="http://schemas.microsoft.com/office/word/2020/wordml/sdtdatahash" xmlns:w16sdtfl="http://schemas.microsoft.com/office/word/2024/wordml/sdtformatlock" xmlns:w16se="http://schemas.microsoft.com/office/word/2015/wordml/symex" xmlns:wpg="http://schemas.microsoft.com/office/word/2010/wordprocessingGroup" xmlns:wpi="http://schemas.microsoft.com/office/word/2010/wordprocessingInk" xmlns:wne="http://schemas.microsoft.com/office/word/2006/wordml" xmlns:wps="http://schemas.microsoft.com/office/word/2010/wordprocessingShape" mc:Ignorable="w14 w15 w16se w16cid w16 w16cex w16sdtdh w16sdtfl w16du wp14">
   <w:p>
     <w:pPr>
       <w:pStyle w:val="Footer"/>
@@ -12681,7 +13561,7 @@
 </file>
 
 <file path=word/footnotes.xml><?xml version="1.0" encoding="utf-8"?>
-<w:footnotes xmlns:wpc="http://schemas.microsoft.com/office/word/2010/wordprocessingCanvas" xmlns:cx="http://schemas.microsoft.com/office/drawing/2014/chartex" xmlns:cx1="http://schemas.microsoft.com/office/drawing/2015/9/8/chartex" xmlns:cx2="http://schemas.microsoft.com/office/drawing/2015/10/21/chartex" xmlns:cx3="http://schemas.microsoft.com/office/drawing/2016/5/9/chartex" xmlns:cx4="http://schemas.microsoft.com/office/drawing/2016/5/10/chartex" xmlns:cx5="http://schemas.microsoft.com/office/drawing/2016/5/11/chartex" xmlns:cx6="http://schemas.microsoft.com/office/drawing/2016/5/12/chartex" xmlns:cx7="http://schemas.microsoft.com/office/drawing/2016/5/13/chartex" xmlns:cx8="http://schemas.microsoft.com/office/drawing/2016/5/14/chartex" xmlns:mc="http://schemas.openxmlformats.org/markup-compatibility/2006" xmlns:aink="http://schemas.microsoft.com/office/drawing/2016/ink" xmlns:am3d="http://schemas.microsoft.com/office/drawing/2017/model3d" xmlns:o="urn:schemas-microsoft-com:office:office" xmlns:oel="http://schemas.microsoft.com/office/2019/extlst" xmlns:r="http://schemas.openxmlformats.org/officeDocument/2006/relationships" xmlns:m="http://schemas.openxmlformats.org/officeDocument/2006/math" xmlns:v="urn:schemas-microsoft-com:vml" xmlns:wp14="http://schemas.microsoft.com/office/word/2010/wordprocessingDrawing" xmlns:wp="http://schemas.openxmlformats.org/drawingml/2006/wordprocessingDrawing" xmlns:w10="urn:schemas-microsoft-com:office:word" xmlns:w="http://schemas.openxmlformats.org/wordprocessingml/2006/main" xmlns:w14="http://schemas.microsoft.com/office/word/2010/wordml" xmlns:w15="http://schemas.microsoft.com/office/word/2012/wordml" xmlns:w16cei="http://schemas.microsoft.com/office/word/2026/wordml/cei" xmlns:w16cex="http://schemas.microsoft.com/office/word/2018/wordml/cex" xmlns:w16cid="http://schemas.microsoft.com/office/word/2016/wordml/cid" xmlns:w16="http://schemas.microsoft.com/office/word/2018/wordml" xmlns:w16du="http://schemas.microsoft.com/office/word/2023/wordml/word16du" xmlns:w16sdtdh="http://schemas.microsoft.com/office/word/2020/wordml/sdtdatahash" xmlns:w16sdtfl="http://schemas.microsoft.com/office/word/2024/wordml/sdtformatlock" xmlns:w16se="http://schemas.microsoft.com/office/word/2015/wordml/symex" xmlns:wpg="http://schemas.microsoft.com/office/word/2010/wordprocessingGroup" xmlns:wpi="http://schemas.microsoft.com/office/word/2010/wordprocessingInk" xmlns:wne="http://schemas.microsoft.com/office/word/2006/wordml" xmlns:wps="http://schemas.microsoft.com/office/word/2010/wordprocessingShape" mc:Ignorable="w14 w15 w16se w16cid w16 w16cex w16sdtdh w16sdtfl w16du wp14">
+<w:footnotes xmlns:wpc="http://schemas.microsoft.com/office/word/2010/wordprocessingCanvas" xmlns:cx="http://schemas.microsoft.com/office/drawing/2014/chartex" xmlns:cx1="http://schemas.microsoft.com/office/drawing/2015/9/8/chartex" xmlns:cx2="http://schemas.microsoft.com/office/drawing/2015/10/21/chartex" xmlns:cx3="http://schemas.microsoft.com/office/drawing/2016/5/9/chartex" xmlns:cx4="http://schemas.microsoft.com/office/drawing/2016/5/10/chartex" xmlns:cx5="http://schemas.microsoft.com/office/drawing/2016/5/11/chartex" xmlns:cx6="http://schemas.microsoft.com/office/drawing/2016/5/12/chartex" xmlns:cx7="http://schemas.microsoft.com/office/drawing/2016/5/13/chartex" xmlns:cx8="http://schemas.microsoft.com/office/drawing/2016/5/14/chartex" xmlns:mc="http://schemas.openxmlformats.org/markup-compatibility/2006" xmlns:aink="http://schemas.microsoft.com/office/drawing/2016/ink" xmlns:am3d="http://schemas.microsoft.com/office/drawing/2017/model3d" xmlns:o="urn:schemas-microsoft-com:office:office" xmlns:oel="http://schemas.microsoft.com/office/2019/extlst" xmlns:r="http://schemas.openxmlformats.org/officeDocument/2006/relationships" xmlns:m="http://schemas.openxmlformats.org/officeDocument/2006/math" xmlns:v="urn:schemas-microsoft-com:vml" xmlns:wp14="http://schemas.microsoft.com/office/word/2010/wordprocessingDrawing" xmlns:wp="http://schemas.openxmlformats.org/drawingml/2006/wordprocessingDrawing" xmlns:w10="urn:schemas-microsoft-com:office:word" xmlns:w="http://schemas.openxmlformats.org/wordprocessingml/2006/main" xmlns:w14="http://schemas.microsoft.com/office/word/2010/wordml" xmlns:w15="http://schemas.microsoft.com/office/word/2012/wordml" xmlns:w16cex="http://schemas.microsoft.com/office/word/2018/wordml/cex" xmlns:w16cid="http://schemas.microsoft.com/office/word/2016/wordml/cid" xmlns:w16="http://schemas.microsoft.com/office/word/2018/wordml" xmlns:w16du="http://schemas.microsoft.com/office/word/2023/wordml/word16du" xmlns:w16sdtdh="http://schemas.microsoft.com/office/word/2020/wordml/sdtdatahash" xmlns:w16sdtfl="http://schemas.microsoft.com/office/word/2024/wordml/sdtformatlock" xmlns:w16se="http://schemas.microsoft.com/office/word/2015/wordml/symex" xmlns:wpg="http://schemas.microsoft.com/office/word/2010/wordprocessingGroup" xmlns:wpi="http://schemas.microsoft.com/office/word/2010/wordprocessingInk" xmlns:wne="http://schemas.microsoft.com/office/word/2006/wordml" xmlns:wps="http://schemas.microsoft.com/office/word/2010/wordprocessingShape" mc:Ignorable="w14 w15 w16se w16cid w16 w16cex w16sdtdh w16sdtfl w16du wp14">
   <w:footnote w:type="separator" w:id="-1">
     <w:p>
       <w:pPr>
@@ -12706,7 +13586,7 @@
 </file>
 
 <file path=word/header1.xml><?xml version="1.0" encoding="utf-8"?>
-<w:hdr xmlns:wpc="http://schemas.microsoft.com/office/word/2010/wordprocessingCanvas" xmlns:cx="http://schemas.microsoft.com/office/drawing/2014/chartex" xmlns:cx1="http://schemas.microsoft.com/office/drawing/2015/9/8/chartex" xmlns:cx2="http://schemas.microsoft.com/office/drawing/2015/10/21/chartex" xmlns:cx3="http://schemas.microsoft.com/office/drawing/2016/5/9/chartex" xmlns:cx4="http://schemas.microsoft.com/office/drawing/2016/5/10/chartex" xmlns:cx5="http://schemas.microsoft.com/office/drawing/2016/5/11/chartex" xmlns:cx6="http://schemas.microsoft.com/office/drawing/2016/5/12/chartex" xmlns:cx7="http://schemas.microsoft.com/office/drawing/2016/5/13/chartex" xmlns:cx8="http://schemas.microsoft.com/office/drawing/2016/5/14/chartex" xmlns:mc="http://schemas.openxmlformats.org/markup-compatibility/2006" xmlns:aink="http://schemas.microsoft.com/office/drawing/2016/ink" xmlns:am3d="http://schemas.microsoft.com/office/drawing/2017/model3d" xmlns:o="urn:schemas-microsoft-com:office:office" xmlns:oel="http://schemas.microsoft.com/office/2019/extlst" xmlns:r="http://schemas.openxmlformats.org/officeDocument/2006/relationships" xmlns:m="http://schemas.openxmlformats.org/officeDocument/2006/math" xmlns:v="urn:schemas-microsoft-com:vml" xmlns:wp14="http://schemas.microsoft.com/office/word/2010/wordprocessingDrawing" xmlns:wp="http://schemas.openxmlformats.org/drawingml/2006/wordprocessingDrawing" xmlns:w10="urn:schemas-microsoft-com:office:word" xmlns:w="http://schemas.openxmlformats.org/wordprocessingml/2006/main" xmlns:w14="http://schemas.microsoft.com/office/word/2010/wordml" xmlns:w15="http://schemas.microsoft.com/office/word/2012/wordml" xmlns:w16cei="http://schemas.microsoft.com/office/word/2026/wordml/cei" xmlns:w16cex="http://schemas.microsoft.com/office/word/2018/wordml/cex" xmlns:w16cid="http://schemas.microsoft.com/office/word/2016/wordml/cid" xmlns:w16="http://schemas.microsoft.com/office/word/2018/wordml" xmlns:w16du="http://schemas.microsoft.com/office/word/2023/wordml/word16du" xmlns:w16sdtdh="http://schemas.microsoft.com/office/word/2020/wordml/sdtdatahash" xmlns:w16sdtfl="http://schemas.microsoft.com/office/word/2024/wordml/sdtformatlock" xmlns:w16se="http://schemas.microsoft.com/office/word/2015/wordml/symex" xmlns:wpg="http://schemas.microsoft.com/office/word/2010/wordprocessingGroup" xmlns:wpi="http://schemas.microsoft.com/office/word/2010/wordprocessingInk" xmlns:wne="http://schemas.microsoft.com/office/word/2006/wordml" xmlns:wps="http://schemas.microsoft.com/office/word/2010/wordprocessingShape" mc:Ignorable="w14 w15 w16se w16cid w16 w16cex w16sdtdh w16sdtfl w16du wp14">
+<w:hdr xmlns:wpc="http://schemas.microsoft.com/office/word/2010/wordprocessingCanvas" xmlns:cx="http://schemas.microsoft.com/office/drawing/2014/chartex" xmlns:cx1="http://schemas.microsoft.com/office/drawing/2015/9/8/chartex" xmlns:cx2="http://schemas.microsoft.com/office/drawing/2015/10/21/chartex" xmlns:cx3="http://schemas.microsoft.com/office/drawing/2016/5/9/chartex" xmlns:cx4="http://schemas.microsoft.com/office/drawing/2016/5/10/chartex" xmlns:cx5="http://schemas.microsoft.com/office/drawing/2016/5/11/chartex" xmlns:cx6="http://schemas.microsoft.com/office/drawing/2016/5/12/chartex" xmlns:cx7="http://schemas.microsoft.com/office/drawing/2016/5/13/chartex" xmlns:cx8="http://schemas.microsoft.com/office/drawing/2016/5/14/chartex" xmlns:mc="http://schemas.openxmlformats.org/markup-compatibility/2006" xmlns:aink="http://schemas.microsoft.com/office/drawing/2016/ink" xmlns:am3d="http://schemas.microsoft.com/office/drawing/2017/model3d" xmlns:o="urn:schemas-microsoft-com:office:office" xmlns:oel="http://schemas.microsoft.com/office/2019/extlst" xmlns:r="http://schemas.openxmlformats.org/officeDocument/2006/relationships" xmlns:m="http://schemas.openxmlformats.org/officeDocument/2006/math" xmlns:v="urn:schemas-microsoft-com:vml" xmlns:wp14="http://schemas.microsoft.com/office/word/2010/wordprocessingDrawing" xmlns:wp="http://schemas.openxmlformats.org/drawingml/2006/wordprocessingDrawing" xmlns:w10="urn:schemas-microsoft-com:office:word" xmlns:w="http://schemas.openxmlformats.org/wordprocessingml/2006/main" xmlns:w14="http://schemas.microsoft.com/office/word/2010/wordml" xmlns:w15="http://schemas.microsoft.com/office/word/2012/wordml" xmlns:w16cex="http://schemas.microsoft.com/office/word/2018/wordml/cex" xmlns:w16cid="http://schemas.microsoft.com/office/word/2016/wordml/cid" xmlns:w16="http://schemas.microsoft.com/office/word/2018/wordml" xmlns:w16du="http://schemas.microsoft.com/office/word/2023/wordml/word16du" xmlns:w16sdtdh="http://schemas.microsoft.com/office/word/2020/wordml/sdtdatahash" xmlns:w16sdtfl="http://schemas.microsoft.com/office/word/2024/wordml/sdtformatlock" xmlns:w16se="http://schemas.microsoft.com/office/word/2015/wordml/symex" xmlns:wpg="http://schemas.microsoft.com/office/word/2010/wordprocessingGroup" xmlns:wpi="http://schemas.microsoft.com/office/word/2010/wordprocessingInk" xmlns:wne="http://schemas.microsoft.com/office/word/2006/wordml" xmlns:wps="http://schemas.microsoft.com/office/word/2010/wordprocessingShape" mc:Ignorable="w14 w15 w16se w16cid w16 w16cex w16sdtdh w16sdtfl w16du wp14">
   <w:p>
     <w:pPr>
       <w:pStyle w:val="Header"/>
@@ -12716,7 +13596,7 @@
 </file>
 
 <file path=word/header2.xml><?xml version="1.0" encoding="utf-8"?>
-<w:hdr xmlns:wpc="http://schemas.microsoft.com/office/word/2010/wordprocessingCanvas" xmlns:cx="http://schemas.microsoft.com/office/drawing/2014/chartex" xmlns:cx1="http://schemas.microsoft.com/office/drawing/2015/9/8/chartex" xmlns:cx2="http://schemas.microsoft.com/office/drawing/2015/10/21/chartex" xmlns:cx3="http://schemas.microsoft.com/office/drawing/2016/5/9/chartex" xmlns:cx4="http://schemas.microsoft.com/office/drawing/2016/5/10/chartex" xmlns:cx5="http://schemas.microsoft.com/office/drawing/2016/5/11/chartex" xmlns:cx6="http://schemas.microsoft.com/office/drawing/2016/5/12/chartex" xmlns:cx7="http://schemas.microsoft.com/office/drawing/2016/5/13/chartex" xmlns:cx8="http://schemas.microsoft.com/office/drawing/2016/5/14/chartex" xmlns:mc="http://schemas.openxmlformats.org/markup-compatibility/2006" xmlns:aink="http://schemas.microsoft.com/office/drawing/2016/ink" xmlns:am3d="http://schemas.microsoft.com/office/drawing/2017/model3d" xmlns:o="urn:schemas-microsoft-com:office:office" xmlns:oel="http://schemas.microsoft.com/office/2019/extlst" xmlns:r="http://schemas.openxmlformats.org/officeDocument/2006/relationships" xmlns:m="http://schemas.openxmlformats.org/officeDocument/2006/math" xmlns:v="urn:schemas-microsoft-com:vml" xmlns:wp14="http://schemas.microsoft.com/office/word/2010/wordprocessingDrawing" xmlns:wp="http://schemas.openxmlformats.org/drawingml/2006/wordprocessingDrawing" xmlns:w10="urn:schemas-microsoft-com:office:word" xmlns:w="http://schemas.openxmlformats.org/wordprocessingml/2006/main" xmlns:w14="http://schemas.microsoft.com/office/word/2010/wordml" xmlns:w15="http://schemas.microsoft.com/office/word/2012/wordml" xmlns:w16cei="http://schemas.microsoft.com/office/word/2026/wordml/cei" xmlns:w16cex="http://schemas.microsoft.com/office/word/2018/wordml/cex" xmlns:w16cid="http://schemas.microsoft.com/office/word/2016/wordml/cid" xmlns:w16="http://schemas.microsoft.com/office/word/2018/wordml" xmlns:w16du="http://schemas.microsoft.com/office/word/2023/wordml/word16du" xmlns:w16sdtdh="http://schemas.microsoft.com/office/word/2020/wordml/sdtdatahash" xmlns:w16sdtfl="http://schemas.microsoft.com/office/word/2024/wordml/sdtformatlock" xmlns:w16se="http://schemas.microsoft.com/office/word/2015/wordml/symex" xmlns:wpg="http://schemas.microsoft.com/office/word/2010/wordprocessingGroup" xmlns:wpi="http://schemas.microsoft.com/office/word/2010/wordprocessingInk" xmlns:wne="http://schemas.microsoft.com/office/word/2006/wordml" xmlns:wps="http://schemas.microsoft.com/office/word/2010/wordprocessingShape" xmlns:a="http://schemas.openxmlformats.org/drawingml/2006/main" xmlns:a14="http://schemas.microsoft.com/office/drawing/2010/main" mc:Ignorable="w14 w15 w16se w16cid w16 w16cex w16sdtdh w16sdtfl w16du wp14">
+<w:hdr xmlns:wpc="http://schemas.microsoft.com/office/word/2010/wordprocessingCanvas" xmlns:cx="http://schemas.microsoft.com/office/drawing/2014/chartex" xmlns:cx1="http://schemas.microsoft.com/office/drawing/2015/9/8/chartex" xmlns:cx2="http://schemas.microsoft.com/office/drawing/2015/10/21/chartex" xmlns:cx3="http://schemas.microsoft.com/office/drawing/2016/5/9/chartex" xmlns:cx4="http://schemas.microsoft.com/office/drawing/2016/5/10/chartex" xmlns:cx5="http://schemas.microsoft.com/office/drawing/2016/5/11/chartex" xmlns:cx6="http://schemas.microsoft.com/office/drawing/2016/5/12/chartex" xmlns:cx7="http://schemas.microsoft.com/office/drawing/2016/5/13/chartex" xmlns:cx8="http://schemas.microsoft.com/office/drawing/2016/5/14/chartex" xmlns:mc="http://schemas.openxmlformats.org/markup-compatibility/2006" xmlns:aink="http://schemas.microsoft.com/office/drawing/2016/ink" xmlns:am3d="http://schemas.microsoft.com/office/drawing/2017/model3d" xmlns:o="urn:schemas-microsoft-com:office:office" xmlns:oel="http://schemas.microsoft.com/office/2019/extlst" xmlns:r="http://schemas.openxmlformats.org/officeDocument/2006/relationships" xmlns:m="http://schemas.openxmlformats.org/officeDocument/2006/math" xmlns:v="urn:schemas-microsoft-com:vml" xmlns:wp14="http://schemas.microsoft.com/office/word/2010/wordprocessingDrawing" xmlns:wp="http://schemas.openxmlformats.org/drawingml/2006/wordprocessingDrawing" xmlns:w10="urn:schemas-microsoft-com:office:word" xmlns:w="http://schemas.openxmlformats.org/wordprocessingml/2006/main" xmlns:w14="http://schemas.microsoft.com/office/word/2010/wordml" xmlns:w15="http://schemas.microsoft.com/office/word/2012/wordml" xmlns:w16cex="http://schemas.microsoft.com/office/word/2018/wordml/cex" xmlns:w16cid="http://schemas.microsoft.com/office/word/2016/wordml/cid" xmlns:w16="http://schemas.microsoft.com/office/word/2018/wordml" xmlns:w16du="http://schemas.microsoft.com/office/word/2023/wordml/word16du" xmlns:w16sdtdh="http://schemas.microsoft.com/office/word/2020/wordml/sdtdatahash" xmlns:w16sdtfl="http://schemas.microsoft.com/office/word/2024/wordml/sdtformatlock" xmlns:w16se="http://schemas.microsoft.com/office/word/2015/wordml/symex" xmlns:wpg="http://schemas.microsoft.com/office/word/2010/wordprocessingGroup" xmlns:wpi="http://schemas.microsoft.com/office/word/2010/wordprocessingInk" xmlns:wne="http://schemas.microsoft.com/office/word/2006/wordml" xmlns:wps="http://schemas.microsoft.com/office/word/2010/wordprocessingShape" mc:Ignorable="w14 w15 w16se w16cid w16 w16cex w16sdtdh w16sdtfl w16du wp14">
   <w:p>
     <w:pPr>
       <w:pStyle w:val="Header"/>
@@ -12744,19 +13624,28 @@
         <w:dataBinding w:prefixMappings="xmlns:ns0='http://schemas.openxmlformats.org/package/2006/metadata/core-properties' xmlns:ns1='http://purl.org/dc/elements/1.1/'" w:xpath="/ns0:coreProperties[1]/ns1:title[1]" w:storeItemID="{6C3C8BC8-F283-45AE-878A-BAB7291924A1}"/>
         <w:text/>
       </w:sdtPr>
+      <w:sdtEndPr/>
       <w:sdtContent>
+        <w:proofErr w:type="spellStart"/>
         <w:r>
           <w:rPr>
             <w:rFonts w:asciiTheme="majorHAnsi" w:hAnsiTheme="majorHAnsi"/>
           </w:rPr>
-          <w:t xml:space="preserve">YCompany – eClaims</w:t>
+          <w:t>YCompany</w:t>
+        </w:r>
+        <w:proofErr w:type="spellEnd"/>
+        <w:r>
+          <w:rPr>
+            <w:rFonts w:asciiTheme="majorHAnsi" w:hAnsiTheme="majorHAnsi"/>
+          </w:rPr>
+          <w:t xml:space="preserve"> – </w:t>
         </w:r>
         <w:proofErr w:type="spellStart"/>
         <w:r>
           <w:rPr>
             <w:rFonts w:asciiTheme="majorHAnsi" w:hAnsiTheme="majorHAnsi"/>
           </w:rPr>
-          <w:t/>
+          <w:t>eClaims</w:t>
         </w:r>
         <w:proofErr w:type="spellEnd"/>
       </w:sdtContent>
@@ -12780,6 +13669,7 @@
         <w:dataBinding w:prefixMappings="xmlns:ns0='http://schemas.openxmlformats.org/package/2006/metadata/core-properties' xmlns:ns1='http://purl.org/dc/elements/1.1/'" w:xpath="/ns0:coreProperties[1]/ns1:subject[1]" w:storeItemID="{6C3C8BC8-F283-45AE-878A-BAB7291924A1}"/>
         <w:text/>
       </w:sdtPr>
+      <w:sdtEndPr/>
       <w:sdtContent>
         <w:r>
           <w:rPr>
@@ -12813,9 +13703,9 @@
               <wp:wrapNone/>
               <wp:docPr id="11" name="Group 3"/>
               <wp:cNvGraphicFramePr>
-                <a:graphicFrameLocks/>
+                <a:graphicFrameLocks xmlns:a="http://schemas.openxmlformats.org/drawingml/2006/main"/>
               </wp:cNvGraphicFramePr>
-              <a:graphic>
+              <a:graphic xmlns:a="http://schemas.openxmlformats.org/drawingml/2006/main">
                 <a:graphicData uri="http://schemas.microsoft.com/office/word/2010/wordprocessingGroup">
                   <wpg:wgp>
                     <wpg:cNvGrpSpPr>
@@ -12856,7 +13746,7 @@
                         </a:ln>
                         <a:extLst>
                           <a:ext uri="{909E8E84-426E-40DD-AFC4-6F175D3DCCD1}">
-                            <a14:hiddenFill>
+                            <a14:hiddenFill xmlns:a14="http://schemas.microsoft.com/office/drawing/2010/main">
                               <a:noFill/>
                             </a14:hiddenFill>
                           </a:ext>
@@ -12883,14 +13773,14 @@
                         </a:ln>
                         <a:extLst>
                           <a:ext uri="{909E8E84-426E-40DD-AFC4-6F175D3DCCD1}">
-                            <a14:hiddenFill>
+                            <a14:hiddenFill xmlns:a14="http://schemas.microsoft.com/office/drawing/2010/main">
                               <a:solidFill>
                                 <a:srgbClr val="FFFFFF"/>
                               </a:solidFill>
                             </a14:hiddenFill>
                           </a:ext>
                           <a:ext uri="{91240B29-F687-4F45-9708-019B960494DF}">
-                            <a14:hiddenLine w="9525">
+                            <a14:hiddenLine xmlns:a14="http://schemas.microsoft.com/office/drawing/2010/main" w="9525">
                               <a:solidFill>
                                 <a:srgbClr val="000000"/>
                               </a:solidFill>
@@ -12917,7 +13807,7 @@
             </wp:anchor>
           </w:drawing>
         </mc:Choice>
-        <mc:Fallback>
+        <mc:Fallback xmlns:a14="http://schemas.microsoft.com/office/drawing/2010/main" xmlns:a="http://schemas.openxmlformats.org/drawingml/2006/main" xmlns:w16cei="http://schemas.microsoft.com/office/word/2026/wordml/cei">
           <w:pict>
             <v:group w14:anchorId="7E66157F" id="Group 3" o:spid="_x0000_s1026" style="position:absolute;margin-left:0;margin-top:0;width:610.4pt;height:64.8pt;z-index:251661312;mso-width-percent:1000;mso-height-percent:900;mso-position-horizontal:center;mso-position-horizontal-relative:page;mso-position-vertical:top;mso-position-vertical-relative:page;mso-width-percent:1000;mso-height-percent:900;mso-height-relative:top-margin-area" coordorigin="8,9" coordsize="15823,1439" o:gfxdata="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">
               <v:shapetype id="_x0000_t32" coordsize="21600,21600" o:spt="32" o:oned="t" path="m,l21600,21600e" filled="f">
@@ -12953,9 +13843,9 @@
               <wp:wrapNone/>
               <wp:docPr id="10" name="Rectangle 2"/>
               <wp:cNvGraphicFramePr>
-                <a:graphicFrameLocks/>
+                <a:graphicFrameLocks xmlns:a="http://schemas.openxmlformats.org/drawingml/2006/main"/>
               </wp:cNvGraphicFramePr>
-              <a:graphic>
+              <a:graphic xmlns:a="http://schemas.openxmlformats.org/drawingml/2006/main">
                 <a:graphicData uri="http://schemas.microsoft.com/office/word/2010/wordprocessingShape">
                   <wps:wsp>
                     <wps:cNvSpPr>
@@ -13002,7 +13892,7 @@
             </wp:anchor>
           </w:drawing>
         </mc:Choice>
-        <mc:Fallback>
+        <mc:Fallback xmlns:a14="http://schemas.microsoft.com/office/drawing/2010/main" xmlns:a="http://schemas.openxmlformats.org/drawingml/2006/main" xmlns:w16cei="http://schemas.microsoft.com/office/word/2026/wordml/cei">
           <w:pict>
             <v:rect w14:anchorId="0ECB8EDB" id="Rectangle 2" o:spid="_x0000_s1026" style="position:absolute;margin-left:0;margin-top:0;width:7.15pt;height:62.95pt;z-index:251660288;visibility:visible;mso-wrap-style:square;mso-width-percent:0;mso-height-percent:900;mso-wrap-distance-left:9pt;mso-wrap-distance-top:0;mso-wrap-distance-right:9pt;mso-wrap-distance-bottom:0;mso-position-horizontal:center;mso-position-horizontal-relative:right-margin-area;mso-position-vertical:top;mso-position-vertical-relative:page;mso-width-percent:0;mso-height-percent:900;mso-width-relative:page;mso-height-relative:top-margin-area;v-text-anchor:top" o:gfxdata="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" fillcolor="#4472c4 [3208]" strokecolor="#1f3763 [1608]">
               <w10:wrap anchorx="margin" anchory="page"/>
@@ -13032,9 +13922,9 @@
               <wp:wrapNone/>
               <wp:docPr id="9" name="Rectangle 1"/>
               <wp:cNvGraphicFramePr>
-                <a:graphicFrameLocks/>
+                <a:graphicFrameLocks xmlns:a="http://schemas.openxmlformats.org/drawingml/2006/main"/>
               </wp:cNvGraphicFramePr>
-              <a:graphic>
+              <a:graphic xmlns:a="http://schemas.openxmlformats.org/drawingml/2006/main">
                 <a:graphicData uri="http://schemas.microsoft.com/office/word/2010/wordprocessingShape">
                   <wps:wsp>
                     <wps:cNvSpPr>
@@ -13081,7 +13971,7 @@
             </wp:anchor>
           </w:drawing>
         </mc:Choice>
-        <mc:Fallback>
+        <mc:Fallback xmlns:a14="http://schemas.microsoft.com/office/drawing/2010/main" xmlns:a="http://schemas.openxmlformats.org/drawingml/2006/main" xmlns:w16cei="http://schemas.microsoft.com/office/word/2026/wordml/cei">
           <w:pict>
             <v:rect w14:anchorId="70E789E4" id="Rectangle 1" o:spid="_x0000_s1026" style="position:absolute;margin-left:0;margin-top:0;width:7.15pt;height:62.95pt;z-index:251659264;visibility:visible;mso-wrap-style:square;mso-width-percent:0;mso-height-percent:900;mso-wrap-distance-left:9pt;mso-wrap-distance-top:0;mso-wrap-distance-right:9pt;mso-wrap-distance-bottom:0;mso-position-horizontal:center;mso-position-horizontal-relative:left-margin-area;mso-position-vertical:top;mso-position-vertical-relative:page;mso-width-percent:0;mso-height-percent:900;mso-width-relative:page;mso-height-relative:top-margin-area;v-text-anchor:top" o:gfxdata="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" fillcolor="#4472c4 [3208]" strokecolor="#1f3763 [1608]">
               <w10:wrap anchorx="margin" anchory="page"/>
@@ -13105,7 +13995,7 @@
 </file>
 
 <file path=word/header3.xml><?xml version="1.0" encoding="utf-8"?>
-<w:hdr xmlns:wpc="http://schemas.microsoft.com/office/word/2010/wordprocessingCanvas" xmlns:cx="http://schemas.microsoft.com/office/drawing/2014/chartex" xmlns:cx1="http://schemas.microsoft.com/office/drawing/2015/9/8/chartex" xmlns:cx2="http://schemas.microsoft.com/office/drawing/2015/10/21/chartex" xmlns:cx3="http://schemas.microsoft.com/office/drawing/2016/5/9/chartex" xmlns:cx4="http://schemas.microsoft.com/office/drawing/2016/5/10/chartex" xmlns:cx5="http://schemas.microsoft.com/office/drawing/2016/5/11/chartex" xmlns:cx6="http://schemas.microsoft.com/office/drawing/2016/5/12/chartex" xmlns:cx7="http://schemas.microsoft.com/office/drawing/2016/5/13/chartex" xmlns:cx8="http://schemas.microsoft.com/office/drawing/2016/5/14/chartex" xmlns:mc="http://schemas.openxmlformats.org/markup-compatibility/2006" xmlns:aink="http://schemas.microsoft.com/office/drawing/2016/ink" xmlns:am3d="http://schemas.microsoft.com/office/drawing/2017/model3d" xmlns:o="urn:schemas-microsoft-com:office:office" xmlns:oel="http://schemas.microsoft.com/office/2019/extlst" xmlns:r="http://schemas.openxmlformats.org/officeDocument/2006/relationships" xmlns:m="http://schemas.openxmlformats.org/officeDocument/2006/math" xmlns:v="urn:schemas-microsoft-com:vml" xmlns:wp14="http://schemas.microsoft.com/office/word/2010/wordprocessingDrawing" xmlns:wp="http://schemas.openxmlformats.org/drawingml/2006/wordprocessingDrawing" xmlns:w10="urn:schemas-microsoft-com:office:word" xmlns:w="http://schemas.openxmlformats.org/wordprocessingml/2006/main" xmlns:w14="http://schemas.microsoft.com/office/word/2010/wordml" xmlns:w15="http://schemas.microsoft.com/office/word/2012/wordml" xmlns:w16cei="http://schemas.microsoft.com/office/word/2026/wordml/cei" xmlns:w16cex="http://schemas.microsoft.com/office/word/2018/wordml/cex" xmlns:w16cid="http://schemas.microsoft.com/office/word/2016/wordml/cid" xmlns:w16="http://schemas.microsoft.com/office/word/2018/wordml" xmlns:w16du="http://schemas.microsoft.com/office/word/2023/wordml/word16du" xmlns:w16sdtdh="http://schemas.microsoft.com/office/word/2020/wordml/sdtdatahash" xmlns:w16sdtfl="http://schemas.microsoft.com/office/word/2024/wordml/sdtformatlock" xmlns:w16se="http://schemas.microsoft.com/office/word/2015/wordml/symex" xmlns:wpg="http://schemas.microsoft.com/office/word/2010/wordprocessingGroup" xmlns:wpi="http://schemas.microsoft.com/office/word/2010/wordprocessingInk" xmlns:wne="http://schemas.microsoft.com/office/word/2006/wordml" xmlns:wps="http://schemas.microsoft.com/office/word/2010/wordprocessingShape" mc:Ignorable="w14 w15 w16se w16cid w16 w16cex w16sdtdh w16sdtfl w16du wp14">
+<w:hdr xmlns:wpc="http://schemas.microsoft.com/office/word/2010/wordprocessingCanvas" xmlns:cx="http://schemas.microsoft.com/office/drawing/2014/chartex" xmlns:cx1="http://schemas.microsoft.com/office/drawing/2015/9/8/chartex" xmlns:cx2="http://schemas.microsoft.com/office/drawing/2015/10/21/chartex" xmlns:cx3="http://schemas.microsoft.com/office/drawing/2016/5/9/chartex" xmlns:cx4="http://schemas.microsoft.com/office/drawing/2016/5/10/chartex" xmlns:cx5="http://schemas.microsoft.com/office/drawing/2016/5/11/chartex" xmlns:cx6="http://schemas.microsoft.com/office/drawing/2016/5/12/chartex" xmlns:cx7="http://schemas.microsoft.com/office/drawing/2016/5/13/chartex" xmlns:cx8="http://schemas.microsoft.com/office/drawing/2016/5/14/chartex" xmlns:mc="http://schemas.openxmlformats.org/markup-compatibility/2006" xmlns:aink="http://schemas.microsoft.com/office/drawing/2016/ink" xmlns:am3d="http://schemas.microsoft.com/office/drawing/2017/model3d" xmlns:o="urn:schemas-microsoft-com:office:office" xmlns:oel="http://schemas.microsoft.com/office/2019/extlst" xmlns:r="http://schemas.openxmlformats.org/officeDocument/2006/relationships" xmlns:m="http://schemas.openxmlformats.org/officeDocument/2006/math" xmlns:v="urn:schemas-microsoft-com:vml" xmlns:wp14="http://schemas.microsoft.com/office/word/2010/wordprocessingDrawing" xmlns:wp="http://schemas.openxmlformats.org/drawingml/2006/wordprocessingDrawing" xmlns:w10="urn:schemas-microsoft-com:office:word" xmlns:w="http://schemas.openxmlformats.org/wordprocessingml/2006/main" xmlns:w14="http://schemas.microsoft.com/office/word/2010/wordml" xmlns:w15="http://schemas.microsoft.com/office/word/2012/wordml" xmlns:w16cex="http://schemas.microsoft.com/office/word/2018/wordml/cex" xmlns:w16cid="http://schemas.microsoft.com/office/word/2016/wordml/cid" xmlns:w16="http://schemas.microsoft.com/office/word/2018/wordml" xmlns:w16du="http://schemas.microsoft.com/office/word/2023/wordml/word16du" xmlns:w16sdtdh="http://schemas.microsoft.com/office/word/2020/wordml/sdtdatahash" xmlns:w16sdtfl="http://schemas.microsoft.com/office/word/2024/wordml/sdtformatlock" xmlns:w16se="http://schemas.microsoft.com/office/word/2015/wordml/symex" xmlns:wpg="http://schemas.microsoft.com/office/word/2010/wordprocessingGroup" xmlns:wpi="http://schemas.microsoft.com/office/word/2010/wordprocessingInk" xmlns:wne="http://schemas.microsoft.com/office/word/2006/wordml" xmlns:wps="http://schemas.microsoft.com/office/word/2010/wordprocessingShape" mc:Ignorable="w14 w15 w16se w16cid w16 w16cex w16sdtdh w16sdtfl w16du wp14">
   <w:p>
     <w:pPr>
       <w:pStyle w:val="Header"/>
@@ -13115,7 +14005,7 @@
 </file>
 
 <file path=word/numbering.xml><?xml version="1.0" encoding="utf-8"?>
-<w:numbering xmlns:wpc="http://schemas.microsoft.com/office/word/2010/wordprocessingCanvas" xmlns:cx="http://schemas.microsoft.com/office/drawing/2014/chartex" xmlns:cx1="http://schemas.microsoft.com/office/drawing/2015/9/8/chartex" xmlns:cx2="http://schemas.microsoft.com/office/drawing/2015/10/21/chartex" xmlns:cx3="http://schemas.microsoft.com/office/drawing/2016/5/9/chartex" xmlns:cx4="http://schemas.microsoft.com/office/drawing/2016/5/10/chartex" xmlns:cx5="http://schemas.microsoft.com/office/drawing/2016/5/11/chartex" xmlns:cx6="http://schemas.microsoft.com/office/drawing/2016/5/12/chartex" xmlns:cx7="http://schemas.microsoft.com/office/drawing/2016/5/13/chartex" xmlns:cx8="http://schemas.microsoft.com/office/drawing/2016/5/14/chartex" xmlns:mc="http://schemas.openxmlformats.org/markup-compatibility/2006" xmlns:aink="http://schemas.microsoft.com/office/drawing/2016/ink" xmlns:am3d="http://schemas.microsoft.com/office/drawing/2017/model3d" xmlns:o="urn:schemas-microsoft-com:office:office" xmlns:oel="http://schemas.microsoft.com/office/2019/extlst" xmlns:r="http://schemas.openxmlformats.org/officeDocument/2006/relationships" xmlns:m="http://schemas.openxmlformats.org/officeDocument/2006/math" xmlns:v="urn:schemas-microsoft-com:vml" xmlns:wp14="http://schemas.microsoft.com/office/word/2010/wordprocessingDrawing" xmlns:wp="http://schemas.openxmlformats.org/drawingml/2006/wordprocessingDrawing" xmlns:w10="urn:schemas-microsoft-com:office:word" xmlns:w="http://schemas.openxmlformats.org/wordprocessingml/2006/main" xmlns:w14="http://schemas.microsoft.com/office/word/2010/wordml" xmlns:w15="http://schemas.microsoft.com/office/word/2012/wordml" xmlns:w16cei="http://schemas.microsoft.com/office/word/2026/wordml/cei" xmlns:w16cex="http://schemas.microsoft.com/office/word/2018/wordml/cex" xmlns:w16cid="http://schemas.microsoft.com/office/word/2016/wordml/cid" xmlns:w16="http://schemas.microsoft.com/office/word/2018/wordml" xmlns:w16du="http://schemas.microsoft.com/office/word/2023/wordml/word16du" xmlns:w16sdtdh="http://schemas.microsoft.com/office/word/2020/wordml/sdtdatahash" xmlns:w16sdtfl="http://schemas.microsoft.com/office/word/2024/wordml/sdtformatlock" xmlns:w16se="http://schemas.microsoft.com/office/word/2015/wordml/symex" xmlns:wpg="http://schemas.microsoft.com/office/word/2010/wordprocessingGroup" xmlns:wpi="http://schemas.microsoft.com/office/word/2010/wordprocessingInk" xmlns:wne="http://schemas.microsoft.com/office/word/2006/wordml" xmlns:wps="http://schemas.microsoft.com/office/word/2010/wordprocessingShape" mc:Ignorable="w14 w15 w16se w16cid w16 w16cex w16sdtdh w16sdtfl w16du wp14">
+<w:numbering xmlns:wpc="http://schemas.microsoft.com/office/word/2010/wordprocessingCanvas" xmlns:cx="http://schemas.microsoft.com/office/drawing/2014/chartex" xmlns:cx1="http://schemas.microsoft.com/office/drawing/2015/9/8/chartex" xmlns:cx2="http://schemas.microsoft.com/office/drawing/2015/10/21/chartex" xmlns:cx3="http://schemas.microsoft.com/office/drawing/2016/5/9/chartex" xmlns:cx4="http://schemas.microsoft.com/office/drawing/2016/5/10/chartex" xmlns:cx5="http://schemas.microsoft.com/office/drawing/2016/5/11/chartex" xmlns:cx6="http://schemas.microsoft.com/office/drawing/2016/5/12/chartex" xmlns:cx7="http://schemas.microsoft.com/office/drawing/2016/5/13/chartex" xmlns:cx8="http://schemas.microsoft.com/office/drawing/2016/5/14/chartex" xmlns:mc="http://schemas.openxmlformats.org/markup-compatibility/2006" xmlns:aink="http://schemas.microsoft.com/office/drawing/2016/ink" xmlns:am3d="http://schemas.microsoft.com/office/drawing/2017/model3d" xmlns:o="urn:schemas-microsoft-com:office:office" xmlns:oel="http://schemas.microsoft.com/office/2019/extlst" xmlns:r="http://schemas.openxmlformats.org/officeDocument/2006/relationships" xmlns:m="http://schemas.openxmlformats.org/officeDocument/2006/math" xmlns:v="urn:schemas-microsoft-com:vml" xmlns:wp14="http://schemas.microsoft.com/office/word/2010/wordprocessingDrawing" xmlns:wp="http://schemas.openxmlformats.org/drawingml/2006/wordprocessingDrawing" xmlns:w10="urn:schemas-microsoft-com:office:word" xmlns:w="http://schemas.openxmlformats.org/wordprocessingml/2006/main" xmlns:w14="http://schemas.microsoft.com/office/word/2010/wordml" xmlns:w15="http://schemas.microsoft.com/office/word/2012/wordml" xmlns:w16cex="http://schemas.microsoft.com/office/word/2018/wordml/cex" xmlns:w16cid="http://schemas.microsoft.com/office/word/2016/wordml/cid" xmlns:w16="http://schemas.microsoft.com/office/word/2018/wordml" xmlns:w16du="http://schemas.microsoft.com/office/word/2023/wordml/word16du" xmlns:w16sdtdh="http://schemas.microsoft.com/office/word/2020/wordml/sdtdatahash" xmlns:w16sdtfl="http://schemas.microsoft.com/office/word/2024/wordml/sdtformatlock" xmlns:w16se="http://schemas.microsoft.com/office/word/2015/wordml/symex" xmlns:wpg="http://schemas.microsoft.com/office/word/2010/wordprocessingGroup" xmlns:wpi="http://schemas.microsoft.com/office/word/2010/wordprocessingInk" xmlns:wne="http://schemas.microsoft.com/office/word/2006/wordml" xmlns:wps="http://schemas.microsoft.com/office/word/2010/wordprocessingShape" mc:Ignorable="w14 w15 w16se w16cid w16 w16cex w16sdtdh w16sdtfl w16du wp14">
   <w:abstractNum w:abstractNumId="0" w15:restartNumberingAfterBreak="0">
     <w:nsid w:val="013A4BB7"/>
     <w:multiLevelType w:val="multilevel"/>
@@ -14293,7 +15183,7 @@
         <w:rFonts w:ascii="Symbol" w:hAnsi="Symbol" w:hint="default"/>
       </w:rPr>
     </w:lvl>
-    <w:lvl w:ilvl="1" w:tplc="40090003" w:tentative="1">
+    <w:lvl w:ilvl="1" w:tplc="40090003">
       <w:start w:val="1"/>
       <w:numFmt w:val="bullet"/>
       <w:lvlText w:val="o"/>

--- a/docs/dar/Utsav_eClaims_DAR_ECS_vs_EKS.docx
+++ b/docs/dar/Utsav_eClaims_DAR_ECS_vs_EKS.docx
@@ -11809,7 +11809,7 @@
       </w:r>
       <w:proofErr w:type="gramEnd"/>
       <w:r>
-        <w:t xml:space="preserve"> in RDS, ElastiCache, S3, MongoDB Atlas and OpenSearch, so tasks and pods are disposable under either option.</w:t>
+        <w:t xml:space="preserve"> in RDS, ElastiCache, S3 and OpenSearch, so tasks and pods are disposable under either option.</w:t>
       </w:r>
     </w:p>
     <w:p>

--- a/docs/dar/Utsav_eClaims_DAR_ECS_vs_EKS.docx
+++ b/docs/dar/Utsav_eClaims_DAR_ECS_vs_EKS.docx
@@ -1078,6 +1078,12 @@
                 <w:rFonts w:asciiTheme="majorHAnsi" w:hAnsiTheme="majorHAnsi"/>
               </w:rPr>
             </w:pPr>
+            <w:r>
+              <w:rPr>
+                <w:rFonts w:asciiTheme="majorHAnsi" w:hAnsiTheme="majorHAnsi"/>
+              </w:rPr>
+              <w:t>2.1</w:t>
+            </w:r>
           </w:p>
         </w:tc>
         <w:tc>
@@ -1097,6 +1103,12 @@
                 <w:rFonts w:asciiTheme="majorHAnsi" w:hAnsiTheme="majorHAnsi"/>
               </w:rPr>
             </w:pPr>
+            <w:r>
+              <w:rPr>
+                <w:rFonts w:asciiTheme="majorHAnsi" w:hAnsiTheme="majorHAnsi"/>
+              </w:rPr>
+              <w:t>29-10-2026</w:t>
+            </w:r>
           </w:p>
         </w:tc>
         <w:tc>
@@ -1116,6 +1128,12 @@
                 <w:rFonts w:asciiTheme="majorHAnsi" w:hAnsiTheme="majorHAnsi"/>
               </w:rPr>
             </w:pPr>
+            <w:r>
+              <w:rPr>
+                <w:rFonts w:asciiTheme="majorHAnsi" w:hAnsiTheme="majorHAnsi"/>
+              </w:rPr>
+              <w:t>Utsav Verma</w:t>
+            </w:r>
           </w:p>
         </w:tc>
         <w:tc>
@@ -1135,6 +1153,26 @@
                 <w:rFonts w:asciiTheme="majorHAnsi" w:hAnsiTheme="majorHAnsi"/>
               </w:rPr>
             </w:pPr>
+            <w:r>
+              <w:rPr>
+                <w:rFonts w:asciiTheme="majorHAnsi" w:hAnsiTheme="majorHAnsi"/>
+              </w:rPr>
+              <w:t xml:space="preserve">us-east-2 warm standby (SAD v1.2): a fourth cluster, EKS fee USD 292 a month, upgrade effort 15–21 person-days a year, us-east-2 prices confirmed; MongoDB removed (SAD v1.3); SAD reference updated to v1.4</w:t>
+            </w:r>
+            <w:proofErr w:type="gramStart"/>
+            <w:r>
+              <w:rPr>
+                <w:rFonts w:asciiTheme="majorHAnsi" w:hAnsiTheme="majorHAnsi"/>
+              </w:rPr>
+              <w:t/>
+            </w:r>
+            <w:proofErr w:type="gramEnd"/>
+            <w:r>
+              <w:rPr>
+                <w:rFonts w:asciiTheme="majorHAnsi" w:hAnsiTheme="majorHAnsi"/>
+              </w:rPr>
+              <w:t xml:space="preserve"/>
+            </w:r>
           </w:p>
         </w:tc>
       </w:tr>
@@ -3241,7 +3279,7 @@
         </w:numPr>
       </w:pPr>
       <w:r>
-        <w:t>Features and pricing — at public list prices for US East (N. Virginia), the Region of the Phase 1 deployment (Section 3).</w:t>
+        <w:t>Features and pricing — at public list prices for US East (N. Virginia), the primary Region of the Phase 1 deployment (Section 3); the us-east-2 standby Region lists the same prices.</w:t>
       </w:r>
     </w:p>
     <w:p>
@@ -5481,7 +5519,7 @@
               <w:pStyle w:val="NoSpacing"/>
             </w:pPr>
             <w:r>
-              <w:t>Applies to every cluster: development, staging and production</w:t>
+              <w:t>Applies to every cluster: development, staging, production and the us-east-2 standby</w:t>
             </w:r>
           </w:p>
         </w:tc>
@@ -6379,7 +6417,7 @@
     </w:p>
     <w:p>
       <w:r>
-        <w:t>EKS charges for each cluster, in addition to the compute beneath it. Prices are for US East (N. Virginia), accessed on 30 September 2026.</w:t>
+        <w:t>EKS charges for each cluster, in addition to the compute beneath it. Prices are for US East (N. Virginia), accessed on 30 September 2026; US East (Ohio) lists the same prices (accessed 29 October 2026).</w:t>
       </w:r>
     </w:p>
     <w:tbl>
@@ -6533,7 +6571,7 @@
               <w:pStyle w:val="NoSpacing"/>
             </w:pPr>
             <w:r>
-              <w:t>One cluster per environment: ≈ USD 219 a month for development, staging and production</w:t>
+              <w:t>One cluster per environment, plus the us-east-2 standby: ≈ USD 292 a month for four clusters</w:t>
             </w:r>
           </w:p>
         </w:tc>
@@ -8855,7 +8893,7 @@
               <w:pStyle w:val="NoSpacing"/>
             </w:pPr>
             <w:r>
-              <w:t>3 — the same Fargate rates, plus USD 219 a month for three clusters, plus USD 365 per cluster-month if a version falls into extended support (USD 0.60 instead of USD 0.10 per hour); neither Fargate Spot nor Arm is available</w:t>
+              <w:t>3 — the same Fargate rates, plus USD 292 a month for four clusters, plus USD 365 per cluster-month if a version falls into extended support (USD 0.60 instead of USD 0.10 per hour); neither Fargate Spot nor Arm is available</w:t>
             </w:r>
           </w:p>
         </w:tc>
@@ -9350,31 +9388,31 @@
         </w:numPr>
       </w:pPr>
       <w:r>
-        <w:t xml:space="preserve">Only production </w:t>
+        <w:t xml:space="preserve">Only us-east-1 production compute is shown. Development, staging and us-east-2 standby compute is billed identically under both options, so it is excluded.</w:t>
       </w:r>
       <w:proofErr w:type="gramStart"/>
       <w:r>
-        <w:t>compute is</w:t>
+        <w:t/>
       </w:r>
       <w:proofErr w:type="gramEnd"/>
       <w:r>
-        <w:t xml:space="preserve"> shown. Development and staging </w:t>
+        <w:t xml:space="preserve"/>
       </w:r>
       <w:proofErr w:type="gramStart"/>
       <w:r>
-        <w:t>compute</w:t>
+        <w:t/>
       </w:r>
       <w:proofErr w:type="gramEnd"/>
       <w:r>
-        <w:t xml:space="preserve"> </w:t>
+        <w:t xml:space="preserve"/>
       </w:r>
       <w:proofErr w:type="gramStart"/>
       <w:r>
-        <w:t>is</w:t>
+        <w:t/>
       </w:r>
       <w:proofErr w:type="gramEnd"/>
       <w:r>
-        <w:t xml:space="preserve"> billed identically under both options, so it is excluded.</w:t>
+        <w:t xml:space="preserve"/>
       </w:r>
     </w:p>
     <w:p>
@@ -9386,7 +9424,7 @@
         </w:numPr>
       </w:pPr>
       <w:r>
-        <w:t>The orchestrator fee covers all three environments, because EKS charges per cluster regardless of load.</w:t>
+        <w:t>The orchestrator fee covers all four clusters — the three environments and the us-east-2 standby — because EKS charges per cluster regardless of load.</w:t>
       </w:r>
     </w:p>
     <w:p>
@@ -9708,7 +9746,7 @@
               <w:pStyle w:val="NoSpacing"/>
             </w:pPr>
             <w:r>
-              <w:t>Orchestrator fee: 3 clusters × 730 hours × USD 0.10</w:t>
+              <w:t>Orchestrator fee: 4 clusters × 730 hours × USD 0.10</w:t>
             </w:r>
           </w:p>
         </w:tc>
@@ -9746,7 +9784,7 @@
               <w:pStyle w:val="NoSpacing"/>
             </w:pPr>
             <w:r>
-              <w:t>USD 219</w:t>
+              <w:t>USD 292</w:t>
             </w:r>
           </w:p>
         </w:tc>
@@ -9808,7 +9846,7 @@
               <w:pStyle w:val="NoSpacing"/>
             </w:pPr>
             <w:r>
-              <w:t>≈ USD 1,084 (+25%)</w:t>
+              <w:t>≈ USD 1,157 (+34%)</w:t>
             </w:r>
           </w:p>
         </w:tc>
@@ -9932,7 +9970,7 @@
               <w:pStyle w:val="NoSpacing"/>
             </w:pPr>
             <w:r>
-              <w:t>≈ 12–18 person-days a year</w:t>
+              <w:t>≈ 15–21 person-days a year</w:t>
             </w:r>
           </w:p>
         </w:tc>
@@ -10015,7 +10053,7 @@
         </w:numPr>
       </w:pPr>
       <w:r>
-        <w:t>Kubernetes releases about three minor versions a year. Each must be taken through all three clusters in turn.</w:t>
+        <w:t>Kubernetes releases about three minor versions a year. Each must be taken through all four clusters in turn.</w:t>
       </w:r>
     </w:p>
     <w:p>
@@ -10039,7 +10077,7 @@
         </w:numPr>
       </w:pPr>
       <w:r>
-        <w:t>Staging and production then take about one person-day each, including the rolling restart of Fargate pods and regression tests.</w:t>
+        <w:t>Staging, production and the us-east-2 standby then take about one person-day each, including the rolling restart of Fargate pods and regression tests.</w:t>
       </w:r>
     </w:p>
     <w:p>
@@ -10052,15 +10090,15 @@
       </w:pPr>
       <w:r>
         <w:lastRenderedPageBreak/>
-        <w:t xml:space="preserve">That is roughly four </w:t>
+        <w:t xml:space="preserve">That is roughly five person-days per version, or fifteen a year, rising towards twenty-one when</w:t>
       </w:r>
       <w:proofErr w:type="gramStart"/>
       <w:r>
-        <w:t>person-days</w:t>
+        <w:t/>
       </w:r>
       <w:proofErr w:type="gramEnd"/>
       <w:r>
-        <w:t xml:space="preserve"> per version, or twelve a year, rising towards eighteen when an add-on or Helm chart needs changes.</w:t>
+        <w:t xml:space="preserve"> an add-on or Helm chart needs changes.</w:t>
       </w:r>
     </w:p>
     <w:p>
@@ -10109,15 +10147,15 @@
         </w:numPr>
       </w:pPr>
       <w:r>
-        <w:t xml:space="preserve">Service count. The SAD lists eleven Layer 3 services plus the Auth Service, and the diagrams show eleven or twelve. At twelve services on the same basis (36 tasks; 26,280 vCPU-hours and 52,560 GB-hours), compute rises to ≈ USD 1,297 a month under both options. The EKS fee stays at USD 219, which is 17% of </w:t>
+        <w:t xml:space="preserve">Service count. The SAD lists eleven Layer 3 services plus the Auth Service, and the diagrams show eleven or twelve. At twelve services on the same basis (36 tasks; 26,280 vCPU-hours and 52,560 GB-hours), compute rises to ≈ USD 1,297 a month under both options. The EKS fee stays at USD 292, which is 23% of compute instead of 34%.</w:t>
       </w:r>
       <w:proofErr w:type="gramStart"/>
       <w:r>
-        <w:t>compute</w:t>
+        <w:t/>
       </w:r>
       <w:proofErr w:type="gramEnd"/>
       <w:r>
-        <w:t xml:space="preserve"> instead of 25%.</w:t>
+        <w:t xml:space="preserve"/>
       </w:r>
     </w:p>
     <w:p>
@@ -10129,20 +10167,20 @@
         </w:numPr>
       </w:pPr>
       <w:r>
-        <w:t>Cluster count. Combining development and staging in one cluster would cut the EKS fee to ≈ USD 146 a month. The cost is that upgrades would be rehearsed on a shared cluster.</w:t>
-      </w:r>
-    </w:p>
-    <w:p>
-      <w:r>
-        <w:t xml:space="preserve">On the invoice, the difference is modest: USD 219 a month, or USD 2,628 a year. It is not what decides the matter. For that fee, EKS provides a Kubernetes API that Phase 1 does not need. Beyond the invoice, it brings a </w:t>
+        <w:t>Cluster count. Combining development and staging in one cluster would cut the EKS fee to ≈ USD 219 a month. The cost is that upgrades would be rehearsed on a shared cluster.</w:t>
+      </w:r>
+    </w:p>
+    <w:p>
+      <w:r>
+        <w:t xml:space="preserve">On the invoice, the difference is modest: USD 292 a month, or USD 3,504 a year. It is not what decides the matter. For that fee, EKS provides a Kubernetes API that Phase 1 does not need. Beyond the invoice, it brings a version lifecycle that must be run in four clusters</w:t>
       </w:r>
       <w:proofErr w:type="gramStart"/>
       <w:r>
-        <w:t>version</w:t>
+        <w:t/>
       </w:r>
       <w:proofErr w:type="gramEnd"/>
       <w:r>
-        <w:t xml:space="preserve"> lifecycle that must be run in three clusters, about every four months, for the life of the platform.</w:t>
+        <w:t xml:space="preserve">, about every four months, for the life of the platform.</w:t>
       </w:r>
     </w:p>
     <w:p>
@@ -11111,7 +11149,7 @@
         </w:numPr>
       </w:pPr>
       <w:r>
-        <w:t>spread across three Availability Zones behind the Application Load Balancer;</w:t>
+        <w:t>spread across three Availability Zones behind the Application Load Balancer, in us-east-1 and again in the us-east-2 warm standby;</w:t>
       </w:r>
     </w:p>
     <w:p>
@@ -11193,7 +11231,7 @@
         </w:numPr>
       </w:pPr>
       <w:r>
-        <w:t>EKS asks for a Kubernetes version lifecycle in each of three clusters, a second access model, and USD 219 a month in cluster fees. In return, it offers portability and control that Phase 1 does not need.</w:t>
+        <w:t>EKS asks for a Kubernetes version lifecycle in each of four clusters, a second access model, and USD 292 a month in cluster fees. In return, it offers portability and control that Phase 1 does not need.</w:t>
       </w:r>
     </w:p>
     <w:p>
@@ -11705,7 +11743,7 @@
         </w:numPr>
       </w:pPr>
       <w:r>
-        <w:t>Region — US East (N. Virginia), us-east-1: a single Region across three Availability Zones for Phase 1 (SAD Section 4, Deployment Topology). All prices are list prices for that Region, accessed on 30 September 2026. They exclude taxes, Savings Plans and negotiated discounts.</w:t>
+        <w:t>Regions — US East (N. Virginia), us-east-1, is the primary Region across three Availability Zones for Phase 1, and US East (Ohio), us-east-2, is a warm standby that runs the same services at minimum capacity (SAD Section 4, Deployment Topology). All prices are us-east-1 list prices, accessed on 30 September 2026; Fargate and the EKS control plane are priced the same in us-east-2 (accessed 29 October 2026). They exclude taxes, Savings Plans and negotiated discounts.</w:t>
       </w:r>
     </w:p>
     <w:p>
@@ -11729,7 +11767,7 @@
         </w:numPr>
       </w:pPr>
       <w:r>
-        <w:t>Three environments — development, staging and production, each a separate cluster under either option. The EKS fee is charged per cluster; ECS clusters carry no charge.</w:t>
+        <w:t>Four clusters — development, staging and production in us-east-1, and the production standby in us-east-2, each a separate cluster under either option. The EKS fee is charged per cluster; ECS clusters carry no charge.</w:t>
       </w:r>
     </w:p>
     <w:p>
@@ -11821,7 +11859,7 @@
         </w:numPr>
       </w:pPr>
       <w:r>
-        <w:t>Upgrade effort — the figure of 12 to 18 person-days a year for Kubernetes upgrades is a planning estimate, not a measurement.</w:t>
+        <w:t>Upgrade effort — the figure of 15 to 21 person-days a year for Kubernetes upgrades is a planning estimate, not a measurement.</w:t>
       </w:r>
     </w:p>
     <w:p>
@@ -12735,7 +12773,7 @@
         </w:numPr>
       </w:pPr>
       <w:r>
-        <w:t>eClaims Solution Approach Document — docs/sad/solution-approach-document.md, v1.1 (30 September 2026):</w:t>
+        <w:t>eClaims Solution Approach Document — docs/sad/solution-approach-document.md, v1.4 (29 October 2026):</w:t>
       </w:r>
     </w:p>
     <w:p>

--- a/docs/dar/Utsav_eClaims_DAR_ECS_vs_EKS.docx
+++ b/docs/dar/Utsav_eClaims_DAR_ECS_vs_EKS.docx
@@ -1194,6 +1194,12 @@
                 <w:rFonts w:asciiTheme="majorHAnsi" w:hAnsiTheme="majorHAnsi"/>
               </w:rPr>
             </w:pPr>
+            <w:r>
+              <w:rPr>
+                <w:rFonts w:asciiTheme="majorHAnsi" w:hAnsiTheme="majorHAnsi"/>
+              </w:rPr>
+              <w:t>2.2</w:t>
+            </w:r>
           </w:p>
         </w:tc>
         <w:tc>
@@ -1213,6 +1219,12 @@
                 <w:rFonts w:asciiTheme="majorHAnsi" w:hAnsiTheme="majorHAnsi"/>
               </w:rPr>
             </w:pPr>
+            <w:r>
+              <w:rPr>
+                <w:rFonts w:asciiTheme="majorHAnsi" w:hAnsiTheme="majorHAnsi"/>
+              </w:rPr>
+              <w:t>30-10-2026</w:t>
+            </w:r>
           </w:p>
         </w:tc>
         <w:tc>
@@ -1232,6 +1244,12 @@
                 <w:rFonts w:asciiTheme="majorHAnsi" w:hAnsiTheme="majorHAnsi"/>
               </w:rPr>
             </w:pPr>
+            <w:r>
+              <w:rPr>
+                <w:rFonts w:asciiTheme="majorHAnsi" w:hAnsiTheme="majorHAnsi"/>
+              </w:rPr>
+              <w:t>Utsav Verma</w:t>
+            </w:r>
           </w:p>
         </w:tc>
         <w:tc>
@@ -1251,6 +1269,26 @@
                 <w:rFonts w:asciiTheme="majorHAnsi" w:hAnsiTheme="majorHAnsi"/>
               </w:rPr>
             </w:pPr>
+            <w:r>
+              <w:rPr>
+                <w:rFonts w:asciiTheme="majorHAnsi" w:hAnsiTheme="majorHAnsi"/>
+              </w:rPr>
+              <w:t xml:space="preserve">The point matrix is defined here only; the Compute DAR, Section 4.5, now records the result and points to this document</w:t>
+            </w:r>
+            <w:proofErr w:type="gramStart"/>
+            <w:r>
+              <w:rPr>
+                <w:rFonts w:asciiTheme="majorHAnsi" w:hAnsiTheme="majorHAnsi"/>
+              </w:rPr>
+              <w:t/>
+            </w:r>
+            <w:proofErr w:type="gramEnd"/>
+            <w:r>
+              <w:rPr>
+                <w:rFonts w:asciiTheme="majorHAnsi" w:hAnsiTheme="majorHAnsi"/>
+              </w:rPr>
+              <w:t xml:space="preserve"/>
+            </w:r>
           </w:p>
         </w:tc>
       </w:tr>
@@ -3212,10 +3250,10 @@
     </w:p>
     <w:p>
       <w:r>
-        <w:t>This DAR narrows a decision that has already been taken. The Compute and Deployment Platform DAR compared serverless functions, serverless containers and Kubernetes, and recommended serverless containers: each eClaims service runs as a long-lived container task on AWS Fargate, with no host fleet to manage. Two AWS services can orchestrate Fargate capacity: Amazon Elastic Container Service (ECS) and Amazon Elastic Kubernetes Service (EKS). The Compute DAR summarises that choice in its Section 4.5. This docum</w:t>
-      </w:r>
-      <w:r>
-        <w:t>ent gives the full analysis behind it and uses the same point matrix, so that the two documents stay consistent.</w:t>
+        <w:t>This DAR narrows a decision that has already been taken. The Compute and Deployment Platform DAR compared serverless functions, serverless containers and Kubernetes, and recommended serverless containers: each eClaims service runs as a long-lived container task on AWS Fargate, with no host fleet to manage. Two AWS services can orchestrate Fargate capacity: Amazon Elastic Container Service (ECS) and Amazon Elastic Kubernetes Service (EKS). The Compute DAR records the result of that choice in its Section 4.5. This document gives the full analysis behind it, including the point matrix, which is defined only here.</w:t>
+      </w:r>
+      <w:r>
+        <w:t/>
       </w:r>
     </w:p>
     <w:p>
@@ -3291,7 +3329,7 @@
         </w:numPr>
       </w:pPr>
       <w:r>
-        <w:t>Comparison — a weighted point matrix identical to Section 4.5 of the Compute DAR, a monthly cost comparison for the eClaims footprint, and an operational comparison of version lifecycle, skills and ecosystem (Section 4).</w:t>
+        <w:t>Comparison — the weighted point matrix behind Section 4.5 of the Compute DAR, a monthly cost comparison for the eClaims footprint, and an operational comparison of version lifecycle, skills and ecosystem (Section 4).</w:t>
       </w:r>
     </w:p>
     <w:p>
@@ -7053,7 +7091,7 @@
     </w:p>
     <w:p>
       <w:r>
-        <w:t>The seven attributes and their weights are those of Section 4.5 of the Compute DAR. They differ from the weights of the Compute DAR's main matrix because the question is different. Once both options run the same Fargate tasks, the execution attributes that dominate that matrix no longer separate the options and drop out: long-running services, latency, self-healing and autoscaling. The attributes that remain carry the decision.</w:t>
+        <w:t>The seven attributes and their weights are defined here, not in the Compute DAR. They differ from the weights of the Compute DAR's main matrix because the question is different. Once both options run the same Fargate tasks, the execution attributes that dominate that matrix no longer separate the options and drop out: long-running services, latency, self-healing and autoscaling. The attributes that remain carry the decision.</w:t>
       </w:r>
     </w:p>
     <w:p>
@@ -11186,7 +11224,7 @@
     </w:p>
     <w:p>
       <w:r>
-        <w:t>This is the orchestrator the SAD specifies (Sections 4 and 8). It is also the one the Compute DAR selects in its Section 4.5, using the same matrix.</w:t>
+        <w:t>This is the orchestrator the SAD specifies (Sections 4 and 8). It is also the one the Compute DAR selects in its Section 4.5, citing this analysis.</w:t>
       </w:r>
     </w:p>
     <w:p>

--- a/docs/dar/Utsav_eClaims_DAR_ECS_vs_EKS.docx
+++ b/docs/dar/Utsav_eClaims_DAR_ECS_vs_EKS.docx
@@ -127,7 +127,7 @@
                   </wp:anchor>
                 </w:drawing>
               </mc:Choice>
-              <mc:Fallback xmlns:a="http://schemas.openxmlformats.org/drawingml/2006/main" xmlns:w16cei="http://schemas.microsoft.com/office/word/2026/wordml/cei">
+              <mc:Fallback xmlns:w16cei="http://schemas.microsoft.com/office/word/2026/wordml/cei" xmlns:a="http://schemas.openxmlformats.org/drawingml/2006/main">
                 <w:pict>
                   <v:rect w14:anchorId="612C2001" id="Rectangle 2" o:spid="_x0000_s1026" style="position:absolute;margin-left:0;margin-top:0;width:640.85pt;height:63.55pt;z-index:251660288;visibility:visible;mso-wrap-style:square;mso-width-percent:1050;mso-height-percent:900;mso-wrap-distance-left:9pt;mso-wrap-distance-top:0;mso-wrap-distance-right:9pt;mso-wrap-distance-bottom:0;mso-position-horizontal:center;mso-position-horizontal-relative:page;mso-position-vertical:bottom;mso-position-vertical-relative:page;mso-width-percent:1050;mso-height-percent:900;mso-width-relative:page;mso-height-relative:top-margin-area;v-text-anchor:top" o:gfxdata="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" o:allowincell="f" fillcolor="#5b9bd5 [3204]" strokecolor="#2f5496 [2408]">
                     <w10:wrap anchorx="page" anchory="page"/>
@@ -209,7 +209,7 @@
                   </wp:anchor>
                 </w:drawing>
               </mc:Choice>
-              <mc:Fallback xmlns:a="http://schemas.openxmlformats.org/drawingml/2006/main" xmlns:w16cei="http://schemas.microsoft.com/office/word/2026/wordml/cei">
+              <mc:Fallback xmlns:w16cei="http://schemas.microsoft.com/office/word/2026/wordml/cei" xmlns:a="http://schemas.openxmlformats.org/drawingml/2006/main">
                 <w:pict>
                   <v:rect w14:anchorId="3D2228B1" id="Rectangle 5" o:spid="_x0000_s1026" style="position:absolute;margin-left:0;margin-top:0;width:7.15pt;height:829.85pt;z-index:251663360;visibility:visible;mso-wrap-style:square;mso-width-percent:0;mso-height-percent:1050;mso-wrap-distance-left:9pt;mso-wrap-distance-top:0;mso-wrap-distance-right:9pt;mso-wrap-distance-bottom:0;mso-position-horizontal:center;mso-position-horizontal-relative:left-margin-area;mso-position-vertical:center;mso-position-vertical-relative:page;mso-width-percent:0;mso-height-percent:1050;mso-width-relative:page;mso-height-relative:page;v-text-anchor:top" o:gfxdata="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" o:allowincell="f" fillcolor="white [3212]" strokecolor="#2f5496 [2408]">
                     <w10:wrap anchorx="margin" anchory="page"/>
@@ -291,7 +291,7 @@
                   </wp:anchor>
                 </w:drawing>
               </mc:Choice>
-              <mc:Fallback xmlns:a="http://schemas.openxmlformats.org/drawingml/2006/main" xmlns:w16cei="http://schemas.microsoft.com/office/word/2026/wordml/cei">
+              <mc:Fallback xmlns:w16cei="http://schemas.microsoft.com/office/word/2026/wordml/cei" xmlns:a="http://schemas.openxmlformats.org/drawingml/2006/main">
                 <w:pict>
                   <v:rect w14:anchorId="698A9FCE" id="Rectangle 4" o:spid="_x0000_s1026" style="position:absolute;margin-left:0;margin-top:0;width:7.15pt;height:829.85pt;z-index:251662336;visibility:visible;mso-wrap-style:square;mso-width-percent:0;mso-height-percent:1050;mso-wrap-distance-left:9pt;mso-wrap-distance-top:0;mso-wrap-distance-right:9pt;mso-wrap-distance-bottom:0;mso-position-horizontal:center;mso-position-horizontal-relative:right-margin-area;mso-position-vertical:center;mso-position-vertical-relative:page;mso-width-percent:0;mso-height-percent:1050;mso-width-relative:page;mso-height-relative:page;v-text-anchor:top" o:gfxdata="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" o:allowincell="f" fillcolor="white [3212]" strokecolor="#2f5496 [2408]">
                     <w10:wrap anchorx="margin" anchory="page"/>
@@ -370,7 +370,7 @@
                   </wp:anchor>
                 </w:drawing>
               </mc:Choice>
-              <mc:Fallback xmlns:a="http://schemas.openxmlformats.org/drawingml/2006/main" xmlns:w16cei="http://schemas.microsoft.com/office/word/2026/wordml/cei">
+              <mc:Fallback xmlns:w16cei="http://schemas.microsoft.com/office/word/2026/wordml/cei" xmlns:a="http://schemas.openxmlformats.org/drawingml/2006/main">
                 <w:pict>
                   <v:rect w14:anchorId="62BDE170" id="Rectangle 3" o:spid="_x0000_s1026" style="position:absolute;margin-left:0;margin-top:0;width:640.85pt;height:63.55pt;z-index:251661312;visibility:visible;mso-wrap-style:square;mso-width-percent:1050;mso-height-percent:900;mso-wrap-distance-left:9pt;mso-wrap-distance-top:0;mso-wrap-distance-right:9pt;mso-wrap-distance-bottom:0;mso-position-horizontal:center;mso-position-horizontal-relative:page;mso-position-vertical:top;mso-position-vertical-relative:top-margin-area;mso-width-percent:1050;mso-height-percent:900;mso-width-relative:page;mso-height-relative:top-margin-area;v-text-anchor:top" o:gfxdata="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" o:allowincell="f" fillcolor="#5b9bd5 [3204]" strokecolor="#2f5496 [2408]">
                     <w10:wrap anchorx="page" anchory="margin"/>
@@ -1041,21 +1041,7 @@
               <w:rPr>
                 <w:rFonts w:asciiTheme="majorHAnsi" w:hAnsiTheme="majorHAnsi"/>
               </w:rPr>
-              <w:t xml:space="preserve">Full revision: requirements traced to the case study; Amazon ECS and Amazon EKS on AWS Fargate priced for US East (N. Virginia); </w:t>
-            </w:r>
-            <w:proofErr w:type="gramStart"/>
-            <w:r>
-              <w:rPr>
-                <w:rFonts w:asciiTheme="majorHAnsi" w:hAnsiTheme="majorHAnsi"/>
-              </w:rPr>
-              <w:t>on-premise</w:t>
-            </w:r>
-            <w:proofErr w:type="gramEnd"/>
-            <w:r>
-              <w:rPr>
-                <w:rFonts w:asciiTheme="majorHAnsi" w:hAnsiTheme="majorHAnsi"/>
-              </w:rPr>
-              <w:t xml:space="preserve"> options; sensitivity analysis; risks with mitigations; point matrix aligned with the Compute DAR, Section 4.5</w:t>
+              <w:t>Full revision: requirements traced to the case study; Amazon ECS and Amazon EKS on AWS Fargate priced for US East (N. Virginia); on-premise options; sensitivity analysis; risks with mitigations; point matrix aligned with the Compute DAR, Section 4.5</w:t>
             </w:r>
           </w:p>
         </w:tc>
@@ -1157,21 +1143,7 @@
               <w:rPr>
                 <w:rFonts w:asciiTheme="majorHAnsi" w:hAnsiTheme="majorHAnsi"/>
               </w:rPr>
-              <w:t xml:space="preserve">us-east-2 warm standby (SAD v1.2): a fourth cluster, EKS fee USD 292 a month, upgrade effort 15–21 person-days a year, us-east-2 prices confirmed; MongoDB removed (SAD v1.3); SAD reference updated to v1.4</w:t>
-            </w:r>
-            <w:proofErr w:type="gramStart"/>
-            <w:r>
-              <w:rPr>
-                <w:rFonts w:asciiTheme="majorHAnsi" w:hAnsiTheme="majorHAnsi"/>
-              </w:rPr>
-              <w:t/>
-            </w:r>
-            <w:proofErr w:type="gramEnd"/>
-            <w:r>
-              <w:rPr>
-                <w:rFonts w:asciiTheme="majorHAnsi" w:hAnsiTheme="majorHAnsi"/>
-              </w:rPr>
-              <w:t xml:space="preserve"/>
+              <w:t>us-east-2 warm standby (SAD v1.2): a fourth cluster, EKS fee USD 292 a month, upgrade effort 15–21 person-days a year, us-east-2 prices confirmed; MongoDB removed (SAD v1.3); SAD reference updated to v1.4</w:t>
             </w:r>
           </w:p>
         </w:tc>
@@ -1273,21 +1245,7 @@
               <w:rPr>
                 <w:rFonts w:asciiTheme="majorHAnsi" w:hAnsiTheme="majorHAnsi"/>
               </w:rPr>
-              <w:t xml:space="preserve">The point matrix is defined here only; the Compute DAR, Section 4.5, now records the result and points to this document</w:t>
-            </w:r>
-            <w:proofErr w:type="gramStart"/>
-            <w:r>
-              <w:rPr>
-                <w:rFonts w:asciiTheme="majorHAnsi" w:hAnsiTheme="majorHAnsi"/>
-              </w:rPr>
-              <w:t/>
-            </w:r>
-            <w:proofErr w:type="gramEnd"/>
-            <w:r>
-              <w:rPr>
-                <w:rFonts w:asciiTheme="majorHAnsi" w:hAnsiTheme="majorHAnsi"/>
-              </w:rPr>
-              <w:t xml:space="preserve"/>
+              <w:t>The point matrix is defined here only; the Compute DAR, Section 4.5, now records the result and points to this document</w:t>
             </w:r>
           </w:p>
         </w:tc>
@@ -1458,7 +1416,7 @@
             </w:rPr>
             <w:fldChar w:fldCharType="separate"/>
           </w:r>
-          <w:hyperlink w:anchor="_Toc300000001" w:history="1">
+          <w:hyperlink w:anchor="_Toc244213660" w:history="1">
             <w:r>
               <w:rPr>
                 <w:rStyle w:val="Hyperlink"/>
@@ -1504,7 +1462,7 @@
                 <w:noProof/>
                 <w:webHidden/>
               </w:rPr>
-              <w:instrText xml:space="preserve"> PAGEREF _Toc300000001 \h </w:instrText>
+              <w:instrText xml:space="preserve"> PAGEREF _Toc244213660 \h </w:instrText>
             </w:r>
             <w:r>
               <w:rPr>
@@ -1552,7 +1510,7 @@
               <w14:ligatures w14:val="standardContextual"/>
             </w:rPr>
           </w:pPr>
-          <w:hyperlink w:anchor="_Toc300000002" w:history="1">
+          <w:hyperlink w:anchor="_Toc244213661" w:history="1">
             <w:r>
               <w:rPr>
                 <w:rStyle w:val="Hyperlink"/>
@@ -1598,7 +1556,7 @@
                 <w:noProof/>
                 <w:webHidden/>
               </w:rPr>
-              <w:instrText xml:space="preserve"> PAGEREF _Toc300000002 \h </w:instrText>
+              <w:instrText xml:space="preserve"> PAGEREF _Toc244213661 \h </w:instrText>
             </w:r>
             <w:r>
               <w:rPr>
@@ -1642,7 +1600,7 @@
               <w14:ligatures w14:val="standardContextual"/>
             </w:rPr>
           </w:pPr>
-          <w:hyperlink w:anchor="_Toc300000003" w:history="1">
+          <w:hyperlink w:anchor="_Toc244213662" w:history="1">
             <w:r>
               <w:rPr>
                 <w:rStyle w:val="Hyperlink"/>
@@ -1688,7 +1646,7 @@
                 <w:noProof/>
                 <w:webHidden/>
               </w:rPr>
-              <w:instrText xml:space="preserve"> PAGEREF _Toc300000003 \h </w:instrText>
+              <w:instrText xml:space="preserve"> PAGEREF _Toc244213662 \h </w:instrText>
             </w:r>
             <w:r>
               <w:rPr>
@@ -1732,7 +1690,7 @@
               <w14:ligatures w14:val="standardContextual"/>
             </w:rPr>
           </w:pPr>
-          <w:hyperlink w:anchor="_Toc300000004" w:history="1">
+          <w:hyperlink w:anchor="_Toc244213663" w:history="1">
             <w:r>
               <w:rPr>
                 <w:rStyle w:val="Hyperlink"/>
@@ -1778,7 +1736,7 @@
                 <w:noProof/>
                 <w:webHidden/>
               </w:rPr>
-              <w:instrText xml:space="preserve"> PAGEREF _Toc300000004 \h </w:instrText>
+              <w:instrText xml:space="preserve"> PAGEREF _Toc244213663 \h </w:instrText>
             </w:r>
             <w:r>
               <w:rPr>
@@ -1826,7 +1784,7 @@
               <w14:ligatures w14:val="standardContextual"/>
             </w:rPr>
           </w:pPr>
-          <w:hyperlink w:anchor="_Toc300000005" w:history="1">
+          <w:hyperlink w:anchor="_Toc244213664" w:history="1">
             <w:r>
               <w:rPr>
                 <w:rStyle w:val="Hyperlink"/>
@@ -1872,7 +1830,7 @@
                 <w:noProof/>
                 <w:webHidden/>
               </w:rPr>
-              <w:instrText xml:space="preserve"> PAGEREF _Toc300000005 \h </w:instrText>
+              <w:instrText xml:space="preserve"> PAGEREF _Toc244213664 \h </w:instrText>
             </w:r>
             <w:r>
               <w:rPr>
@@ -1920,7 +1878,7 @@
               <w14:ligatures w14:val="standardContextual"/>
             </w:rPr>
           </w:pPr>
-          <w:hyperlink w:anchor="_Toc300000006" w:history="1">
+          <w:hyperlink w:anchor="_Toc244213665" w:history="1">
             <w:r>
               <w:rPr>
                 <w:rStyle w:val="Hyperlink"/>
@@ -1966,7 +1924,7 @@
                 <w:noProof/>
                 <w:webHidden/>
               </w:rPr>
-              <w:instrText xml:space="preserve"> PAGEREF _Toc300000006 \h </w:instrText>
+              <w:instrText xml:space="preserve"> PAGEREF _Toc244213665 \h </w:instrText>
             </w:r>
             <w:r>
               <w:rPr>
@@ -2014,7 +1972,7 @@
               <w14:ligatures w14:val="standardContextual"/>
             </w:rPr>
           </w:pPr>
-          <w:hyperlink w:anchor="_Toc300000007" w:history="1">
+          <w:hyperlink w:anchor="_Toc244213666" w:history="1">
             <w:r>
               <w:rPr>
                 <w:rStyle w:val="Hyperlink"/>
@@ -2060,7 +2018,7 @@
                 <w:noProof/>
                 <w:webHidden/>
               </w:rPr>
-              <w:instrText xml:space="preserve"> PAGEREF _Toc300000007 \h </w:instrText>
+              <w:instrText xml:space="preserve"> PAGEREF _Toc244213666 \h </w:instrText>
             </w:r>
             <w:r>
               <w:rPr>
@@ -2108,7 +2066,7 @@
               <w14:ligatures w14:val="standardContextual"/>
             </w:rPr>
           </w:pPr>
-          <w:hyperlink w:anchor="_Toc300000008" w:history="1">
+          <w:hyperlink w:anchor="_Toc244213667" w:history="1">
             <w:r>
               <w:rPr>
                 <w:rStyle w:val="Hyperlink"/>
@@ -2154,7 +2112,7 @@
                 <w:noProof/>
                 <w:webHidden/>
               </w:rPr>
-              <w:instrText xml:space="preserve"> PAGEREF _Toc300000008 \h </w:instrText>
+              <w:instrText xml:space="preserve"> PAGEREF _Toc244213667 \h </w:instrText>
             </w:r>
             <w:r>
               <w:rPr>
@@ -2202,7 +2160,7 @@
               <w14:ligatures w14:val="standardContextual"/>
             </w:rPr>
           </w:pPr>
-          <w:hyperlink w:anchor="_Toc300000009" w:history="1">
+          <w:hyperlink w:anchor="_Toc244213668" w:history="1">
             <w:r>
               <w:rPr>
                 <w:rStyle w:val="Hyperlink"/>
@@ -2248,7 +2206,7 @@
                 <w:noProof/>
                 <w:webHidden/>
               </w:rPr>
-              <w:instrText xml:space="preserve"> PAGEREF _Toc300000009 \h </w:instrText>
+              <w:instrText xml:space="preserve"> PAGEREF _Toc244213668 \h </w:instrText>
             </w:r>
             <w:r>
               <w:rPr>
@@ -2296,7 +2254,7 @@
               <w14:ligatures w14:val="standardContextual"/>
             </w:rPr>
           </w:pPr>
-          <w:hyperlink w:anchor="_Toc300000010" w:history="1">
+          <w:hyperlink w:anchor="_Toc244213669" w:history="1">
             <w:r>
               <w:rPr>
                 <w:rStyle w:val="Hyperlink"/>
@@ -2342,7 +2300,7 @@
                 <w:noProof/>
                 <w:webHidden/>
               </w:rPr>
-              <w:instrText xml:space="preserve"> PAGEREF _Toc300000010 \h </w:instrText>
+              <w:instrText xml:space="preserve"> PAGEREF _Toc244213669 \h </w:instrText>
             </w:r>
             <w:r>
               <w:rPr>
@@ -2386,7 +2344,7 @@
               <w14:ligatures w14:val="standardContextual"/>
             </w:rPr>
           </w:pPr>
-          <w:hyperlink w:anchor="_Toc300000011" w:history="1">
+          <w:hyperlink w:anchor="_Toc244213670" w:history="1">
             <w:r>
               <w:rPr>
                 <w:rStyle w:val="Hyperlink"/>
@@ -2432,7 +2390,7 @@
                 <w:noProof/>
                 <w:webHidden/>
               </w:rPr>
-              <w:instrText xml:space="preserve"> PAGEREF _Toc300000011 \h </w:instrText>
+              <w:instrText xml:space="preserve"> PAGEREF _Toc244213670 \h </w:instrText>
             </w:r>
             <w:r>
               <w:rPr>
@@ -2480,7 +2438,7 @@
               <w14:ligatures w14:val="standardContextual"/>
             </w:rPr>
           </w:pPr>
-          <w:hyperlink w:anchor="_Toc300000012" w:history="1">
+          <w:hyperlink w:anchor="_Toc244213671" w:history="1">
             <w:r>
               <w:rPr>
                 <w:rStyle w:val="Hyperlink"/>
@@ -2526,7 +2484,7 @@
                 <w:noProof/>
                 <w:webHidden/>
               </w:rPr>
-              <w:instrText xml:space="preserve"> PAGEREF _Toc300000012 \h </w:instrText>
+              <w:instrText xml:space="preserve"> PAGEREF _Toc244213671 \h </w:instrText>
             </w:r>
             <w:r>
               <w:rPr>
@@ -2574,7 +2532,7 @@
               <w14:ligatures w14:val="standardContextual"/>
             </w:rPr>
           </w:pPr>
-          <w:hyperlink w:anchor="_Toc300000013" w:history="1">
+          <w:hyperlink w:anchor="_Toc244213672" w:history="1">
             <w:r>
               <w:rPr>
                 <w:rStyle w:val="Hyperlink"/>
@@ -2620,7 +2578,7 @@
                 <w:noProof/>
                 <w:webHidden/>
               </w:rPr>
-              <w:instrText xml:space="preserve"> PAGEREF _Toc300000013 \h </w:instrText>
+              <w:instrText xml:space="preserve"> PAGEREF _Toc244213672 \h </w:instrText>
             </w:r>
             <w:r>
               <w:rPr>
@@ -2668,7 +2626,7 @@
               <w14:ligatures w14:val="standardContextual"/>
             </w:rPr>
           </w:pPr>
-          <w:hyperlink w:anchor="_Toc300000014" w:history="1">
+          <w:hyperlink w:anchor="_Toc244213673" w:history="1">
             <w:r>
               <w:rPr>
                 <w:rStyle w:val="Hyperlink"/>
@@ -2714,7 +2672,7 @@
                 <w:noProof/>
                 <w:webHidden/>
               </w:rPr>
-              <w:instrText xml:space="preserve"> PAGEREF _Toc300000014 \h </w:instrText>
+              <w:instrText xml:space="preserve"> PAGEREF _Toc244213673 \h </w:instrText>
             </w:r>
             <w:r>
               <w:rPr>
@@ -2758,7 +2716,7 @@
               <w14:ligatures w14:val="standardContextual"/>
             </w:rPr>
           </w:pPr>
-          <w:hyperlink w:anchor="_Toc300000015" w:history="1">
+          <w:hyperlink w:anchor="_Toc244213674" w:history="1">
             <w:r>
               <w:rPr>
                 <w:rStyle w:val="Hyperlink"/>
@@ -2804,7 +2762,7 @@
                 <w:noProof/>
                 <w:webHidden/>
               </w:rPr>
-              <w:instrText xml:space="preserve"> PAGEREF _Toc300000015 \h </w:instrText>
+              <w:instrText xml:space="preserve"> PAGEREF _Toc244213674 \h </w:instrText>
             </w:r>
             <w:r>
               <w:rPr>
@@ -2848,7 +2806,7 @@
               <w14:ligatures w14:val="standardContextual"/>
             </w:rPr>
           </w:pPr>
-          <w:hyperlink w:anchor="_Toc300000016" w:history="1">
+          <w:hyperlink w:anchor="_Toc244213675" w:history="1">
             <w:r>
               <w:rPr>
                 <w:rStyle w:val="Hyperlink"/>
@@ -2894,7 +2852,7 @@
                 <w:noProof/>
                 <w:webHidden/>
               </w:rPr>
-              <w:instrText xml:space="preserve"> PAGEREF _Toc300000016 \h </w:instrText>
+              <w:instrText xml:space="preserve"> PAGEREF _Toc244213675 \h </w:instrText>
             </w:r>
             <w:r>
               <w:rPr>
@@ -2938,7 +2896,7 @@
               <w14:ligatures w14:val="standardContextual"/>
             </w:rPr>
           </w:pPr>
-          <w:hyperlink w:anchor="_Toc300000017" w:history="1">
+          <w:hyperlink w:anchor="_Toc244213676" w:history="1">
             <w:r>
               <w:rPr>
                 <w:rStyle w:val="Hyperlink"/>
@@ -2984,7 +2942,7 @@
                 <w:noProof/>
                 <w:webHidden/>
               </w:rPr>
-              <w:instrText xml:space="preserve"> PAGEREF _Toc300000017 \h </w:instrText>
+              <w:instrText xml:space="preserve"> PAGEREF _Toc244213676 \h </w:instrText>
             </w:r>
             <w:r>
               <w:rPr>
@@ -3028,7 +2986,7 @@
               <w14:ligatures w14:val="standardContextual"/>
             </w:rPr>
           </w:pPr>
-          <w:hyperlink w:anchor="_Toc300000018" w:history="1">
+          <w:hyperlink w:anchor="_Toc244213677" w:history="1">
             <w:r>
               <w:rPr>
                 <w:rStyle w:val="Hyperlink"/>
@@ -3074,7 +3032,7 @@
                 <w:noProof/>
                 <w:webHidden/>
               </w:rPr>
-              <w:instrText xml:space="preserve"> PAGEREF _Toc300000018 \h </w:instrText>
+              <w:instrText xml:space="preserve"> PAGEREF _Toc244213677 \h </w:instrText>
             </w:r>
             <w:r>
               <w:rPr>
@@ -3122,7 +3080,7 @@
               <w14:ligatures w14:val="standardContextual"/>
             </w:rPr>
           </w:pPr>
-          <w:hyperlink w:anchor="_Toc300000019" w:history="1">
+          <w:hyperlink w:anchor="_Toc244213678" w:history="1">
             <w:r>
               <w:rPr>
                 <w:rStyle w:val="Hyperlink"/>
@@ -3168,7 +3126,7 @@
                 <w:noProof/>
                 <w:webHidden/>
               </w:rPr>
-              <w:instrText xml:space="preserve"> PAGEREF _Toc300000019 \h </w:instrText>
+              <w:instrText xml:space="preserve"> PAGEREF _Toc244213678 \h </w:instrText>
             </w:r>
             <w:r>
               <w:rPr>
@@ -3236,7 +3194,7 @@
       <w:pPr>
         <w:pStyle w:val="Heading1"/>
       </w:pPr>
-      <w:bookmarkStart w:id="0" w:name="_Toc300000001"/>
+      <w:bookmarkStart w:id="0" w:name="_Toc244213660"/>
       <w:r>
         <w:lastRenderedPageBreak/>
         <w:t>Introduction</w:t>
@@ -3252,15 +3210,12 @@
       <w:r>
         <w:t>This DAR narrows a decision that has already been taken. The Compute and Deployment Platform DAR compared serverless functions, serverless containers and Kubernetes, and recommended serverless containers: each eClaims service runs as a long-lived container task on AWS Fargate, with no host fleet to manage. Two AWS services can orchestrate Fargate capacity: Amazon Elastic Container Service (ECS) and Amazon Elastic Kubernetes Service (EKS). The Compute DAR records the result of that choice in its Section 4.5. This document gives the full analysis behind it, including the point matrix, which is defined only here.</w:t>
       </w:r>
-      <w:r>
-        <w:t/>
-      </w:r>
     </w:p>
     <w:p>
       <w:pPr>
         <w:pStyle w:val="Heading2"/>
       </w:pPr>
-      <w:bookmarkStart w:id="1" w:name="_Toc300000002"/>
+      <w:bookmarkStart w:id="1" w:name="_Toc244213661"/>
       <w:r>
         <w:t>Objective and scope of the document</w:t>
       </w:r>
@@ -3268,15 +3223,7 @@
     </w:p>
     <w:p>
       <w:r>
-        <w:t xml:space="preserve">The objective is to select the orchestrator for eClaims against criteria derived from the requirements. The document also states plainly how the </w:t>
-      </w:r>
-      <w:proofErr w:type="gramStart"/>
-      <w:r>
-        <w:t>on-premise</w:t>
-      </w:r>
-      <w:proofErr w:type="gramEnd"/>
-      <w:r>
-        <w:t xml:space="preserve"> deployment requirement in the case study is met once that choice is made.</w:t>
+        <w:t>The objective is to select the orchestrator for eClaims against criteria derived from the requirements. The document also states plainly how the on-premise deployment requirement in the case study is met once that choice is made.</w:t>
       </w:r>
     </w:p>
     <w:p>
@@ -3358,23 +3305,7 @@
     </w:p>
     <w:p>
       <w:r>
-        <w:t xml:space="preserve">Phase 1 is delivered on AWS, as Assumptions 1 and 10 in Section 10 of the Solution Approach Document (SAD) record. The case study also requires </w:t>
-      </w:r>
-      <w:proofErr w:type="gramStart"/>
-      <w:r>
-        <w:t>on-premise</w:t>
-      </w:r>
-      <w:proofErr w:type="gramEnd"/>
-      <w:r>
-        <w:t xml:space="preserve"> deployment (Section 5.2, NFR 2). This document therefore evaluates the </w:t>
-      </w:r>
-      <w:proofErr w:type="gramStart"/>
-      <w:r>
-        <w:t>on-premise</w:t>
-      </w:r>
-      <w:proofErr w:type="gramEnd"/>
-      <w:r>
-        <w:t xml:space="preserve"> form of each orchestrator and names the path eClaims would take:</w:t>
+        <w:t>Phase 1 is delivered on AWS, as Assumptions 1 and 10 in Section 10 of the Solution Approach Document (SAD) record. The case study also requires on-premise deployment (Section 5.2, NFR 2). This document therefore evaluates the on-premise form of each orchestrator and names the path eClaims would take:</w:t>
       </w:r>
     </w:p>
     <w:p>
@@ -3438,35 +3369,14 @@
           <w:numId w:val="40"/>
         </w:numPr>
       </w:pPr>
-      <w:proofErr w:type="gramStart"/>
-      <w:r>
-        <w:t>on-premise</w:t>
-      </w:r>
-      <w:proofErr w:type="gramEnd"/>
-      <w:r>
-        <w:t xml:space="preserve"> equivalents of the other AWS-managed services, which the SAD's </w:t>
-      </w:r>
-      <w:proofErr w:type="gramStart"/>
-      <w:r>
-        <w:t>on-premise</w:t>
-      </w:r>
-      <w:proofErr w:type="gramEnd"/>
-      <w:r>
-        <w:t xml:space="preserve"> profile covers (Section 4, Deployment Options).</w:t>
+      <w:r>
+        <w:t>on-premise equivalents of the other AWS-managed services, which the SAD's on-premise profile covers (Section 4, Deployment Options).</w:t>
       </w:r>
     </w:p>
     <w:p>
       <w:r>
         <w:lastRenderedPageBreak/>
-        <w:t xml:space="preserve">Prices are public list prices accessed on 30 September 2026. They exclude taxes and </w:t>
-      </w:r>
-      <w:proofErr w:type="gramStart"/>
-      <w:r>
-        <w:t>negotiated</w:t>
-      </w:r>
-      <w:proofErr w:type="gramEnd"/>
-      <w:r>
-        <w:t xml:space="preserve"> discounts, and they are not quotations.</w:t>
+        <w:t>Prices are public list prices accessed on 30 September 2026. They exclude taxes and negotiated discounts, and they are not quotations.</w:t>
       </w:r>
     </w:p>
     <w:p>
@@ -3478,17 +3388,12 @@
       <w:pPr>
         <w:pStyle w:val="Heading1"/>
       </w:pPr>
-      <w:bookmarkStart w:id="2" w:name="_Toc300000003"/>
+      <w:bookmarkStart w:id="2" w:name="_Toc244213662"/>
       <w:r>
         <w:lastRenderedPageBreak/>
-        <w:t xml:space="preserve">Requirements </w:t>
-      </w:r>
-      <w:proofErr w:type="gramStart"/>
-      <w:r>
-        <w:t>at a Glance</w:t>
+        <w:t>Requirements at a Glance</w:t>
       </w:r>
       <w:bookmarkEnd w:id="2"/>
-      <w:proofErr w:type="gramEnd"/>
     </w:p>
     <w:p>
       <w:r>
@@ -3966,23 +3871,7 @@
               <w:pStyle w:val="NoSpacing"/>
             </w:pPr>
             <w:r>
-              <w:t xml:space="preserve">The orchestrator must add nothing to the request path. Tasks must start once and serve many requests, and scale-out must be fast enough for a spike. The SAD sets internal p99 targets of 1,000 ms for </w:t>
-            </w:r>
-            <w:proofErr w:type="gramStart"/>
-            <w:r>
-              <w:t>reads</w:t>
-            </w:r>
-            <w:proofErr w:type="gramEnd"/>
-            <w:r>
-              <w:t xml:space="preserve"> and 2,000 ms for </w:t>
-            </w:r>
-            <w:proofErr w:type="gramStart"/>
-            <w:r>
-              <w:t>writes</w:t>
-            </w:r>
-            <w:proofErr w:type="gramEnd"/>
-            <w:r>
-              <w:t xml:space="preserve"> (Section 9.2).</w:t>
+              <w:t>The orchestrator must add nothing to the request path. Tasks must start once and serve many requests, and scale-out must be fast enough for a spike. The SAD sets internal p99 targets of 1,000 ms for reads and 2,000 ms for writes (Section 9.2).</w:t>
             </w:r>
           </w:p>
         </w:tc>
@@ -4045,15 +3934,7 @@
               <w:pStyle w:val="NoSpacing"/>
             </w:pPr>
             <w:r>
-              <w:t xml:space="preserve">Both </w:t>
-            </w:r>
-            <w:proofErr w:type="gramStart"/>
-            <w:r>
-              <w:t>on-premise</w:t>
-            </w:r>
-            <w:proofErr w:type="gramEnd"/>
-            <w:r>
-              <w:t xml:space="preserve"> and cloud deployment</w:t>
+              <w:t>Both on-premise and cloud deployment</w:t>
             </w:r>
           </w:p>
         </w:tc>
@@ -4091,23 +3972,7 @@
               <w:pStyle w:val="NoSpacing"/>
             </w:pPr>
             <w:r>
-              <w:t xml:space="preserve">Phase 1 runs on AWS. An </w:t>
-            </w:r>
-            <w:proofErr w:type="gramStart"/>
-            <w:r>
-              <w:t>on-premise</w:t>
-            </w:r>
-            <w:proofErr w:type="gramEnd"/>
-            <w:r>
-              <w:t xml:space="preserve"> profile on Kubernetes is designed now and built only if YCompany mandates it (SAD Section 4, Deployment Options; Section 10, Assumption 10). The orchestrator decides how much deployment work that </w:t>
-            </w:r>
-            <w:proofErr w:type="gramStart"/>
-            <w:r>
-              <w:t>move</w:t>
-            </w:r>
-            <w:proofErr w:type="gramEnd"/>
-            <w:r>
-              <w:t xml:space="preserve"> needs.</w:t>
+              <w:t>Phase 1 runs on AWS. An on-premise profile on Kubernetes is designed now and built only if YCompany mandates it (SAD Section 4, Deployment Options; Section 10, Assumption 10). The orchestrator decides how much deployment work that move needs.</w:t>
             </w:r>
           </w:p>
         </w:tc>
@@ -4207,15 +4072,7 @@
               <w:pStyle w:val="NoSpacing"/>
             </w:pPr>
             <w:r>
-              <w:t>Each service needs its own least-</w:t>
-            </w:r>
-            <w:proofErr w:type="gramStart"/>
-            <w:r>
-              <w:t>privilege</w:t>
-            </w:r>
-            <w:proofErr w:type="gramEnd"/>
-            <w:r>
-              <w:t xml:space="preserve"> identity, secrets delivered at runtime, and network isolation. Claim, policy and payment data are sensitive.</w:t>
+              <w:t>Each service needs its own least-privilege identity, secrets delivered at runtime, and network isolation. Claim, policy and payment data are sensitive.</w:t>
             </w:r>
           </w:p>
         </w:tc>
@@ -4415,15 +4272,7 @@
               <w:pStyle w:val="NoSpacing"/>
             </w:pPr>
             <w:r>
-              <w:t xml:space="preserve">Twelve independently releasable services, with their </w:t>
-            </w:r>
-            <w:proofErr w:type="gramStart"/>
-            <w:r>
-              <w:t>queue</w:t>
-            </w:r>
-            <w:proofErr w:type="gramEnd"/>
-            <w:r>
-              <w:t xml:space="preserve"> consumers and scheduled jobs, must run under one service model with blue-green release (SAD Section 4, CI/CD Pipeline).</w:t>
+              <w:t>Twelve independently releasable services, with their queue consumers and scheduled jobs, must run under one service model with blue-green release (SAD Section 4, CI/CD Pipeline).</w:t>
             </w:r>
           </w:p>
         </w:tc>
@@ -4524,15 +4373,7 @@
               <w:pStyle w:val="NoSpacing"/>
             </w:pPr>
             <w:r>
-              <w:t xml:space="preserve">Fargate </w:t>
-            </w:r>
-            <w:proofErr w:type="gramStart"/>
-            <w:r>
-              <w:t>bills both options</w:t>
-            </w:r>
-            <w:proofErr w:type="gramEnd"/>
-            <w:r>
-              <w:t xml:space="preserve"> identically. What separates them is the orchestrator fee and the effort to keep the platform current.</w:t>
+              <w:t>Fargate bills both options identically. What separates them is the orchestrator fee and the effort to keep the platform current.</w:t>
             </w:r>
           </w:p>
         </w:tc>
@@ -4618,7 +4459,7 @@
       <w:pPr>
         <w:pStyle w:val="Heading1"/>
       </w:pPr>
-      <w:bookmarkStart w:id="3" w:name="_Toc300000004"/>
+      <w:bookmarkStart w:id="3" w:name="_Toc244213663"/>
       <w:r>
         <w:lastRenderedPageBreak/>
         <w:t>Available tools</w:t>
@@ -4938,15 +4779,7 @@
         </w:numPr>
       </w:pPr>
       <w:r>
-        <w:t xml:space="preserve">Red Hat OpenShift Service on AWS — a managed Kubernetes distribution that adds OpenShift service fees to the EC2 capacity beneath it. EKS represents it in this comparison, and OpenShift remains a candidate for the </w:t>
-      </w:r>
-      <w:proofErr w:type="gramStart"/>
-      <w:r>
-        <w:t>on-premise</w:t>
-      </w:r>
-      <w:proofErr w:type="gramEnd"/>
-      <w:r>
-        <w:t xml:space="preserve"> profile.</w:t>
+        <w:t>Red Hat OpenShift Service on AWS — a managed Kubernetes distribution that adds OpenShift service fees to the EC2 capacity beneath it. EKS represents it in this comparison, and OpenShift remains a candidate for the on-premise profile.</w:t>
       </w:r>
     </w:p>
     <w:p>
@@ -4965,7 +4798,7 @@
       <w:pPr>
         <w:pStyle w:val="Heading2"/>
       </w:pPr>
-      <w:bookmarkStart w:id="4" w:name="_Toc300000005"/>
+      <w:bookmarkStart w:id="4" w:name="_Toc244213664"/>
       <w:r>
         <w:t>Amazon ECS on AWS Fargate</w:t>
       </w:r>
@@ -5007,15 +4840,7 @@
     </w:p>
     <w:p>
       <w:r>
-        <w:t xml:space="preserve">On Fargate capacity, each task runs in its own AWS-managed isolation boundary with its own network interface. No instance, node group or operating system falls within the team's scope. This is the </w:t>
-      </w:r>
-      <w:proofErr w:type="gramStart"/>
-      <w:r>
-        <w:t>combination</w:t>
-      </w:r>
-      <w:proofErr w:type="gramEnd"/>
-      <w:r>
-        <w:t xml:space="preserve"> the SAD specifies (Section 4, Layer 3 and Deployment Topology; Section 8). Each eClaims service is an ECS service of Fargate tasks that is:</w:t>
+        <w:t>On Fargate capacity, each task runs in its own AWS-managed isolation boundary with its own network interface. No instance, node group or operating system falls within the team's scope. This is the combination the SAD specifies (Section 4, Layer 3 and Deployment Topology; Section 8). Each eClaims service is an ECS service of Fargate tasks that is:</w:t>
       </w:r>
     </w:p>
     <w:p>
@@ -5063,22 +4888,14 @@
         </w:numPr>
       </w:pPr>
       <w:r>
-        <w:t xml:space="preserve">released </w:t>
-      </w:r>
-      <w:proofErr w:type="gramStart"/>
-      <w:r>
-        <w:t>blue-green</w:t>
-      </w:r>
-      <w:proofErr w:type="gramEnd"/>
-      <w:r>
-        <w:t xml:space="preserve"> through CodeDeploy.</w:t>
+        <w:t>released blue-green through CodeDeploy.</w:t>
       </w:r>
     </w:p>
     <w:p>
       <w:pPr>
         <w:pStyle w:val="Heading3"/>
       </w:pPr>
-      <w:bookmarkStart w:id="5" w:name="_Toc300000006"/>
+      <w:bookmarkStart w:id="5" w:name="_Toc244213665"/>
       <w:r>
         <w:t>Features</w:t>
       </w:r>
@@ -5109,15 +4926,7 @@
         </w:numPr>
       </w:pPr>
       <w:r>
-        <w:t xml:space="preserve">Service Auto Scaling — target tracking on CPU, memory or ALB requests per target, plus step and scheduled scaling, for each service independently. </w:t>
-      </w:r>
-      <w:proofErr w:type="gramStart"/>
-      <w:r>
-        <w:t>The SAD's</w:t>
-      </w:r>
-      <w:proofErr w:type="gramEnd"/>
-      <w:r>
-        <w:t xml:space="preserve"> policy maps onto it directly: CPU at 60% or requests per target, with scheduled pre-scaling before known peaks. A service can run up to 5,000 tasks, well above the eClaims ceiling of 100.</w:t>
+        <w:t>Service Auto Scaling — target tracking on CPU, memory or ALB requests per target, plus step and scheduled scaling, for each service independently. The SAD's policy maps onto it directly: CPU at 60% or requests per target, with scheduled pre-scaling before known peaks. A service can run up to 5,000 tasks, well above the eClaims ceiling of 100.</w:t>
       </w:r>
     </w:p>
     <w:p>
@@ -5129,23 +4938,7 @@
         </w:numPr>
       </w:pPr>
       <w:r>
-        <w:t>Blue-green, linear and canary release — built into ECS since 2025 (</w:t>
-      </w:r>
-      <w:proofErr w:type="gramStart"/>
-      <w:r>
-        <w:t>blue-green</w:t>
-      </w:r>
-      <w:proofErr w:type="gramEnd"/>
-      <w:r>
-        <w:t xml:space="preserve"> in July; linear and canary in October). They are also available through CodeDeploy with weighted ALB target groups, as </w:t>
-      </w:r>
-      <w:proofErr w:type="gramStart"/>
-      <w:r>
-        <w:t>the SAD's</w:t>
-      </w:r>
-      <w:proofErr w:type="gramEnd"/>
-      <w:r>
-        <w:t xml:space="preserve"> pipeline specifies. Both routes roll back automatically on a CloudWatch alarm.</w:t>
+        <w:t>Blue-green, linear and canary release — built into ECS since 2025 (blue-green in July; linear and canary in October). They are also available through CodeDeploy with weighted ALB target groups, as the SAD's pipeline specifies. Both routes roll back automatically on a CloudWatch alarm.</w:t>
       </w:r>
     </w:p>
     <w:p>
@@ -5241,31 +5034,7 @@
         </w:numPr>
       </w:pPr>
       <w:r>
-        <w:t xml:space="preserve">Platform </w:t>
-      </w:r>
-      <w:proofErr w:type="gramStart"/>
-      <w:r>
-        <w:t>maintenance</w:t>
-      </w:r>
-      <w:proofErr w:type="gramEnd"/>
-      <w:r>
-        <w:t xml:space="preserve"> owned by AWS — </w:t>
-      </w:r>
-      <w:proofErr w:type="gramStart"/>
-      <w:r>
-        <w:t>AWS</w:t>
-      </w:r>
-      <w:proofErr w:type="gramEnd"/>
-      <w:r>
-        <w:t xml:space="preserve"> patches the Fargate platform and </w:t>
-      </w:r>
-      <w:proofErr w:type="gramStart"/>
-      <w:r>
-        <w:t>retires</w:t>
-      </w:r>
-      <w:proofErr w:type="gramEnd"/>
-      <w:r>
-        <w:t xml:space="preserve"> old platform revisions. The service scheduler replaces the affected tasks, starting each new task before it stops the old one. Notice arrives through AWS Health, with a seven-day wait by default or fourteen days on request. EC2 event windows can restrict replacements to off-peak hours.</w:t>
+        <w:t>Platform maintenance owned by AWS — AWS patches the Fargate platform and retires old platform revisions. The service scheduler replaces the affected tasks, starting each new task before it stops the old one. Notice arrives through AWS Health, with a seven-day wait by default or fourteen days on request. EC2 event windows can restrict replacements to off-peak hours.</w:t>
       </w:r>
     </w:p>
     <w:p>
@@ -5276,21 +5045,8 @@
           <w:numId w:val="40"/>
         </w:numPr>
       </w:pPr>
-      <w:proofErr w:type="gramStart"/>
-      <w:r>
-        <w:t>On-premise</w:t>
-      </w:r>
-      <w:proofErr w:type="gramEnd"/>
-      <w:r>
-        <w:t xml:space="preserve"> form: ECS Anywhere — registers </w:t>
-      </w:r>
-      <w:proofErr w:type="gramStart"/>
-      <w:r>
-        <w:t>on-premise</w:t>
-      </w:r>
-      <w:proofErr w:type="gramEnd"/>
-      <w:r>
-        <w:t xml:space="preserve"> servers or virtual machines as external instances of an ECS cluster whose control plane stays in an AWS Region.</w:t>
+      <w:r>
+        <w:t>On-premise form: ECS Anywhere — registers on-premise servers or virtual machines as external instances of an ECS cluster whose control plane stays in an AWS Region.</w:t>
       </w:r>
     </w:p>
     <w:p>
@@ -5362,15 +5118,7 @@
         </w:numPr>
       </w:pPr>
       <w:r>
-        <w:t xml:space="preserve">There are no GPUs and no privileged containers; eClaims </w:t>
-      </w:r>
-      <w:proofErr w:type="gramStart"/>
-      <w:r>
-        <w:t>needs</w:t>
-      </w:r>
-      <w:proofErr w:type="gramEnd"/>
-      <w:r>
-        <w:t xml:space="preserve"> neither.</w:t>
+        <w:t>There are no GPUs and no privileged containers; eClaims needs neither.</w:t>
       </w:r>
     </w:p>
     <w:p>
@@ -5389,7 +5137,7 @@
       <w:pPr>
         <w:pStyle w:val="Heading3"/>
       </w:pPr>
-      <w:bookmarkStart w:id="6" w:name="_Toc300000007"/>
+      <w:bookmarkStart w:id="6" w:name="_Toc244213666"/>
       <w:r>
         <w:lastRenderedPageBreak/>
         <w:t>Pricing</w:t>
@@ -5953,15 +5701,7 @@
               <w:pStyle w:val="NoSpacing"/>
             </w:pPr>
             <w:r>
-              <w:t>ECS Anywhere (</w:t>
-            </w:r>
-            <w:proofErr w:type="gramStart"/>
-            <w:r>
-              <w:t>on-premise</w:t>
-            </w:r>
-            <w:proofErr w:type="gramEnd"/>
-            <w:r>
-              <w:t>)</w:t>
+              <w:t>ECS Anywhere (on-premise)</w:t>
             </w:r>
           </w:p>
         </w:tc>
@@ -5998,21 +5738,8 @@
             <w:pPr>
               <w:pStyle w:val="NoSpacing"/>
             </w:pPr>
-            <w:proofErr w:type="gramStart"/>
-            <w:r>
-              <w:t>Plus</w:t>
-            </w:r>
-            <w:proofErr w:type="gramEnd"/>
-            <w:r>
-              <w:t xml:space="preserve"> the customer's own servers. This is not the eClaims </w:t>
-            </w:r>
-            <w:proofErr w:type="gramStart"/>
-            <w:r>
-              <w:t>on-premise</w:t>
-            </w:r>
-            <w:proofErr w:type="gramEnd"/>
-            <w:r>
-              <w:t xml:space="preserve"> path (Section 5)</w:t>
+            <w:r>
+              <w:t>Plus the customer's own servers. This is not the eClaims on-premise path (Section 5)</w:t>
             </w:r>
           </w:p>
         </w:tc>
@@ -6028,7 +5755,7 @@
       <w:pPr>
         <w:pStyle w:val="Heading2"/>
       </w:pPr>
-      <w:bookmarkStart w:id="7" w:name="_Toc300000008"/>
+      <w:bookmarkStart w:id="7" w:name="_Toc244213667"/>
       <w:r>
         <w:t>Amazon EKS (on AWS Fargate or Managed Node Groups)</w:t>
       </w:r>
@@ -6036,28 +5763,12 @@
     </w:p>
     <w:p>
       <w:r>
-        <w:t xml:space="preserve">Amazon EKS is AWS's managed Kubernetes service. AWS runs the Kubernetes control plane — the API servers and the etcd store — across Availability Zones. The team declares workloads as Kubernetes objects: Deployments, Services, Ingresses and HorizontalPodAutoscalers. EKS is certified Kubernetes-conformant, so manifests and Helm charts written for it run on any conformant distribution, in AWS or </w:t>
-      </w:r>
-      <w:proofErr w:type="gramStart"/>
-      <w:r>
-        <w:t>on-premise</w:t>
-      </w:r>
-      <w:proofErr w:type="gramEnd"/>
-      <w:r>
-        <w:t>.</w:t>
-      </w:r>
-    </w:p>
-    <w:p>
-      <w:r>
-        <w:t xml:space="preserve">EKS can supply </w:t>
-      </w:r>
-      <w:proofErr w:type="gramStart"/>
-      <w:r>
-        <w:t>compute</w:t>
-      </w:r>
-      <w:proofErr w:type="gramEnd"/>
-      <w:r>
-        <w:t xml:space="preserve"> in several ways:</w:t>
+        <w:t>Amazon EKS is AWS's managed Kubernetes service. AWS runs the Kubernetes control plane — the API servers and the etcd store — across Availability Zones. The team declares workloads as Kubernetes objects: Deployments, Services, Ingresses and HorizontalPodAutoscalers. EKS is certified Kubernetes-conformant, so manifests and Helm charts written for it run on any conformant distribution, in AWS or on-premise.</w:t>
+      </w:r>
+    </w:p>
+    <w:p>
+      <w:r>
+        <w:t>EKS can supply compute in several ways:</w:t>
       </w:r>
     </w:p>
     <w:p>
@@ -6093,12 +5804,12 @@
         </w:numPr>
       </w:pPr>
       <w:r>
+        <w:lastRenderedPageBreak/>
         <w:t>EKS Auto Mode — AWS manages the nodes for a fee per instance.</w:t>
       </w:r>
     </w:p>
     <w:p>
       <w:r>
-        <w:lastRenderedPageBreak/>
         <w:t>Several Kubernetes features — DaemonSets, EBS volumes, Spot capacity and Arm processors — are available only on nodes, so EKS estates commonly combine Fargate with node groups.</w:t>
       </w:r>
     </w:p>
@@ -6147,7 +5858,7 @@
       <w:pPr>
         <w:pStyle w:val="Heading3"/>
       </w:pPr>
-      <w:bookmarkStart w:id="8" w:name="_Toc300000009"/>
+      <w:bookmarkStart w:id="8" w:name="_Toc244213668"/>
       <w:r>
         <w:t>Features</w:t>
       </w:r>
@@ -6198,15 +5909,7 @@
         </w:numPr>
       </w:pPr>
       <w:r>
-        <w:t xml:space="preserve">Load balancing through the AWS Load Balancer Controller — provisions ALBs and Network Load Balancers from Ingress and Service objects. On Fargate, targets must be </w:t>
-      </w:r>
-      <w:proofErr w:type="gramStart"/>
-      <w:r>
-        <w:t>pod</w:t>
-      </w:r>
-      <w:proofErr w:type="gramEnd"/>
-      <w:r>
-        <w:t xml:space="preserve"> IP addresses.</w:t>
+        <w:t>Load balancing through the AWS Load Balancer Controller — provisions ALBs and Network Load Balancers from Ingress and Service objects. On Fargate, targets must be pod IP addresses.</w:t>
       </w:r>
     </w:p>
     <w:p>
@@ -6254,15 +5957,7 @@
         </w:numPr>
       </w:pPr>
       <w:r>
-        <w:t xml:space="preserve">EKS access entries map IAM </w:t>
-      </w:r>
-      <w:proofErr w:type="gramStart"/>
-      <w:r>
-        <w:t>principals</w:t>
-      </w:r>
-      <w:proofErr w:type="gramEnd"/>
-      <w:r>
-        <w:t xml:space="preserve"> to Kubernetes role-based access control (RBAC).</w:t>
+        <w:t>EKS access entries map IAM principals to Kubernetes role-based access control (RBAC).</w:t>
       </w:r>
     </w:p>
     <w:p>
@@ -6321,13 +6016,8 @@
           <w:numId w:val="40"/>
         </w:numPr>
       </w:pPr>
-      <w:proofErr w:type="gramStart"/>
-      <w:r>
-        <w:t>On-premise</w:t>
-      </w:r>
-      <w:proofErr w:type="gramEnd"/>
-      <w:r>
-        <w:t xml:space="preserve"> forms:</w:t>
+      <w:r>
+        <w:t>On-premise forms:</w:t>
       </w:r>
     </w:p>
     <w:p>
@@ -6351,15 +6041,8 @@
         </w:numPr>
       </w:pPr>
       <w:r>
-        <w:t xml:space="preserve">EKS Hybrid Nodes — </w:t>
-      </w:r>
-      <w:proofErr w:type="gramStart"/>
-      <w:r>
-        <w:t>on-premise</w:t>
-      </w:r>
-      <w:proofErr w:type="gramEnd"/>
-      <w:r>
-        <w:t xml:space="preserve"> servers join an EKS cluster whose control plane stays in AWS. This needs a reliable private connection (Site-to-Site VPN or Direct Connect) and does not suit disconnected sites.</w:t>
+        <w:lastRenderedPageBreak/>
+        <w:t>EKS Hybrid Nodes — on-premise servers join an EKS cluster whose control plane stays in AWS. This needs a reliable private connection (Site-to-Site VPN or Direct Connect) and does not suit disconnected sites.</w:t>
       </w:r>
     </w:p>
     <w:p>
@@ -6371,16 +6054,7 @@
         </w:numPr>
       </w:pPr>
       <w:r>
-        <w:lastRenderedPageBreak/>
-        <w:t xml:space="preserve">Any distribution certified as conformant by the Cloud Native Computing Foundation (CNCF), such as Red Hat OpenShift. The SAD's </w:t>
-      </w:r>
-      <w:proofErr w:type="gramStart"/>
-      <w:r>
-        <w:t>on-premise</w:t>
-      </w:r>
-      <w:proofErr w:type="gramEnd"/>
-      <w:r>
-        <w:t xml:space="preserve"> profile names OpenShift alongside EKS Anywhere.</w:t>
+        <w:t>Any distribution certified as conformant by the Cloud Native Computing Foundation (CNCF), such as Red Hat OpenShift. The SAD's on-premise profile names OpenShift alongside EKS Anywhere.</w:t>
       </w:r>
     </w:p>
     <w:p>
@@ -6447,7 +6121,7 @@
       <w:pPr>
         <w:pStyle w:val="Heading3"/>
       </w:pPr>
-      <w:bookmarkStart w:id="9" w:name="_Toc300000010"/>
+      <w:bookmarkStart w:id="9" w:name="_Toc244213669"/>
       <w:r>
         <w:t>Pricing</w:t>
       </w:r>
@@ -6795,15 +6469,7 @@
               <w:pStyle w:val="NoSpacing"/>
             </w:pPr>
             <w:r>
-              <w:t xml:space="preserve">Whole nodes are paid for, </w:t>
-            </w:r>
-            <w:proofErr w:type="gramStart"/>
-            <w:r>
-              <w:t>whether or not</w:t>
-            </w:r>
-            <w:proofErr w:type="gramEnd"/>
-            <w:r>
-              <w:t xml:space="preserve"> pods use the capacity</w:t>
+              <w:t>Whole nodes are paid for, whether or not pods use the capacity</w:t>
             </w:r>
           </w:p>
         </w:tc>
@@ -6889,15 +6555,7 @@
               <w:pStyle w:val="NoSpacing"/>
             </w:pPr>
             <w:r>
-              <w:t>EKS Hybrid Nodes (</w:t>
-            </w:r>
-            <w:proofErr w:type="gramStart"/>
-            <w:r>
-              <w:t>on-premise</w:t>
-            </w:r>
-            <w:proofErr w:type="gramEnd"/>
-            <w:r>
-              <w:t xml:space="preserve"> nodes)</w:t>
+              <w:t>EKS Hybrid Nodes (on-premise nodes)</w:t>
             </w:r>
           </w:p>
         </w:tc>
@@ -6916,15 +6574,7 @@
               <w:pStyle w:val="NoSpacing"/>
             </w:pPr>
             <w:r>
-              <w:t xml:space="preserve">USD 0.020 per vCPU-hour for the first 576,000 vCPU-hours, falling in tiers to USD 0.006; </w:t>
-            </w:r>
-            <w:proofErr w:type="gramStart"/>
-            <w:r>
-              <w:t>plus</w:t>
-            </w:r>
-            <w:proofErr w:type="gramEnd"/>
-            <w:r>
-              <w:t xml:space="preserve"> the cluster fee</w:t>
+              <w:t>USD 0.020 per vCPU-hour for the first 576,000 vCPU-hours, falling in tiers to USD 0.006; plus the cluster fee</w:t>
             </w:r>
           </w:p>
         </w:tc>
@@ -6942,13 +6592,8 @@
             <w:pPr>
               <w:pStyle w:val="NoSpacing"/>
             </w:pPr>
-            <w:proofErr w:type="gramStart"/>
-            <w:r>
-              <w:t>Plus</w:t>
-            </w:r>
-            <w:proofErr w:type="gramEnd"/>
-            <w:r>
-              <w:t xml:space="preserve"> the customer's own servers and the VPN or Direct Connect link</w:t>
+            <w:r>
+              <w:t>Plus the customer's own servers and the VPN or Direct Connect link</w:t>
             </w:r>
           </w:p>
         </w:tc>
@@ -6972,15 +6617,7 @@
               <w:pStyle w:val="NoSpacing"/>
             </w:pPr>
             <w:r>
-              <w:t>EKS Anywhere (</w:t>
-            </w:r>
-            <w:proofErr w:type="gramStart"/>
-            <w:r>
-              <w:t>on-premise</w:t>
-            </w:r>
-            <w:proofErr w:type="gramEnd"/>
-            <w:r>
-              <w:t xml:space="preserve"> clusters)</w:t>
+              <w:t>EKS Anywhere (on-premise clusters)</w:t>
             </w:r>
           </w:p>
         </w:tc>
@@ -7031,7 +6668,7 @@
       <w:pPr>
         <w:pStyle w:val="Heading1"/>
       </w:pPr>
-      <w:bookmarkStart w:id="10" w:name="_Toc300000011"/>
+      <w:bookmarkStart w:id="10" w:name="_Toc244213670"/>
       <w:r>
         <w:lastRenderedPageBreak/>
         <w:t>Comparison Analysis</w:t>
@@ -7083,7 +6720,7 @@
       <w:pPr>
         <w:pStyle w:val="Heading2"/>
       </w:pPr>
-      <w:bookmarkStart w:id="11" w:name="_Toc300000012"/>
+      <w:bookmarkStart w:id="11" w:name="_Toc244213671"/>
       <w:r>
         <w:t>Point Matrix</w:t>
       </w:r>
@@ -7310,15 +6947,7 @@
               <w:pStyle w:val="NoSpacing"/>
             </w:pPr>
             <w:r>
-              <w:t xml:space="preserve">Run </w:t>
-            </w:r>
-            <w:proofErr w:type="gramStart"/>
-            <w:r>
-              <w:t>cost that</w:t>
-            </w:r>
-            <w:proofErr w:type="gramEnd"/>
-            <w:r>
-              <w:t xml:space="preserve"> differs between the options: orchestrator fees across the three environments, exposure to extended-support fees, and access to discounted capacity (Fargate Spot, Graviton). Engineering effort is priced in Section 4.2 but scored under Maintainability and Complexity, so it is not counted twice.</w:t>
+              <w:t>Run cost that differs between the options: orchestrator fees across the three environments, exposure to extended-support fees, and access to discounted capacity (Fargate Spot, Graviton). Engineering effort is priced in Section 4.2 but scored under Maintainability and Complexity, so it is not counted twice.</w:t>
             </w:r>
           </w:p>
         </w:tc>
@@ -7337,23 +6966,7 @@
               <w:pStyle w:val="NoSpacing"/>
             </w:pPr>
             <w:r>
-              <w:t xml:space="preserve">Lower operating cost is an eClaims business outcome (SAD Section 1). </w:t>
-            </w:r>
-            <w:proofErr w:type="gramStart"/>
-            <w:r>
-              <w:t>Compute is</w:t>
-            </w:r>
-            <w:proofErr w:type="gramEnd"/>
-            <w:r>
-              <w:t xml:space="preserve"> billed identically, so these items are the </w:t>
-            </w:r>
-            <w:proofErr w:type="gramStart"/>
-            <w:r>
-              <w:t>whole of the</w:t>
-            </w:r>
-            <w:proofErr w:type="gramEnd"/>
-            <w:r>
-              <w:t xml:space="preserve"> difference on the invoice.</w:t>
+              <w:t>Lower operating cost is an eClaims business outcome (SAD Section 1). Compute is billed identically, so these items are the whole of the difference on the invoice.</w:t>
             </w:r>
           </w:p>
         </w:tc>
@@ -7434,15 +7047,7 @@
               <w:pStyle w:val="NoSpacing"/>
             </w:pPr>
             <w:r>
-              <w:t xml:space="preserve">NFR 4 requires maintainability and upgradeability. A shortfall degrades operation and adds </w:t>
-            </w:r>
-            <w:proofErr w:type="gramStart"/>
-            <w:r>
-              <w:t>cost, but</w:t>
-            </w:r>
-            <w:proofErr w:type="gramEnd"/>
-            <w:r>
-              <w:t xml:space="preserve"> does not fail a requirement outright.</w:t>
+              <w:t>NFR 4 requires maintainability and upgradeability. A shortfall degrades operation and adds cost, but does not fail a requirement outright.</w:t>
             </w:r>
           </w:p>
         </w:tc>
@@ -7605,15 +7210,7 @@
               <w:pStyle w:val="NoSpacing"/>
             </w:pPr>
             <w:r>
-              <w:t xml:space="preserve">FR 2, FR 5 and NFR 5 apply, and both options can meet them. </w:t>
-            </w:r>
-            <w:proofErr w:type="gramStart"/>
-            <w:r>
-              <w:t>The</w:t>
-            </w:r>
-            <w:proofErr w:type="gramEnd"/>
-            <w:r>
-              <w:t xml:space="preserve"> attribute measures effort and attack surface, not compliance.</w:t>
+              <w:t>FR 2, FR 5 and NFR 5 apply, and both options can meet them. The attribute measures effort and attack surface, not compliance.</w:t>
             </w:r>
           </w:p>
         </w:tc>
@@ -7675,15 +7272,7 @@
               <w:pStyle w:val="NoSpacing"/>
             </w:pPr>
             <w:r>
-              <w:t xml:space="preserve">How far the deployment definitions, not only the images, move to </w:t>
-            </w:r>
-            <w:proofErr w:type="gramStart"/>
-            <w:r>
-              <w:t>on-premise</w:t>
-            </w:r>
-            <w:proofErr w:type="gramEnd"/>
-            <w:r>
-              <w:t xml:space="preserve"> or to another cloud without rework</w:t>
+              <w:t>How far the deployment definitions, not only the images, move to on-premise or to another cloud without rework</w:t>
             </w:r>
           </w:p>
         </w:tc>
@@ -7702,15 +7291,7 @@
               <w:pStyle w:val="NoSpacing"/>
             </w:pPr>
             <w:r>
-              <w:t xml:space="preserve">NFR 2 plainly requires both </w:t>
-            </w:r>
-            <w:proofErr w:type="gramStart"/>
-            <w:r>
-              <w:t>on-premise</w:t>
-            </w:r>
-            <w:proofErr w:type="gramEnd"/>
-            <w:r>
-              <w:t xml:space="preserve"> and cloud deployment, so the attribute carries the top weight.</w:t>
+              <w:t>NFR 2 plainly requires both on-premise and cloud deployment, so the attribute carries the top weight.</w:t>
             </w:r>
           </w:p>
         </w:tc>
@@ -7956,15 +7537,7 @@
     <w:p/>
     <w:p>
       <w:r>
-        <w:t xml:space="preserve">Scoring legend: 5 = excellent, 4 = strong, 3 = adequate, 2 = limited, 1 = minimal. Scores measure </w:t>
-      </w:r>
-      <w:proofErr w:type="gramStart"/>
-      <w:r>
-        <w:t>fit to</w:t>
-      </w:r>
-      <w:proofErr w:type="gramEnd"/>
-      <w:r>
-        <w:t xml:space="preserve"> the eClaims requirement, not absolute product quality. For Complexity, 5 denotes the simplest option.</w:t>
+        <w:t>Scoring legend: 5 = excellent, 4 = strong, 3 = adequate, 2 = limited, 1 = minimal. Scores measure fit to the eClaims requirement, not absolute product quality. For Complexity, 5 denotes the simplest option.</w:t>
       </w:r>
     </w:p>
     <w:tbl>
@@ -8974,15 +8547,7 @@
               <w:pStyle w:val="NoSpacing"/>
             </w:pPr>
             <w:r>
-              <w:t xml:space="preserve">5 — no control-plane version; AWS patches Fargate and the scheduler </w:t>
-            </w:r>
-            <w:proofErr w:type="gramStart"/>
-            <w:r>
-              <w:t>replaces</w:t>
-            </w:r>
-            <w:proofErr w:type="gramEnd"/>
-            <w:r>
-              <w:t xml:space="preserve"> retired tasks; nothing for the team to upgrade</w:t>
+              <w:t>5 — no control-plane version; AWS patches Fargate and the scheduler replaces retired tasks; nothing for the team to upgrade</w:t>
             </w:r>
           </w:p>
         </w:tc>
@@ -9187,13 +8752,8 @@
               <w:pStyle w:val="NoSpacing"/>
             </w:pPr>
             <w:r>
-              <w:t xml:space="preserve">5 — manifests and Helm charts run on any conformant distribution; EKS Anywhere and Hybrid Nodes extend the same API </w:t>
-            </w:r>
-            <w:proofErr w:type="gramStart"/>
-            <w:r>
-              <w:t>on-premise</w:t>
-            </w:r>
-            <w:proofErr w:type="gramEnd"/>
+              <w:t>5 — manifests and Helm charts run on any conformant distribution; EKS Anywhere and Hybrid Nodes extend the same API on-premise</w:t>
+            </w:r>
           </w:p>
         </w:tc>
       </w:tr>
@@ -9367,22 +8927,14 @@
     </w:p>
     <w:p>
       <w:r>
-        <w:t xml:space="preserve">The result has the same shape as the Compute DAR's main comparison: Kubernetes wins on </w:t>
-      </w:r>
-      <w:proofErr w:type="gramStart"/>
-      <w:r>
-        <w:t>portability, and</w:t>
-      </w:r>
-      <w:proofErr w:type="gramEnd"/>
-      <w:r>
-        <w:t xml:space="preserve"> loses on the cost of owning it.</w:t>
+        <w:t>The result has the same shape as the Compute DAR's main comparison: Kubernetes wins on portability, and loses on the cost of owning it.</w:t>
       </w:r>
     </w:p>
     <w:p>
       <w:pPr>
         <w:pStyle w:val="Heading2"/>
       </w:pPr>
-      <w:bookmarkStart w:id="12" w:name="_Toc300000013"/>
+      <w:bookmarkStart w:id="12" w:name="_Toc244213672"/>
       <w:r>
         <w:t>Comparison 1 — Monthly Cost at eClaims Scale</w:t>
       </w:r>
@@ -9426,31 +8978,7 @@
         </w:numPr>
       </w:pPr>
       <w:r>
-        <w:t xml:space="preserve">Only us-east-1 production compute is shown. Development, staging and us-east-2 standby compute is billed identically under both options, so it is excluded.</w:t>
-      </w:r>
-      <w:proofErr w:type="gramStart"/>
-      <w:r>
-        <w:t/>
-      </w:r>
-      <w:proofErr w:type="gramEnd"/>
-      <w:r>
-        <w:t xml:space="preserve"/>
-      </w:r>
-      <w:proofErr w:type="gramStart"/>
-      <w:r>
-        <w:t/>
-      </w:r>
-      <w:proofErr w:type="gramEnd"/>
-      <w:r>
-        <w:t xml:space="preserve"/>
-      </w:r>
-      <w:proofErr w:type="gramStart"/>
-      <w:r>
-        <w:t/>
-      </w:r>
-      <w:proofErr w:type="gramEnd"/>
-      <w:r>
-        <w:t xml:space="preserve"/>
+        <w:t>Only us-east-1 production compute is shown. Development, staging and us-east-2 standby compute is billed identically under both options, so it is excluded.</w:t>
       </w:r>
     </w:p>
     <w:p>
@@ -9714,15 +9242,7 @@
               <w:pStyle w:val="NoSpacing"/>
             </w:pPr>
             <w:r>
-              <w:t xml:space="preserve">Production </w:t>
-            </w:r>
-            <w:proofErr w:type="gramStart"/>
-            <w:r>
-              <w:t>compute</w:t>
-            </w:r>
-            <w:proofErr w:type="gramEnd"/>
-            <w:r>
-              <w:t xml:space="preserve"> (identical)</w:t>
+              <w:t>Production compute (identical)</w:t>
             </w:r>
           </w:p>
         </w:tc>
@@ -10128,15 +9648,7 @@
       </w:pPr>
       <w:r>
         <w:lastRenderedPageBreak/>
-        <w:t xml:space="preserve">That is roughly five person-days per version, or fifteen a year, rising towards twenty-one when</w:t>
-      </w:r>
-      <w:proofErr w:type="gramStart"/>
-      <w:r>
-        <w:t/>
-      </w:r>
-      <w:proofErr w:type="gramEnd"/>
-      <w:r>
-        <w:t xml:space="preserve"> an add-on or Helm chart needs changes.</w:t>
+        <w:t>That is roughly five person-days per version, or fifteen a year, rising towards twenty-one when an add-on or Helm chart needs changes.</w:t>
       </w:r>
     </w:p>
     <w:p>
@@ -10160,15 +9672,7 @@
         </w:numPr>
       </w:pPr>
       <w:r>
-        <w:t xml:space="preserve">It is shown here for </w:t>
-      </w:r>
-      <w:proofErr w:type="gramStart"/>
-      <w:r>
-        <w:t>completeness, and</w:t>
-      </w:r>
-      <w:proofErr w:type="gramEnd"/>
-      <w:r>
-        <w:t xml:space="preserve"> scored under Maintainability and Complexity rather than under Cost.</w:t>
+        <w:t>It is shown here for completeness, and scored under Maintainability and Complexity rather than under Cost.</w:t>
       </w:r>
     </w:p>
     <w:p>
@@ -10185,15 +9689,7 @@
         </w:numPr>
       </w:pPr>
       <w:r>
-        <w:t xml:space="preserve">Service count. The SAD lists eleven Layer 3 services plus the Auth Service, and the diagrams show eleven or twelve. At twelve services on the same basis (36 tasks; 26,280 vCPU-hours and 52,560 GB-hours), compute rises to ≈ USD 1,297 a month under both options. The EKS fee stays at USD 292, which is 23% of compute instead of 34%.</w:t>
-      </w:r>
-      <w:proofErr w:type="gramStart"/>
-      <w:r>
-        <w:t/>
-      </w:r>
-      <w:proofErr w:type="gramEnd"/>
-      <w:r>
-        <w:t xml:space="preserve"/>
+        <w:t>Service count. The SAD lists eleven Layer 3 services plus the Auth Service, and the diagrams show eleven or twelve. At twelve services on the same basis (36 tasks; 26,280 vCPU-hours and 52,560 GB-hours), compute rises to ≈ USD 1,297 a month under both options. The EKS fee stays at USD 292, which is 23% of compute instead of 34%.</w:t>
       </w:r>
     </w:p>
     <w:p>
@@ -10210,22 +9706,14 @@
     </w:p>
     <w:p>
       <w:r>
-        <w:t xml:space="preserve">On the invoice, the difference is modest: USD 292 a month, or USD 3,504 a year. It is not what decides the matter. For that fee, EKS provides a Kubernetes API that Phase 1 does not need. Beyond the invoice, it brings a version lifecycle that must be run in four clusters</w:t>
-      </w:r>
-      <w:proofErr w:type="gramStart"/>
-      <w:r>
-        <w:t/>
-      </w:r>
-      <w:proofErr w:type="gramEnd"/>
-      <w:r>
-        <w:t xml:space="preserve">, about every four months, for the life of the platform.</w:t>
+        <w:t>On the invoice, the difference is modest: USD 292 a month, or USD 3,504 a year. It is not what decides the matter. For that fee, EKS provides a Kubernetes API that Phase 1 does not need. Beyond the invoice, it brings a version lifecycle that must be run in four clusters, about every four months, for the life of the platform.</w:t>
       </w:r>
     </w:p>
     <w:p>
       <w:pPr>
         <w:pStyle w:val="Heading2"/>
       </w:pPr>
-      <w:bookmarkStart w:id="13" w:name="_Toc300000014"/>
+      <w:bookmarkStart w:id="13" w:name="_Toc244213673"/>
       <w:r>
         <w:t>Comparison 2 — Operational Comparison</w:t>
       </w:r>
@@ -10612,15 +10100,7 @@
               <w:pStyle w:val="NoSpacing"/>
             </w:pPr>
             <w:r>
-              <w:t xml:space="preserve">The AWS skills eClaims already </w:t>
-            </w:r>
-            <w:proofErr w:type="gramStart"/>
-            <w:r>
-              <w:t>needs</w:t>
-            </w:r>
-            <w:proofErr w:type="gramEnd"/>
-            <w:r>
-              <w:t>: IAM, VPC, ALB, CloudWatch, Terraform</w:t>
+              <w:t>The AWS skills eClaims already needs: IAM, VPC, ALB, CloudWatch, Terraform</w:t>
             </w:r>
           </w:p>
         </w:tc>
@@ -10744,15 +10224,7 @@
               <w:pStyle w:val="NoSpacing"/>
             </w:pPr>
             <w:r>
-              <w:t xml:space="preserve">Rolling, blue-green, linear and canary are built in; CodeDeploy </w:t>
-            </w:r>
-            <w:proofErr w:type="gramStart"/>
-            <w:r>
-              <w:t>blue-green</w:t>
-            </w:r>
-            <w:proofErr w:type="gramEnd"/>
-            <w:r>
-              <w:t xml:space="preserve"> as the SAD specifies</w:t>
+              <w:t>Rolling, blue-green, linear and canary are built in; CodeDeploy blue-green as the SAD specifies</w:t>
             </w:r>
           </w:p>
         </w:tc>
@@ -10771,15 +10243,7 @@
               <w:pStyle w:val="NoSpacing"/>
             </w:pPr>
             <w:r>
-              <w:t xml:space="preserve">Rolling is built in; blue-green and </w:t>
-            </w:r>
-            <w:proofErr w:type="gramStart"/>
-            <w:r>
-              <w:t>canary</w:t>
-            </w:r>
-            <w:proofErr w:type="gramEnd"/>
-            <w:r>
-              <w:t xml:space="preserve"> need Argo Rollouts, Flagger or a service mesh</w:t>
+              <w:t>Rolling is built in; blue-green and canary need Argo Rollouts, Flagger or a service mesh</w:t>
             </w:r>
           </w:p>
         </w:tc>
@@ -10926,13 +10390,8 @@
             <w:pPr>
               <w:pStyle w:val="NoSpacing"/>
             </w:pPr>
-            <w:proofErr w:type="gramStart"/>
-            <w:r>
-              <w:t>On-premise</w:t>
-            </w:r>
-            <w:proofErr w:type="gramEnd"/>
-            <w:r>
-              <w:t xml:space="preserve"> path</w:t>
+            <w:r>
+              <w:t>On-premise path</w:t>
             </w:r>
           </w:p>
         </w:tc>
@@ -10970,31 +10429,7 @@
               <w:pStyle w:val="NoSpacing"/>
             </w:pPr>
             <w:r>
-              <w:t xml:space="preserve">EKS Anywhere (fully </w:t>
-            </w:r>
-            <w:proofErr w:type="gramStart"/>
-            <w:r>
-              <w:t>on-premise</w:t>
-            </w:r>
-            <w:proofErr w:type="gramEnd"/>
-            <w:r>
-              <w:t xml:space="preserve">, can run air-gapped); EKS Hybrid Nodes (control plane in AWS, </w:t>
-            </w:r>
-            <w:proofErr w:type="gramStart"/>
-            <w:r>
-              <w:t>on-premise</w:t>
-            </w:r>
-            <w:proofErr w:type="gramEnd"/>
-            <w:r>
-              <w:t xml:space="preserve"> nodes over VPN or Direct Connect); or any conformant distribution. This is the route the SAD's </w:t>
-            </w:r>
-            <w:proofErr w:type="gramStart"/>
-            <w:r>
-              <w:t>on-premise</w:t>
-            </w:r>
-            <w:proofErr w:type="gramEnd"/>
-            <w:r>
-              <w:t xml:space="preserve"> profile takes</w:t>
+              <w:t>EKS Anywhere (fully on-premise, can run air-gapped); EKS Hybrid Nodes (control plane in AWS, on-premise nodes over VPN or Direct Connect); or any conformant distribution. This is the route the SAD's on-premise profile takes</w:t>
             </w:r>
           </w:p>
         </w:tc>
@@ -11127,36 +10562,12 @@
     <w:p/>
     <w:p>
       <w:r>
-        <w:t xml:space="preserve">The first five rows favour ECS: ECS on Fargate leaves no version, host or add-on in the team's scope. EKS leaves a </w:t>
-      </w:r>
-      <w:proofErr w:type="gramStart"/>
-      <w:r>
-        <w:t>version lifecycle</w:t>
-      </w:r>
-      <w:proofErr w:type="gramEnd"/>
-      <w:r>
-        <w:t xml:space="preserve"> in every cluster, even when there is no node to manage.</w:t>
-      </w:r>
-    </w:p>
-    <w:p>
-      <w:r>
-        <w:t xml:space="preserve">The </w:t>
-      </w:r>
-      <w:proofErr w:type="gramStart"/>
-      <w:r>
-        <w:t>on-premise</w:t>
-      </w:r>
-      <w:proofErr w:type="gramEnd"/>
-      <w:r>
-        <w:t xml:space="preserve"> row favours EKS: ECS has no credible </w:t>
-      </w:r>
-      <w:proofErr w:type="gramStart"/>
-      <w:r>
-        <w:t>on-premise</w:t>
-      </w:r>
-      <w:proofErr w:type="gramEnd"/>
-      <w:r>
-        <w:t xml:space="preserve"> form for the eClaims services, while Kubernetes has several. Section 5 reconciles the two.</w:t>
+        <w:t>The first five rows favour ECS: ECS on Fargate leaves no version, host or add-on in the team's scope. EKS leaves a version lifecycle in every cluster, even when there is no node to manage.</w:t>
+      </w:r>
+    </w:p>
+    <w:p>
+      <w:r>
+        <w:t>The on-premise row favours EKS: ECS has no credible on-premise form for the eClaims services, while Kubernetes has several. Section 5 reconciles the two.</w:t>
       </w:r>
     </w:p>
     <w:p/>
@@ -11166,7 +10577,7 @@
       <w:pPr>
         <w:pStyle w:val="Heading1"/>
       </w:pPr>
-      <w:bookmarkStart w:id="14" w:name="_Toc300000015"/>
+      <w:bookmarkStart w:id="14" w:name="_Toc244213674"/>
       <w:r>
         <w:lastRenderedPageBreak/>
         <w:t>Recommendation</w:t>
@@ -11211,15 +10622,7 @@
         </w:numPr>
       </w:pPr>
       <w:r>
-        <w:t xml:space="preserve">released </w:t>
-      </w:r>
-      <w:proofErr w:type="gramStart"/>
-      <w:r>
-        <w:t>blue-green</w:t>
-      </w:r>
-      <w:proofErr w:type="gramEnd"/>
-      <w:r>
-        <w:t>, with automatic rollback.</w:t>
+        <w:t>released blue-green, with automatic rollback.</w:t>
       </w:r>
     </w:p>
     <w:p>
@@ -11229,23 +10632,7 @@
     </w:p>
     <w:p>
       <w:r>
-        <w:t xml:space="preserve">ECS scores 4.45 against 3.97 for EKS. Both run on the same Fargate capacity, so they are equal on every execution requirement: self-restart, autoscaling and latency. The decision rests on what each </w:t>
-      </w:r>
-      <w:proofErr w:type="gramStart"/>
-      <w:r>
-        <w:t>option asks</w:t>
-      </w:r>
-      <w:proofErr w:type="gramEnd"/>
-      <w:r>
-        <w:t xml:space="preserve"> </w:t>
-      </w:r>
-      <w:proofErr w:type="gramStart"/>
-      <w:r>
-        <w:t>YCompany to own</w:t>
-      </w:r>
-      <w:proofErr w:type="gramEnd"/>
-      <w:r>
-        <w:t>:</w:t>
+        <w:t>ECS scores 4.45 against 3.97 for EKS. Both run on the same Fargate capacity, so they are equal on every execution requirement: self-restart, autoscaling and latency. The decision rests on what each option asks YCompany to own:</w:t>
       </w:r>
     </w:p>
     <w:p>
@@ -11274,23 +10661,7 @@
     </w:p>
     <w:p>
       <w:r>
-        <w:t xml:space="preserve">The </w:t>
-      </w:r>
-      <w:proofErr w:type="gramStart"/>
-      <w:r>
-        <w:t>on-premise</w:t>
-      </w:r>
-      <w:proofErr w:type="gramEnd"/>
-      <w:r>
-        <w:t xml:space="preserve"> requirement (NFR 2) is met by the portable artefact and a defined path, not by the Phase 1 orchestrator. It should be </w:t>
-      </w:r>
-      <w:proofErr w:type="gramStart"/>
-      <w:r>
-        <w:t>presented</w:t>
-      </w:r>
-      <w:proofErr w:type="gramEnd"/>
-      <w:r>
-        <w:t xml:space="preserve"> that way.</w:t>
+        <w:t>The on-premise requirement (NFR 2) is met by the portable artefact and a defined path, not by the Phase 1 orchestrator. It should be presented that way.</w:t>
       </w:r>
     </w:p>
     <w:p>
@@ -11314,15 +10685,7 @@
         </w:numPr>
       </w:pPr>
       <w:r>
-        <w:t xml:space="preserve">ECS Anywhere is not the </w:t>
-      </w:r>
-      <w:proofErr w:type="gramStart"/>
-      <w:r>
-        <w:t>on-premise</w:t>
-      </w:r>
-      <w:proofErr w:type="gramEnd"/>
-      <w:r>
-        <w:t xml:space="preserve"> route. Its control plane stays in AWS, it cannot use Fargate, and it supports neither service load balancing nor service discovery, which the eClaims inbound HTTP services need.</w:t>
+        <w:t>ECS Anywhere is not the on-premise route. Its control plane stays in AWS, it cannot use Fargate, and it supports neither service load balancing nor service discovery, which the eClaims inbound HTTP services need.</w:t>
       </w:r>
     </w:p>
     <w:p>
@@ -11334,23 +10697,7 @@
         </w:numPr>
       </w:pPr>
       <w:r>
-        <w:t xml:space="preserve">If YCompany mandates </w:t>
-      </w:r>
-      <w:proofErr w:type="gramStart"/>
-      <w:r>
-        <w:t>on-premise</w:t>
-      </w:r>
-      <w:proofErr w:type="gramEnd"/>
-      <w:r>
-        <w:t xml:space="preserve"> hosting, eClaims moves to Kubernetes. The options are EKS Anywhere, EKS Hybrid Nodes, or another CNCF-conformant distribution such as OpenShift, as the SAD's </w:t>
-      </w:r>
-      <w:proofErr w:type="gramStart"/>
-      <w:r>
-        <w:t>on-premise</w:t>
-      </w:r>
-      <w:proofErr w:type="gramEnd"/>
-      <w:r>
-        <w:t xml:space="preserve"> profile states (Section 4, Deployment Options).</w:t>
+        <w:t>If YCompany mandates on-premise hosting, eClaims moves to Kubernetes. The options are EKS Anywhere, EKS Hybrid Nodes, or another CNCF-conformant distribution such as OpenShift, as the SAD's on-premise profile states (Section 4, Deployment Options).</w:t>
       </w:r>
     </w:p>
     <w:p>
@@ -11374,44 +10721,12 @@
         </w:numPr>
       </w:pPr>
       <w:r>
-        <w:t xml:space="preserve">This matches the Workflow Orchestration DAR, which names Camunda as its </w:t>
-      </w:r>
-      <w:proofErr w:type="gramStart"/>
-      <w:r>
-        <w:t>on-premise</w:t>
-      </w:r>
-      <w:proofErr w:type="gramEnd"/>
-      <w:r>
-        <w:t xml:space="preserve"> fallback.</w:t>
-      </w:r>
-    </w:p>
-    <w:p>
-      <w:r>
-        <w:t xml:space="preserve">Sensitivity to the portability weight. The matrix has no separate </w:t>
-      </w:r>
-      <w:proofErr w:type="gramStart"/>
-      <w:r>
-        <w:t>on-premise</w:t>
-      </w:r>
-      <w:proofErr w:type="gramEnd"/>
-      <w:r>
-        <w:t xml:space="preserve"> attribute: Portability, weighted 5, carries it. The other six </w:t>
-      </w:r>
-      <w:proofErr w:type="gramStart"/>
-      <w:r>
-        <w:t>weights total</w:t>
-      </w:r>
-      <w:proofErr w:type="gramEnd"/>
-      <w:r>
-        <w:t xml:space="preserve"> 24. Holding them constant, the totals as a function of the Portability </w:t>
-      </w:r>
-      <w:proofErr w:type="gramStart"/>
-      <w:r>
-        <w:t>weight w</w:t>
-      </w:r>
-      <w:proofErr w:type="gramEnd"/>
-      <w:r>
-        <w:t xml:space="preserve"> are:</w:t>
+        <w:t>This matches the Workflow Orchestration DAR, which names Camunda as its on-premise fallback.</w:t>
+      </w:r>
+    </w:p>
+    <w:p>
+      <w:r>
+        <w:t>Sensitivity to the portability weight. The matrix has no separate on-premise attribute: Portability, weighted 5, carries it. The other six weights total 24. Holding them constant, the totals as a function of the Portability weight w are:</w:t>
       </w:r>
     </w:p>
     <w:p>
@@ -11440,6 +10755,7 @@
     </w:p>
     <w:p>
       <w:r>
+        <w:lastRenderedPageBreak/>
         <w:t>The denominators are equal, so EKS overtakes ECS when 90 + 5w &gt; 114 + 3w, that is, when w &gt; 12:</w:t>
       </w:r>
     </w:p>
@@ -11452,16 +10768,7 @@
         </w:numPr>
       </w:pPr>
       <w:r>
-        <w:lastRenderedPageBreak/>
-        <w:t xml:space="preserve">At w = 12, the options </w:t>
-      </w:r>
-      <w:proofErr w:type="gramStart"/>
-      <w:r>
-        <w:t>tie</w:t>
-      </w:r>
-      <w:proofErr w:type="gramEnd"/>
-      <w:r>
-        <w:t xml:space="preserve"> at 150 ÷ 36 = 4.17.</w:t>
+        <w:t>At w = 12, the options tie at 150 ÷ 36 = 4.17.</w:t>
       </w:r>
     </w:p>
     <w:p>
@@ -11524,23 +10831,7 @@
     </w:p>
     <w:p>
       <w:r>
-        <w:t xml:space="preserve">A mandate is a gate, not a weight. The matrix ranks two options that both meet the Phase 1 requirements. A firm </w:t>
-      </w:r>
-      <w:proofErr w:type="gramStart"/>
-      <w:r>
-        <w:t>on-premise</w:t>
-      </w:r>
-      <w:proofErr w:type="gramEnd"/>
-      <w:r>
-        <w:t xml:space="preserve"> mandate would not raise a weight: it would rule out any option that cannot run </w:t>
-      </w:r>
-      <w:proofErr w:type="gramStart"/>
-      <w:r>
-        <w:t>on-premise</w:t>
-      </w:r>
-      <w:proofErr w:type="gramEnd"/>
-      <w:r>
-        <w:t>, and ECS on Fargate cannot. In that case the recommendation changes to Kubernetes in both estates:</w:t>
+        <w:t>A mandate is a gate, not a weight. The matrix ranks two options that both meet the Phase 1 requirements. A firm on-premise mandate would not raise a weight: it would rule out any option that cannot run on-premise, and ECS on Fargate cannot. In that case the recommendation changes to Kubernetes in both estates:</w:t>
       </w:r>
     </w:p>
     <w:p>
@@ -11564,36 +10855,12 @@
         </w:numPr>
       </w:pPr>
       <w:r>
-        <w:t xml:space="preserve">EKS Anywhere, Hybrid Nodes or another conformant distribution </w:t>
-      </w:r>
-      <w:proofErr w:type="gramStart"/>
-      <w:r>
-        <w:t>on-premise</w:t>
-      </w:r>
-      <w:proofErr w:type="gramEnd"/>
-      <w:r>
-        <w:t>.</w:t>
-      </w:r>
-    </w:p>
-    <w:p>
-      <w:r>
-        <w:t xml:space="preserve">One orchestration API and one set of manifests would then serve both estates, instead of ECS in the cloud and Kubernetes </w:t>
-      </w:r>
-      <w:proofErr w:type="gramStart"/>
-      <w:r>
-        <w:t>on-premise</w:t>
-      </w:r>
-      <w:proofErr w:type="gramEnd"/>
-      <w:r>
-        <w:t xml:space="preserve"> side by side. This is consistent with the Compute DAR, which names an </w:t>
-      </w:r>
-      <w:proofErr w:type="gramStart"/>
-      <w:r>
-        <w:t>on-premise</w:t>
-      </w:r>
-      <w:proofErr w:type="gramEnd"/>
-      <w:r>
-        <w:t xml:space="preserve"> or multi-cloud mandate as the first condition under which Kubernetes becomes its recommendation.</w:t>
+        <w:t>EKS Anywhere, Hybrid Nodes or another conformant distribution on-premise.</w:t>
+      </w:r>
+    </w:p>
+    <w:p>
+      <w:r>
+        <w:t>One orchestration API and one set of manifests would then serve both estates, instead of ECS in the cloud and Kubernetes on-premise side by side. This is consistent with the Compute DAR, which names an on-premise or multi-cloud mandate as the first condition under which Kubernetes becomes its recommendation.</w:t>
       </w:r>
     </w:p>
     <w:p>
@@ -11610,15 +10877,7 @@
         </w:numPr>
       </w:pPr>
       <w:r>
-        <w:t xml:space="preserve">YCompany mandates </w:t>
-      </w:r>
-      <w:proofErr w:type="gramStart"/>
-      <w:r>
-        <w:t>on-premise</w:t>
-      </w:r>
-      <w:proofErr w:type="gramEnd"/>
-      <w:r>
-        <w:t xml:space="preserve"> or multi-cloud hosting for eClaims.</w:t>
+        <w:t>YCompany mandates on-premise or multi-cloud hosting for eClaims.</w:t>
       </w:r>
     </w:p>
     <w:p>
@@ -11683,15 +10942,7 @@
         </w:numPr>
       </w:pPr>
       <w:r>
-        <w:t xml:space="preserve">The </w:t>
-      </w:r>
-      <w:proofErr w:type="gramStart"/>
-      <w:r>
-        <w:t>on-premise</w:t>
-      </w:r>
-      <w:proofErr w:type="gramEnd"/>
-      <w:r>
-        <w:t xml:space="preserve"> path means a migration to Kubernetes if it is ever triggered (R2).</w:t>
+        <w:t>The on-premise path means a migration to Kubernetes if it is ever triggered (R2).</w:t>
       </w:r>
     </w:p>
     <w:p>
@@ -11732,7 +10983,7 @@
       <w:pPr>
         <w:pStyle w:val="Heading1"/>
       </w:pPr>
-      <w:bookmarkStart w:id="15" w:name="_Toc300000016"/>
+      <w:bookmarkStart w:id="15" w:name="_Toc244213675"/>
       <w:r>
         <w:lastRenderedPageBreak/>
         <w:t>Assumptions</w:t>
@@ -11753,23 +11004,7 @@
         </w:numPr>
       </w:pPr>
       <w:r>
-        <w:t xml:space="preserve">AWS is the primary cloud — YCompany will adopt AWS as its cloud provider (SAD Section 10, Assumption 1). Phase 1 is delivered on AWS. The </w:t>
-      </w:r>
-      <w:proofErr w:type="gramStart"/>
-      <w:r>
-        <w:t>on-premise</w:t>
-      </w:r>
-      <w:proofErr w:type="gramEnd"/>
-      <w:r>
-        <w:t xml:space="preserve"> profile is designed now and implemented only if YCompany mandates </w:t>
-      </w:r>
-      <w:proofErr w:type="gramStart"/>
-      <w:r>
-        <w:t>on-premise</w:t>
-      </w:r>
-      <w:proofErr w:type="gramEnd"/>
-      <w:r>
-        <w:t xml:space="preserve"> hosting (Assumption 10). The recommendation depends on this assumption more than on any other.</w:t>
+        <w:t>AWS is the primary cloud — YCompany will adopt AWS as its cloud provider (SAD Section 10, Assumption 1). Phase 1 is delivered on AWS. The on-premise profile is designed now and implemented only if YCompany mandates on-premise hosting (Assumption 10). The recommendation depends on this assumption more than on any other.</w:t>
       </w:r>
     </w:p>
     <w:p>
@@ -11817,15 +11052,7 @@
         </w:numPr>
       </w:pPr>
       <w:r>
-        <w:t xml:space="preserve">Kubernetes familiarity — the delivery team can build the Kubernetes </w:t>
-      </w:r>
-      <w:proofErr w:type="gramStart"/>
-      <w:r>
-        <w:t>on-premise</w:t>
-      </w:r>
-      <w:proofErr w:type="gramEnd"/>
-      <w:r>
-        <w:t xml:space="preserve"> profile if it is required. YCompany is not assumed to run a Kubernetes platform, or a team that operates one 24×7. If it does, the Maintainability and Complexity scores move towards EKS.</w:t>
+        <w:t>Kubernetes familiarity — the delivery team can build the Kubernetes on-premise profile if it is required. YCompany is not assumed to run a Kubernetes platform, or a team that operates one 24×7. If it does, the Maintainability and Complexity scores move towards EKS.</w:t>
       </w:r>
     </w:p>
     <w:p>
@@ -11837,23 +11064,7 @@
         </w:numPr>
       </w:pPr>
       <w:r>
-        <w:t xml:space="preserve">Service count and task size — the cost basis follows the Compute DAR: eight services, each averaging three tasks of 1 vCPU and 2 GB. The SAD lists eleven Layer 3 services plus </w:t>
-      </w:r>
-      <w:proofErr w:type="gramStart"/>
-      <w:r>
-        <w:t>the Auth</w:t>
-      </w:r>
-      <w:proofErr w:type="gramEnd"/>
-      <w:r>
-        <w:t xml:space="preserve"> Service, and Section 4.2 shows the twelve-service case. The service count changes </w:t>
-      </w:r>
-      <w:proofErr w:type="gramStart"/>
-      <w:r>
-        <w:t>compute</w:t>
-      </w:r>
-      <w:proofErr w:type="gramEnd"/>
-      <w:r>
-        <w:t xml:space="preserve"> cost equally under both options, so it does not change the decision.</w:t>
+        <w:t>Service count and task size — the cost basis follows the Compute DAR: eight services, each averaging three tasks of 1 vCPU and 2 GB. The SAD lists eleven Layer 3 services plus the Auth Service, and Section 4.2 shows the twelve-service case. The service count changes compute cost equally under both options, so it does not change the decision.</w:t>
       </w:r>
     </w:p>
     <w:p>
@@ -11877,15 +11088,7 @@
         </w:numPr>
       </w:pPr>
       <w:r>
-        <w:t xml:space="preserve">Stateless tasks — claim data </w:t>
-      </w:r>
-      <w:proofErr w:type="gramStart"/>
-      <w:r>
-        <w:t>persists</w:t>
-      </w:r>
-      <w:proofErr w:type="gramEnd"/>
-      <w:r>
-        <w:t xml:space="preserve"> in RDS, ElastiCache, S3 and OpenSearch, so tasks and pods are disposable under either option.</w:t>
+        <w:t>Stateless tasks — claim data persists in RDS, ElastiCache, S3 and OpenSearch, so tasks and pods are disposable under either option.</w:t>
       </w:r>
     </w:p>
     <w:p>
@@ -11909,7 +11112,7 @@
       <w:pPr>
         <w:pStyle w:val="Heading1"/>
       </w:pPr>
-      <w:bookmarkStart w:id="16" w:name="_Toc300000017"/>
+      <w:bookmarkStart w:id="16" w:name="_Toc244213676"/>
       <w:r>
         <w:lastRenderedPageBreak/>
         <w:t>Risks</w:t>
@@ -12158,15 +11361,7 @@
               <w:pStyle w:val="NoSpacing"/>
             </w:pPr>
             <w:r>
-              <w:t xml:space="preserve">Keep every ECS-specific setting in Terraform modules and none in application code. Build standard OCI images. Use one health endpoint for ECS health checks, ALB target groups and Kubernetes probes alike. As part of the </w:t>
-            </w:r>
-            <w:proofErr w:type="gramStart"/>
-            <w:r>
-              <w:t>on-premise</w:t>
-            </w:r>
-            <w:proofErr w:type="gramEnd"/>
-            <w:r>
-              <w:t xml:space="preserve"> profile, maintain the mapping from each ECS object to its Kubernetes equivalent: task definition to pod specification, service to Deployment and Service, scaling policy to HorizontalPodAutoscaler, target group to Ingress.</w:t>
+              <w:t>Keep every ECS-specific setting in Terraform modules and none in application code. Build standard OCI images. Use one health endpoint for ECS health checks, ALB target groups and Kubernetes probes alike. As part of the on-premise profile, maintain the mapping from each ECS object to its Kubernetes equivalent: task definition to pod specification, service to Deployment and Service, scaling policy to HorizontalPodAutoscaler, target group to Ingress.</w:t>
             </w:r>
           </w:p>
         </w:tc>
@@ -12209,31 +11404,7 @@
               <w:pStyle w:val="NoSpacing"/>
             </w:pPr>
             <w:r>
-              <w:t xml:space="preserve">Late </w:t>
-            </w:r>
-            <w:proofErr w:type="gramStart"/>
-            <w:r>
-              <w:t>on-premise</w:t>
-            </w:r>
-            <w:proofErr w:type="gramEnd"/>
-            <w:r>
-              <w:t xml:space="preserve"> mandate. A regulatory or organisational decision requires eClaims to run </w:t>
-            </w:r>
-            <w:proofErr w:type="gramStart"/>
-            <w:r>
-              <w:t>on-premise</w:t>
-            </w:r>
-            <w:proofErr w:type="gramEnd"/>
-            <w:r>
-              <w:t xml:space="preserve">. ECS on Fargate cannot run there, and ECS Anywhere does not suit </w:t>
-            </w:r>
-            <w:proofErr w:type="gramStart"/>
-            <w:r>
-              <w:t>inbound HTTP</w:t>
-            </w:r>
-            <w:proofErr w:type="gramEnd"/>
-            <w:r>
-              <w:t xml:space="preserve"> services.</w:t>
+              <w:t>Late on-premise mandate. A regulatory or organisational decision requires eClaims to run on-premise. ECS on Fargate cannot run there, and ECS Anywhere does not suit inbound HTTP services.</w:t>
             </w:r>
           </w:p>
         </w:tc>
@@ -12290,15 +11461,7 @@
               <w:pStyle w:val="NoSpacing"/>
             </w:pPr>
             <w:r>
-              <w:t xml:space="preserve">Kubernetes is the path already analysed (Section 5; SAD Section 4, Deployment Options). Keep it proven at low cost: a periodic CI job deploys the same images to a local conformant cluster from a minimal Helm chart, so working manifests exist before they are needed. On a firm mandate, re-run this decision and </w:t>
-            </w:r>
-            <w:proofErr w:type="gramStart"/>
-            <w:r>
-              <w:t>standardise on</w:t>
-            </w:r>
-            <w:proofErr w:type="gramEnd"/>
-            <w:r>
-              <w:t xml:space="preserve"> Kubernetes in both estates rather than operate two orchestrators.</w:t>
+              <w:t>Kubernetes is the path already analysed (Section 5; SAD Section 4, Deployment Options). Keep it proven at low cost: a periodic CI job deploys the same images to a local conformant cluster from a minimal Helm chart, so working manifests exist before they are needed. On a firm mandate, re-run this decision and standardise on Kubernetes in both estates rather than operate two orchestrators.</w:t>
             </w:r>
           </w:p>
         </w:tc>
@@ -12399,31 +11562,7 @@
               <w:pStyle w:val="NoSpacing"/>
             </w:pPr>
             <w:r>
-              <w:t xml:space="preserve">Before go-live, size the vCPU quota from the maximum task counts in SAD Section 9.4 (20 for Claims, 10 for each other service) at the chosen task size, doubled for </w:t>
-            </w:r>
-            <w:proofErr w:type="gramStart"/>
-            <w:r>
-              <w:t>blue-green</w:t>
-            </w:r>
-            <w:proofErr w:type="gramEnd"/>
-            <w:r>
-              <w:t xml:space="preserve">. That is about 130 to 260 vCPU for twelve services. Raise the quota through Service Quotas in each account and </w:t>
-            </w:r>
-            <w:proofErr w:type="gramStart"/>
-            <w:r>
-              <w:t>Region, and</w:t>
-            </w:r>
-            <w:proofErr w:type="gramEnd"/>
-            <w:r>
-              <w:t xml:space="preserve"> alarm on quota utilisation. Confirm task sizes and scale-out timing in the load tests in SAD Section 9.5. eClaims </w:t>
-            </w:r>
-            <w:proofErr w:type="gramStart"/>
-            <w:r>
-              <w:t>needs</w:t>
-            </w:r>
-            <w:proofErr w:type="gramEnd"/>
-            <w:r>
-              <w:t xml:space="preserve"> no GPUs or privileged containers.</w:t>
+              <w:t>Before go-live, size the vCPU quota from the maximum task counts in SAD Section 9.4 (20 for Claims, 10 for each other service) at the chosen task size, doubled for blue-green. That is about 130 to 260 vCPU for twelve services. Raise the quota through Service Quotas in each account and Region, and alarm on quota utilisation. Confirm task sizes and scale-out timing in the load tests in SAD Section 9.5. eClaims needs no GPUs or privileged containers.</w:t>
             </w:r>
           </w:p>
         </w:tc>
@@ -12523,15 +11662,7 @@
               <w:pStyle w:val="NoSpacing"/>
             </w:pPr>
             <w:r>
-              <w:t>Right-size tasks from load-test data. Cover the steady floor with a Compute Savings Plan (up to 50% off). Move services to Graviton (about 20% lower rates</w:t>
-            </w:r>
-            <w:proofErr w:type="gramStart"/>
-            <w:r>
-              <w:t>), and</w:t>
-            </w:r>
-            <w:proofErr w:type="gramEnd"/>
-            <w:r>
-              <w:t xml:space="preserve"> move interruptible jobs and non-production environments to Fargate Spot (up to 70% off). Track cost per service with budgets and anomaly alerts. If sustained use reaches the crossover described in the Compute DAR (Section 4.4), move services to EC2-backed ECS capacity, including ECS Managed Instances. The services are recreated on the new capacity provider, but the orchestrator does not change.</w:t>
+              <w:t>Right-size tasks from load-test data. Cover the steady floor with a Compute Savings Plan (up to 50% off). Move services to Graviton (about 20% lower rates), and move interruptible jobs and non-production environments to Fargate Spot (up to 70% off). Track cost per service with budgets and anomaly alerts. If sustained use reaches the crossover described in the Compute DAR (Section 4.4), move services to EC2-backed ECS capacity, including ECS Managed Instances. The services are recreated on the new capacity provider, but the orchestrator does not change.</w:t>
             </w:r>
           </w:p>
         </w:tc>
@@ -12575,15 +11706,7 @@
               <w:pStyle w:val="NoSpacing"/>
             </w:pPr>
             <w:r>
-              <w:t xml:space="preserve">Kubernetes skills gap if the </w:t>
-            </w:r>
-            <w:proofErr w:type="gramStart"/>
-            <w:r>
-              <w:t>on-premise</w:t>
-            </w:r>
-            <w:proofErr w:type="gramEnd"/>
-            <w:r>
-              <w:t xml:space="preserve"> path is triggered. Phase 1 builds ECS skills, and YCompany's operations team may lack the cluster-operations skills that Kubernetes needs.</w:t>
+              <w:t>Kubernetes skills gap if the on-premise path is triggered. Phase 1 builds ECS skills, and YCompany's operations team may lack the cluster-operations skills that Kubernetes needs.</w:t>
             </w:r>
           </w:p>
         </w:tc>
@@ -12640,23 +11763,7 @@
               <w:pStyle w:val="NoSpacing"/>
             </w:pPr>
             <w:r>
-              <w:t xml:space="preserve">Keep the </w:t>
-            </w:r>
-            <w:proofErr w:type="gramStart"/>
-            <w:r>
-              <w:t>on-premise</w:t>
-            </w:r>
-            <w:proofErr w:type="gramEnd"/>
-            <w:r>
-              <w:t xml:space="preserve"> profile's manifests in the repository and in use (R2). Name Kubernetes-skilled engineers in the Nagarro delivery team for any transition. Budget Kubernetes training and vendor support in the </w:t>
-            </w:r>
-            <w:proofErr w:type="gramStart"/>
-            <w:r>
-              <w:t>on-premise</w:t>
-            </w:r>
-            <w:proofErr w:type="gramEnd"/>
-            <w:r>
-              <w:t xml:space="preserve"> implementation, which is outside the Phase 1 estimate (SAD Section 10, Assumption 10). Vendor support means the EKS Anywhere Enterprise Subscription (USD 24,000 per cluster per year) or a supported distribution.</w:t>
+              <w:t>Keep the on-premise profile's manifests in the repository and in use (R2). Name Kubernetes-skilled engineers in the Nagarro delivery team for any transition. Budget Kubernetes training and vendor support in the on-premise implementation, which is outside the Phase 1 estimate (SAD Section 10, Assumption 10). Vendor support means the EKS Anywhere Enterprise Subscription (USD 24,000 per cluster per year) or a supported distribution.</w:t>
             </w:r>
           </w:p>
         </w:tc>
@@ -12772,7 +11879,7 @@
       <w:pPr>
         <w:pStyle w:val="Heading1"/>
       </w:pPr>
-      <w:bookmarkStart w:id="17" w:name="_Toc300000018"/>
+      <w:bookmarkStart w:id="17" w:name="_Toc244213677"/>
       <w:r>
         <w:lastRenderedPageBreak/>
         <w:t>Appendix</w:t>
@@ -12783,7 +11890,7 @@
       <w:pPr>
         <w:pStyle w:val="Heading2"/>
       </w:pPr>
-      <w:bookmarkStart w:id="18" w:name="_Toc300000019"/>
+      <w:bookmarkStart w:id="18" w:name="_Toc244213678"/>
       <w:r>
         <w:t>References</w:t>
       </w:r>
@@ -13883,7 +12990,7 @@
             </wp:anchor>
           </w:drawing>
         </mc:Choice>
-        <mc:Fallback xmlns:a14="http://schemas.microsoft.com/office/drawing/2010/main" xmlns:a="http://schemas.openxmlformats.org/drawingml/2006/main" xmlns:w16cei="http://schemas.microsoft.com/office/word/2026/wordml/cei">
+        <mc:Fallback xmlns:w16cei="http://schemas.microsoft.com/office/word/2026/wordml/cei" xmlns:a="http://schemas.openxmlformats.org/drawingml/2006/main" xmlns:a14="http://schemas.microsoft.com/office/drawing/2010/main">
           <w:pict>
             <v:group w14:anchorId="7E66157F" id="Group 3" o:spid="_x0000_s1026" style="position:absolute;margin-left:0;margin-top:0;width:610.4pt;height:64.8pt;z-index:251661312;mso-width-percent:1000;mso-height-percent:900;mso-position-horizontal:center;mso-position-horizontal-relative:page;mso-position-vertical:top;mso-position-vertical-relative:page;mso-width-percent:1000;mso-height-percent:900;mso-height-relative:top-margin-area" coordorigin="8,9" coordsize="15823,1439" o:gfxdata="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">
               <v:shapetype id="_x0000_t32" coordsize="21600,21600" o:spt="32" o:oned="t" path="m,l21600,21600e" filled="f">
@@ -13968,7 +13075,7 @@
             </wp:anchor>
           </w:drawing>
         </mc:Choice>
-        <mc:Fallback xmlns:a14="http://schemas.microsoft.com/office/drawing/2010/main" xmlns:a="http://schemas.openxmlformats.org/drawingml/2006/main" xmlns:w16cei="http://schemas.microsoft.com/office/word/2026/wordml/cei">
+        <mc:Fallback xmlns:w16cei="http://schemas.microsoft.com/office/word/2026/wordml/cei" xmlns:a="http://schemas.openxmlformats.org/drawingml/2006/main" xmlns:a14="http://schemas.microsoft.com/office/drawing/2010/main">
           <w:pict>
             <v:rect w14:anchorId="0ECB8EDB" id="Rectangle 2" o:spid="_x0000_s1026" style="position:absolute;margin-left:0;margin-top:0;width:7.15pt;height:62.95pt;z-index:251660288;visibility:visible;mso-wrap-style:square;mso-width-percent:0;mso-height-percent:900;mso-wrap-distance-left:9pt;mso-wrap-distance-top:0;mso-wrap-distance-right:9pt;mso-wrap-distance-bottom:0;mso-position-horizontal:center;mso-position-horizontal-relative:right-margin-area;mso-position-vertical:top;mso-position-vertical-relative:page;mso-width-percent:0;mso-height-percent:900;mso-width-relative:page;mso-height-relative:top-margin-area;v-text-anchor:top" o:gfxdata="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" fillcolor="#4472c4 [3208]" strokecolor="#1f3763 [1608]">
               <w10:wrap anchorx="margin" anchory="page"/>
@@ -14047,7 +13154,7 @@
             </wp:anchor>
           </w:drawing>
         </mc:Choice>
-        <mc:Fallback xmlns:a14="http://schemas.microsoft.com/office/drawing/2010/main" xmlns:a="http://schemas.openxmlformats.org/drawingml/2006/main" xmlns:w16cei="http://schemas.microsoft.com/office/word/2026/wordml/cei">
+        <mc:Fallback xmlns:w16cei="http://schemas.microsoft.com/office/word/2026/wordml/cei" xmlns:a="http://schemas.openxmlformats.org/drawingml/2006/main" xmlns:a14="http://schemas.microsoft.com/office/drawing/2010/main">
           <w:pict>
             <v:rect w14:anchorId="70E789E4" id="Rectangle 1" o:spid="_x0000_s1026" style="position:absolute;margin-left:0;margin-top:0;width:7.15pt;height:62.95pt;z-index:251659264;visibility:visible;mso-wrap-style:square;mso-width-percent:0;mso-height-percent:900;mso-wrap-distance-left:9pt;mso-wrap-distance-top:0;mso-wrap-distance-right:9pt;mso-wrap-distance-bottom:0;mso-position-horizontal:center;mso-position-horizontal-relative:left-margin-area;mso-position-vertical:top;mso-position-vertical-relative:page;mso-width-percent:0;mso-height-percent:900;mso-width-relative:page;mso-height-relative:top-margin-area;v-text-anchor:top" o:gfxdata="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" fillcolor="#4472c4 [3208]" strokecolor="#1f3763 [1608]">
               <w10:wrap anchorx="margin" anchory="page"/>
